--- a/ms/BoomBust_ms_v2.2nb_edits.docx
+++ b/ms/BoomBust_ms_v2.2nb_edits.docx
@@ -560,77 +560,23 @@
           <w:sz w:val="24"/>
           <w:szCs w:val="24"/>
         </w:rPr>
-        <w:t xml:space="preserve">Abstract Word </w:t>
-      </w:r>
-      <w:proofErr w:type="gramStart"/>
-      <w:r>
-        <w:rPr>
-          <w:rFonts w:ascii="Times New Roman" w:eastAsia="Times New Roman" w:hAnsi="Times New Roman" w:cs="Times New Roman"/>
-          <w:sz w:val="24"/>
-          <w:szCs w:val="24"/>
-        </w:rPr>
-        <w:t>Count (##</w:t>
-      </w:r>
-      <w:proofErr w:type="gramEnd"/>
-      <w:r>
-        <w:rPr>
-          <w:rFonts w:ascii="Times New Roman" w:eastAsia="Times New Roman" w:hAnsi="Times New Roman" w:cs="Times New Roman"/>
-          <w:sz w:val="24"/>
-          <w:szCs w:val="24"/>
-        </w:rPr>
-        <w:t xml:space="preserve">), </w:t>
-      </w:r>
-      <w:r>
-        <w:rPr>
-          <w:rFonts w:ascii="Times New Roman" w:eastAsia="Times New Roman" w:hAnsi="Times New Roman" w:cs="Times New Roman"/>
-          <w:sz w:val="24"/>
-          <w:szCs w:val="24"/>
-        </w:rPr>
-        <w:t xml:space="preserve">Main </w:t>
-      </w:r>
-      <w:proofErr w:type="gramStart"/>
-      <w:r>
-        <w:rPr>
-          <w:rFonts w:ascii="Times New Roman" w:eastAsia="Times New Roman" w:hAnsi="Times New Roman" w:cs="Times New Roman"/>
-          <w:sz w:val="24"/>
-          <w:szCs w:val="24"/>
-        </w:rPr>
-        <w:t>Text (##</w:t>
-      </w:r>
-      <w:proofErr w:type="gramEnd"/>
-      <w:r>
-        <w:rPr>
-          <w:rFonts w:ascii="Times New Roman" w:eastAsia="Times New Roman" w:hAnsi="Times New Roman" w:cs="Times New Roman"/>
-          <w:sz w:val="24"/>
-          <w:szCs w:val="24"/>
-        </w:rPr>
-        <w:t>), Text Box</w:t>
-      </w:r>
-      <w:r>
-        <w:rPr>
-          <w:rFonts w:ascii="Times New Roman" w:eastAsia="Times New Roman" w:hAnsi="Times New Roman" w:cs="Times New Roman"/>
-          <w:sz w:val="24"/>
-          <w:szCs w:val="24"/>
-        </w:rPr>
-        <w:t xml:space="preserve"> 1 Word </w:t>
-      </w:r>
-      <w:proofErr w:type="gramStart"/>
-      <w:r>
-        <w:rPr>
-          <w:rFonts w:ascii="Times New Roman" w:eastAsia="Times New Roman" w:hAnsi="Times New Roman" w:cs="Times New Roman"/>
-          <w:sz w:val="24"/>
-          <w:szCs w:val="24"/>
-        </w:rPr>
-        <w:t>Count (##</w:t>
-      </w:r>
-      <w:proofErr w:type="gramEnd"/>
-      <w:r>
-        <w:rPr>
-          <w:rFonts w:ascii="Times New Roman" w:eastAsia="Times New Roman" w:hAnsi="Times New Roman" w:cs="Times New Roman"/>
-          <w:sz w:val="24"/>
-          <w:szCs w:val="24"/>
-        </w:rPr>
-        <w:t>)</w:t>
+        <w:t xml:space="preserve">Abstract Word Count (##), </w:t>
+      </w:r>
+      <w:r>
+        <w:rPr>
+          <w:rFonts w:ascii="Times New Roman" w:eastAsia="Times New Roman" w:hAnsi="Times New Roman" w:cs="Times New Roman"/>
+          <w:sz w:val="24"/>
+          <w:szCs w:val="24"/>
+        </w:rPr>
+        <w:t>Main Text (##), Text Box</w:t>
+      </w:r>
+      <w:r>
+        <w:rPr>
+          <w:rFonts w:ascii="Times New Roman" w:eastAsia="Times New Roman" w:hAnsi="Times New Roman" w:cs="Times New Roman"/>
+          <w:sz w:val="24"/>
+          <w:szCs w:val="24"/>
+        </w:rPr>
+        <w:t xml:space="preserve"> 1 Word Count (##)</w:t>
       </w:r>
     </w:p>
     <w:p>
@@ -642,77 +588,13 @@
           <w:szCs w:val="24"/>
         </w:rPr>
       </w:pPr>
-      <w:proofErr w:type="gramStart"/>
-      <w:r>
-        <w:rPr>
-          <w:rFonts w:ascii="Times New Roman" w:eastAsia="Times New Roman" w:hAnsi="Times New Roman" w:cs="Times New Roman"/>
-          <w:sz w:val="24"/>
-          <w:szCs w:val="24"/>
-        </w:rPr>
-        <w:t>References (##</w:t>
-      </w:r>
-      <w:proofErr w:type="gramEnd"/>
-      <w:r>
-        <w:rPr>
-          <w:rFonts w:ascii="Times New Roman" w:eastAsia="Times New Roman" w:hAnsi="Times New Roman" w:cs="Times New Roman"/>
-          <w:sz w:val="24"/>
-          <w:szCs w:val="24"/>
-        </w:rPr>
-        <w:t xml:space="preserve">), </w:t>
-      </w:r>
-      <w:proofErr w:type="gramStart"/>
-      <w:r>
-        <w:rPr>
-          <w:rFonts w:ascii="Times New Roman" w:eastAsia="Times New Roman" w:hAnsi="Times New Roman" w:cs="Times New Roman"/>
-          <w:sz w:val="24"/>
-          <w:szCs w:val="24"/>
-        </w:rPr>
-        <w:t>Figures (##</w:t>
-      </w:r>
-      <w:proofErr w:type="gramEnd"/>
-      <w:r>
-        <w:rPr>
-          <w:rFonts w:ascii="Times New Roman" w:eastAsia="Times New Roman" w:hAnsi="Times New Roman" w:cs="Times New Roman"/>
-          <w:sz w:val="24"/>
-          <w:szCs w:val="24"/>
-        </w:rPr>
-        <w:t xml:space="preserve">), </w:t>
-      </w:r>
-      <w:proofErr w:type="gramStart"/>
-      <w:r>
-        <w:rPr>
-          <w:rFonts w:ascii="Times New Roman" w:eastAsia="Times New Roman" w:hAnsi="Times New Roman" w:cs="Times New Roman"/>
-          <w:sz w:val="24"/>
-          <w:szCs w:val="24"/>
-        </w:rPr>
-        <w:t>Tables (##</w:t>
-      </w:r>
-      <w:proofErr w:type="gramEnd"/>
-      <w:r>
-        <w:rPr>
-          <w:rFonts w:ascii="Times New Roman" w:eastAsia="Times New Roman" w:hAnsi="Times New Roman" w:cs="Times New Roman"/>
-          <w:sz w:val="24"/>
-          <w:szCs w:val="24"/>
-        </w:rPr>
-        <w:t xml:space="preserve">), Text </w:t>
-      </w:r>
-      <w:proofErr w:type="gramStart"/>
-      <w:r>
-        <w:rPr>
-          <w:rFonts w:ascii="Times New Roman" w:eastAsia="Times New Roman" w:hAnsi="Times New Roman" w:cs="Times New Roman"/>
-          <w:sz w:val="24"/>
-          <w:szCs w:val="24"/>
-        </w:rPr>
-        <w:t>boxes (##</w:t>
-      </w:r>
-      <w:proofErr w:type="gramEnd"/>
-      <w:r>
-        <w:rPr>
-          <w:rFonts w:ascii="Times New Roman" w:eastAsia="Times New Roman" w:hAnsi="Times New Roman" w:cs="Times New Roman"/>
-          <w:sz w:val="24"/>
-          <w:szCs w:val="24"/>
-        </w:rPr>
-        <w:t>)</w:t>
+      <w:r>
+        <w:rPr>
+          <w:rFonts w:ascii="Times New Roman" w:eastAsia="Times New Roman" w:hAnsi="Times New Roman" w:cs="Times New Roman"/>
+          <w:sz w:val="24"/>
+          <w:szCs w:val="24"/>
+        </w:rPr>
+        <w:t>References (##), Figures (##), Tables (##), Text boxes (##)</w:t>
       </w:r>
     </w:p>
     <w:p>
@@ -758,25 +640,7 @@
           <w:sz w:val="24"/>
           <w:szCs w:val="24"/>
         </w:rPr>
-        <w:t xml:space="preserve">Upon acceptance, all data and code associated with the manuscript will be provided in </w:t>
-      </w:r>
-      <w:proofErr w:type="spellStart"/>
-      <w:r>
-        <w:rPr>
-          <w:rFonts w:ascii="Times New Roman" w:eastAsia="Times New Roman" w:hAnsi="Times New Roman" w:cs="Times New Roman"/>
-          <w:sz w:val="24"/>
-          <w:szCs w:val="24"/>
-        </w:rPr>
-        <w:t>Zenodo</w:t>
-      </w:r>
-      <w:proofErr w:type="spellEnd"/>
-      <w:r>
-        <w:rPr>
-          <w:rFonts w:ascii="Times New Roman" w:eastAsia="Times New Roman" w:hAnsi="Times New Roman" w:cs="Times New Roman"/>
-          <w:sz w:val="24"/>
-          <w:szCs w:val="24"/>
-        </w:rPr>
-        <w:t>. For review, the data and code can be found in (</w:t>
+        <w:t>Upon acceptance, all data and code associated with the manuscript will be provided in Zenodo. For review, the data and code can be found in (</w:t>
       </w:r>
       <w:r>
         <w:rPr>
@@ -1305,25 +1169,23 @@
           <w:sz w:val="24"/>
           <w:szCs w:val="24"/>
         </w:rPr>
-        <w:t xml:space="preserve"> Of the </w:t>
-      </w:r>
-      <w:proofErr w:type="gramStart"/>
+        <w:t xml:space="preserve"> Of the 452 time series we compiled, 195 met our inclusion criteria</w:t>
+      </w:r>
       <w:r>
         <w:rPr>
           <w:rFonts w:ascii="Times New Roman" w:eastAsia="Gungsuh" w:hAnsi="Times New Roman" w:cs="Times New Roman"/>
           <w:sz w:val="24"/>
           <w:szCs w:val="24"/>
         </w:rPr>
-        <w:t>452 time</w:t>
-      </w:r>
-      <w:proofErr w:type="gramEnd"/>
+        <w:t>, 165 had phases detected using regime shift analysis, 87 had some evidence of sustained declines that were ≥ 90% from the maximum abundance</w:t>
+      </w:r>
       <w:r>
         <w:rPr>
           <w:rFonts w:ascii="Times New Roman" w:eastAsia="Gungsuh" w:hAnsi="Times New Roman" w:cs="Times New Roman"/>
           <w:sz w:val="24"/>
           <w:szCs w:val="24"/>
         </w:rPr>
-        <w:t xml:space="preserve"> series we compiled, 195 met our inclusion criteria</w:t>
+        <w:t>,</w:t>
       </w:r>
       <w:r>
         <w:rPr>
@@ -1331,7 +1193,7 @@
           <w:sz w:val="24"/>
           <w:szCs w:val="24"/>
         </w:rPr>
-        <w:t>, 165 had phases detected using regime shift analysis, 87 had some evidence of sustained declines that were ≥ 90% from the maximum abundance</w:t>
+        <w:t xml:space="preserve"> and 33 met the full definition of a boom-b</w:t>
       </w:r>
       <w:r>
         <w:rPr>
@@ -1339,7 +1201,7 @@
           <w:sz w:val="24"/>
           <w:szCs w:val="24"/>
         </w:rPr>
-        <w:t>,</w:t>
+        <w:t>ust</w:t>
       </w:r>
       <w:r>
         <w:rPr>
@@ -1347,7 +1209,7 @@
           <w:sz w:val="24"/>
           <w:szCs w:val="24"/>
         </w:rPr>
-        <w:t xml:space="preserve"> and 33 met the full definition of a boom-b</w:t>
+        <w:t>.</w:t>
       </w:r>
       <w:r>
         <w:rPr>
@@ -1355,41 +1217,7 @@
           <w:sz w:val="24"/>
           <w:szCs w:val="24"/>
         </w:rPr>
-        <w:t>ust</w:t>
-      </w:r>
-      <w:r>
-        <w:rPr>
-          <w:rFonts w:ascii="Times New Roman" w:eastAsia="Gungsuh" w:hAnsi="Times New Roman" w:cs="Times New Roman"/>
-          <w:sz w:val="24"/>
-          <w:szCs w:val="24"/>
-        </w:rPr>
-        <w:t>.</w:t>
-      </w:r>
-      <w:r>
-        <w:rPr>
-          <w:rFonts w:ascii="Times New Roman" w:eastAsia="Gungsuh" w:hAnsi="Times New Roman" w:cs="Times New Roman"/>
-          <w:sz w:val="24"/>
-          <w:szCs w:val="24"/>
-        </w:rPr>
-        <w:t xml:space="preserve"> The </w:t>
-      </w:r>
-      <w:proofErr w:type="gramStart"/>
-      <w:r>
-        <w:rPr>
-          <w:rFonts w:ascii="Times New Roman" w:eastAsia="Gungsuh" w:hAnsi="Times New Roman" w:cs="Times New Roman"/>
-          <w:sz w:val="24"/>
-          <w:szCs w:val="24"/>
-        </w:rPr>
-        <w:t>87 time</w:t>
-      </w:r>
-      <w:proofErr w:type="gramEnd"/>
-      <w:r>
-        <w:rPr>
-          <w:rFonts w:ascii="Times New Roman" w:eastAsia="Gungsuh" w:hAnsi="Times New Roman" w:cs="Times New Roman"/>
-          <w:sz w:val="24"/>
-          <w:szCs w:val="24"/>
-        </w:rPr>
-        <w:t xml:space="preserve"> series with evidence of sustained declines that were ≥ 90%</w:t>
+        <w:t xml:space="preserve"> The 87 time series with evidence of sustained declines that were ≥ 90%</w:t>
       </w:r>
       <w:r>
         <w:rPr>
@@ -4171,7 +3999,6 @@
         </w:rPr>
         <w:t xml:space="preserve"> from population dynamics and invasion </w:t>
       </w:r>
-      <w:proofErr w:type="gramStart"/>
       <w:r>
         <w:rPr>
           <w:rFonts w:ascii="Times New Roman" w:eastAsia="Times New Roman" w:hAnsi="Times New Roman" w:cs="Times New Roman"/>
@@ -4186,16 +4013,7 @@
           <w:sz w:val="24"/>
           <w:szCs w:val="24"/>
         </w:rPr>
-        <w:t xml:space="preserve">  to</w:t>
-      </w:r>
-      <w:proofErr w:type="gramEnd"/>
-      <w:r>
-        <w:rPr>
-          <w:rFonts w:ascii="Times New Roman" w:eastAsia="Times New Roman" w:hAnsi="Times New Roman" w:cs="Times New Roman"/>
-          <w:sz w:val="24"/>
-          <w:szCs w:val="24"/>
-        </w:rPr>
-        <w:t xml:space="preserve"> develop</w:t>
+        <w:t xml:space="preserve">  to develop</w:t>
       </w:r>
       <w:r>
         <w:rPr>
@@ -4331,25 +4149,7 @@
           <w:sz w:val="24"/>
           <w:szCs w:val="24"/>
         </w:rPr>
-        <w:t xml:space="preserve"> that </w:t>
-      </w:r>
-      <w:proofErr w:type="gramStart"/>
-      <w:r>
-        <w:rPr>
-          <w:rFonts w:ascii="Times New Roman" w:eastAsia="Times New Roman" w:hAnsi="Times New Roman" w:cs="Times New Roman"/>
-          <w:sz w:val="24"/>
-          <w:szCs w:val="24"/>
-        </w:rPr>
-        <w:t>have</w:t>
-      </w:r>
-      <w:proofErr w:type="gramEnd"/>
-      <w:r>
-        <w:rPr>
-          <w:rFonts w:ascii="Times New Roman" w:eastAsia="Times New Roman" w:hAnsi="Times New Roman" w:cs="Times New Roman"/>
-          <w:sz w:val="24"/>
-          <w:szCs w:val="24"/>
-        </w:rPr>
-        <w:t xml:space="preserve"> previously been described as boom-busts.</w:t>
+        <w:t xml:space="preserve"> that have previously been described as boom-busts.</w:t>
       </w:r>
       <w:r>
         <w:rPr>
@@ -4583,25 +4383,7 @@
           <w:sz w:val="24"/>
           <w:szCs w:val="24"/>
         </w:rPr>
-        <w:t xml:space="preserve"> to determine the strength of evidence for that </w:t>
-      </w:r>
-      <w:proofErr w:type="gramStart"/>
-      <w:r>
-        <w:rPr>
-          <w:rFonts w:ascii="Times New Roman" w:eastAsia="Times New Roman" w:hAnsi="Times New Roman" w:cs="Times New Roman"/>
-          <w:sz w:val="24"/>
-          <w:szCs w:val="24"/>
-        </w:rPr>
-        <w:t>have</w:t>
-      </w:r>
-      <w:proofErr w:type="gramEnd"/>
-      <w:r>
-        <w:rPr>
-          <w:rFonts w:ascii="Times New Roman" w:eastAsia="Times New Roman" w:hAnsi="Times New Roman" w:cs="Times New Roman"/>
-          <w:sz w:val="24"/>
-          <w:szCs w:val="24"/>
-        </w:rPr>
-        <w:t xml:space="preserve"> been described</w:t>
+        <w:t xml:space="preserve"> to determine the strength of evidence for that have been described</w:t>
       </w:r>
       <w:commentRangeEnd w:id="7"/>
       <w:r>
@@ -4727,25 +4509,7 @@
           <w:sz w:val="24"/>
           <w:szCs w:val="24"/>
         </w:rPr>
-        <w:t xml:space="preserve"> using Web of Science with the following keywords: boom and bust; explosion and crash; population and explosion; population and outbreak; population and cycles; </w:t>
-      </w:r>
-      <w:proofErr w:type="spellStart"/>
-      <w:r>
-        <w:rPr>
-          <w:rFonts w:ascii="Times New Roman" w:eastAsia="Times New Roman" w:hAnsi="Times New Roman" w:cs="Times New Roman"/>
-          <w:sz w:val="24"/>
-          <w:szCs w:val="24"/>
-        </w:rPr>
-        <w:t>fluctuat</w:t>
-      </w:r>
-      <w:proofErr w:type="spellEnd"/>
-      <w:r>
-        <w:rPr>
-          <w:rFonts w:ascii="Times New Roman" w:eastAsia="Times New Roman" w:hAnsi="Times New Roman" w:cs="Times New Roman"/>
-          <w:sz w:val="24"/>
-          <w:szCs w:val="24"/>
-        </w:rPr>
-        <w:t xml:space="preserve">* populations.  </w:t>
+        <w:t xml:space="preserve"> using Web of Science with the following keywords: boom and bust; explosion and crash; population and explosion; population and outbreak; population and cycles; fluctuat* populations.  </w:t>
       </w:r>
       <w:r>
         <w:rPr>
@@ -5204,25 +4968,7 @@
           <w:sz w:val="24"/>
           <w:szCs w:val="24"/>
         </w:rPr>
-        <w:t xml:space="preserve">s using the </w:t>
-      </w:r>
-      <w:proofErr w:type="spellStart"/>
-      <w:r>
-        <w:rPr>
-          <w:rFonts w:ascii="Times New Roman" w:eastAsia="Times New Roman" w:hAnsi="Times New Roman" w:cs="Times New Roman"/>
-          <w:sz w:val="24"/>
-          <w:szCs w:val="24"/>
-        </w:rPr>
-        <w:t>metaDigitise</w:t>
-      </w:r>
-      <w:proofErr w:type="spellEnd"/>
-      <w:r>
-        <w:rPr>
-          <w:rFonts w:ascii="Times New Roman" w:eastAsia="Times New Roman" w:hAnsi="Times New Roman" w:cs="Times New Roman"/>
-          <w:sz w:val="24"/>
-          <w:szCs w:val="24"/>
-        </w:rPr>
-        <w:t xml:space="preserve"> package</w:t>
+        <w:t>s using the metaDigitise package</w:t>
       </w:r>
       <w:r>
         <w:rPr>
@@ -5739,18 +5485,126 @@
           <w:sz w:val="24"/>
           <w:szCs w:val="24"/>
         </w:rPr>
-        <w:t xml:space="preserve">, respectively. The remaining taxa were found in large trait databases when available (i.e., </w:t>
-      </w:r>
-      <w:proofErr w:type="spellStart"/>
-      <w:r>
-        <w:rPr>
-          <w:rFonts w:ascii="Times New Roman" w:eastAsia="Times New Roman" w:hAnsi="Times New Roman" w:cs="Times New Roman"/>
-          <w:sz w:val="24"/>
-          <w:szCs w:val="24"/>
-        </w:rPr>
-        <w:t>AnAge</w:t>
-      </w:r>
-      <w:proofErr w:type="spellEnd"/>
+        <w:t>, respectively. The remaining taxa were found in large trait databases when available (i.e., AnAge-</w:t>
+      </w:r>
+      <w:r>
+        <w:rPr>
+          <w:rFonts w:ascii="Times New Roman" w:eastAsia="Times New Roman" w:hAnsi="Times New Roman" w:cs="Times New Roman"/>
+          <w:sz w:val="24"/>
+          <w:szCs w:val="24"/>
+        </w:rPr>
+        <w:fldChar w:fldCharType="begin"/>
+      </w:r>
+      <w:r>
+        <w:rPr>
+          <w:rFonts w:ascii="Times New Roman" w:eastAsia="Times New Roman" w:hAnsi="Times New Roman" w:cs="Times New Roman"/>
+          <w:sz w:val="24"/>
+          <w:szCs w:val="24"/>
+        </w:rPr>
+        <w:instrText xml:space="preserve"> ADDIN ZOTERO_ITEM CSL_CITATION {"citationID":"F2ozVks3","properties":{"formattedCitation":"(De Magalh\\uc0\\u227{}es &amp; Costa 2009)","plainCitation":"(De Magalhães &amp; Costa 2009)","dontUpdate":true,"noteIndex":0},"citationItems":[{"id":4154,"uris":["http://zotero.org/users/9972654/items/2DZQVUXN"],"itemData":{"id":4154,"type":"article-journal","abstract":"Longevity is a major characteristic of animals that has long fascinated scientists. In this work, we present a comprehensive database of animal longevity records and related life-history traits entitled AnAge, which we compiled and manually curated from an extensive literature. AnAge started as a collection of longevity records, but has since been expanded to include quantitative data for numerous other life-history traits, including body masses at different developmental stages, reproductive data such as age at sexual maturity and measurements of reproductive output, and physiological traits related to metabolism. AnAge features over 4000 vertebrate species and is a central resource for applying the comparative method to studies of longevity and life-history evolution across the tree of life. Moreover, by providing a reference value for longevity and other life-history traits, AnAge can prove valuable to a broad range of biologists working in evolutionary biology, ecology, zoology, physiology and conservation biology. AnAge is freely available online (http://genomics.senescence.info/species/).","container-title":"Journal of Evolutionary Biology","DOI":"10.1111/j.1420-9101.2009.01783.x","ISSN":"1010-061X, 1420-9101","issue":"8","journalAbbreviation":"J of Evolutionary Biology","language":"en","page":"1770-1774","source":"DOI.org (Crossref)","title":"A database of vertebrate longevity records and their relation to other life‐history traits","volume":"22","author":[{"family":"De Magalhães","given":"J. P."},{"family":"Costa","given":"J."}],"issued":{"date-parts":[["2009",8]]}}}],"schema":"https://github.com/citation-style-language/schema/raw/master/csl-citation.json"} </w:instrText>
+      </w:r>
+      <w:r>
+        <w:rPr>
+          <w:rFonts w:ascii="Times New Roman" w:eastAsia="Times New Roman" w:hAnsi="Times New Roman" w:cs="Times New Roman"/>
+          <w:sz w:val="24"/>
+          <w:szCs w:val="24"/>
+        </w:rPr>
+        <w:fldChar w:fldCharType="separate"/>
+      </w:r>
+      <w:r>
+        <w:rPr>
+          <w:rFonts w:ascii="Times New Roman" w:hAnsi="Times New Roman" w:cs="Times New Roman"/>
+          <w:sz w:val="24"/>
+        </w:rPr>
+        <w:t>De Magalhães &amp; Costa 2009</w:t>
+      </w:r>
+      <w:r>
+        <w:rPr>
+          <w:rFonts w:ascii="Times New Roman" w:eastAsia="Times New Roman" w:hAnsi="Times New Roman" w:cs="Times New Roman"/>
+          <w:sz w:val="24"/>
+          <w:szCs w:val="24"/>
+        </w:rPr>
+        <w:fldChar w:fldCharType="end"/>
+      </w:r>
+      <w:r>
+        <w:rPr>
+          <w:rFonts w:ascii="Times New Roman" w:eastAsia="Times New Roman" w:hAnsi="Times New Roman" w:cs="Times New Roman"/>
+          <w:sz w:val="24"/>
+          <w:szCs w:val="24"/>
+        </w:rPr>
+        <w:t>, FishBase-</w:t>
+      </w:r>
+      <w:r>
+        <w:rPr>
+          <w:rFonts w:ascii="Times New Roman" w:eastAsia="Times New Roman" w:hAnsi="Times New Roman" w:cs="Times New Roman"/>
+          <w:sz w:val="24"/>
+          <w:szCs w:val="24"/>
+        </w:rPr>
+        <w:fldChar w:fldCharType="begin"/>
+      </w:r>
+      <w:r>
+        <w:rPr>
+          <w:rFonts w:ascii="Times New Roman" w:eastAsia="Times New Roman" w:hAnsi="Times New Roman" w:cs="Times New Roman"/>
+          <w:sz w:val="24"/>
+          <w:szCs w:val="24"/>
+        </w:rPr>
+        <w:instrText xml:space="preserve"> ADDIN ZOTERO_ITEM CSL_CITATION {"citationID":"kVk4fCZD","properties":{"formattedCitation":"(Froese {\\i{}et al.} 1992)","plainCitation":"(Froese et al. 1992)","dontUpdate":true,"noteIndex":0},"citationItems":[{"id":4378,"uris":["http://zotero.org/users/9972654/items/LZAMYXRE"],"itemData":{"id":4378,"type":"article-journal","container-title":"ICLARM Software","page":"48","source":"Zotero","title":"Draft User's Manual of Fish Base A Biological Database on Fish (ver. 1.0)","volume":"7","author":[{"family":"Froese","given":"R"},{"family":"Palomares","given":"M L D"},{"family":"Pauly","given":"D"}],"issued":{"date-parts":[["1992",12]]}}}],"schema":"https://github.com/citation-style-language/schema/raw/master/csl-citation.json"} </w:instrText>
+      </w:r>
+      <w:r>
+        <w:rPr>
+          <w:rFonts w:ascii="Times New Roman" w:eastAsia="Times New Roman" w:hAnsi="Times New Roman" w:cs="Times New Roman"/>
+          <w:sz w:val="24"/>
+          <w:szCs w:val="24"/>
+        </w:rPr>
+        <w:fldChar w:fldCharType="separate"/>
+      </w:r>
+      <w:r>
+        <w:rPr>
+          <w:rFonts w:ascii="Times New Roman" w:hAnsi="Times New Roman" w:cs="Times New Roman"/>
+          <w:sz w:val="24"/>
+        </w:rPr>
+        <w:t xml:space="preserve">Froese </w:t>
+      </w:r>
+      <w:r>
+        <w:rPr>
+          <w:rFonts w:ascii="Times New Roman" w:hAnsi="Times New Roman" w:cs="Times New Roman"/>
+          <w:i/>
+          <w:iCs/>
+          <w:sz w:val="24"/>
+        </w:rPr>
+        <w:t>et al.</w:t>
+      </w:r>
+      <w:r>
+        <w:rPr>
+          <w:rFonts w:ascii="Times New Roman" w:hAnsi="Times New Roman" w:cs="Times New Roman"/>
+          <w:sz w:val="24"/>
+        </w:rPr>
+        <w:t xml:space="preserve"> 1992</w:t>
+      </w:r>
+      <w:r>
+        <w:rPr>
+          <w:rFonts w:ascii="Times New Roman" w:eastAsia="Times New Roman" w:hAnsi="Times New Roman" w:cs="Times New Roman"/>
+          <w:sz w:val="24"/>
+          <w:szCs w:val="24"/>
+        </w:rPr>
+        <w:fldChar w:fldCharType="end"/>
+      </w:r>
+      <w:r>
+        <w:rPr>
+          <w:rFonts w:ascii="Times New Roman" w:eastAsia="Times New Roman" w:hAnsi="Times New Roman" w:cs="Times New Roman"/>
+          <w:sz w:val="24"/>
+          <w:szCs w:val="24"/>
+        </w:rPr>
+        <w:t>,</w:t>
+      </w:r>
+      <w:r>
+        <w:rPr>
+          <w:rFonts w:ascii="Times New Roman" w:eastAsia="Times New Roman" w:hAnsi="Times New Roman" w:cs="Times New Roman"/>
+          <w:sz w:val="24"/>
+          <w:szCs w:val="24"/>
+        </w:rPr>
+        <w:t xml:space="preserve"> TRY-trait database</w:t>
+      </w:r>
       <w:r>
         <w:rPr>
           <w:rFonts w:ascii="Times New Roman" w:eastAsia="Times New Roman" w:hAnsi="Times New Roman" w:cs="Times New Roman"/>
@@ -5773,7 +5627,7 @@
           <w:sz w:val="24"/>
           <w:szCs w:val="24"/>
         </w:rPr>
-        <w:instrText xml:space="preserve"> ADDIN ZOTERO_ITEM CSL_CITATION {"citationID":"F2ozVks3","properties":{"formattedCitation":"(De Magalh\\uc0\\u227{}es &amp; Costa 2009)","plainCitation":"(De Magalhães &amp; Costa 2009)","dontUpdate":true,"noteIndex":0},"citationItems":[{"id":4154,"uris":["http://zotero.org/users/9972654/items/2DZQVUXN"],"itemData":{"id":4154,"type":"article-journal","abstract":"Longevity is a major characteristic of animals that has long fascinated scientists. In this work, we present a comprehensive database of animal longevity records and related life-history traits entitled AnAge, which we compiled and manually curated from an extensive literature. AnAge started as a collection of longevity records, but has since been expanded to include quantitative data for numerous other life-history traits, including body masses at different developmental stages, reproductive data such as age at sexual maturity and measurements of reproductive output, and physiological traits related to metabolism. AnAge features over 4000 vertebrate species and is a central resource for applying the comparative method to studies of longevity and life-history evolution across the tree of life. Moreover, by providing a reference value for longevity and other life-history traits, AnAge can prove valuable to a broad range of biologists working in evolutionary biology, ecology, zoology, physiology and conservation biology. AnAge is freely available online (http://genomics.senescence.info/species/).","container-title":"Journal of Evolutionary Biology","DOI":"10.1111/j.1420-9101.2009.01783.x","ISSN":"1010-061X, 1420-9101","issue":"8","journalAbbreviation":"J of Evolutionary Biology","language":"en","page":"1770-1774","source":"DOI.org (Crossref)","title":"A database of vertebrate longevity records and their relation to other life‐history traits","volume":"22","author":[{"family":"De Magalhães","given":"J. P."},{"family":"Costa","given":"J."}],"issued":{"date-parts":[["2009",8]]}}}],"schema":"https://github.com/citation-style-language/schema/raw/master/csl-citation.json"} </w:instrText>
+        <w:instrText xml:space="preserve"> ADDIN ZOTERO_ITEM CSL_CITATION {"citationID":"mvCuItQE","properties":{"formattedCitation":"(Kattge {\\i{}et al.} 2020)","plainCitation":"(Kattge et al. 2020)","dontUpdate":true,"noteIndex":0},"citationItems":[{"id":4381,"uris":["http://zotero.org/users/9972654/items/R5ILBKQ2"],"itemData":{"id":4381,"type":"article-journal","abstract":"Plant traits—the morphological, anatomical, physiological, biochemical and phenological characteristics of plants—determine how plants respond to environmental factors, affect other trophic levels, and influence ecosystem properties and their benefits and detriments to people. Plant trait data thus represent the basis for a vast area of research spanning from evolutionary biology, community and functional ecology, to biodiversity conservation, ecosystem and landscape management, restoration, biogeography and earth system modelling. Since its foundation in 2007, the TRY database of plant traits has grown continuously. It now provides unprecedented data coverage under an open access data policy and is the main plant trait database used by the research community worldwide. Increasingly, the TRY database also supports new frontiers of trait-based plant research, including the identification of data gaps and the subsequent mobilization or measurement of new data. To support this development, in this article we evaluate the extent of the trait data compiled in TRY and analyse emerging patterns of data coverage and representativeness. Best species coverage is achieved for categorical traits—almost complete coverage for ‘plant growth form’. However, most traits relevant for ecology and vegetation modelling are characterized by continuous intraspecific variation and trait–environmental relationships. These traits have to be measured on individual plants in their respective environment. Despite unprecedented data coverage, we observe a humbling lack of completeness and representativeness of these continuous traits in many aspects. We, therefore, conclude that reducing data gaps and biases in the TRY database remains a key challenge and requires a coordinated approach to data mobilization and trait measurements. This can only be achieved in collaboration with other initiatives.","container-title":"Global Change Biology","DOI":"10.1111/gcb.14904","ISSN":"1354-1013, 1365-2486","issue":"1","journalAbbreviation":"Global Change Biology","language":"en","page":"119-188","source":"DOI.org (Crossref)","title":"TRY plant trait database – enhanced coverage and open access","volume":"26","author":[{"family":"Kattge","given":"Jens"},{"family":"Bönisch","given":"Gerhard"},{"family":"Díaz","given":"Sandra"},{"family":"Lavorel","given":"Sandra"},{"family":"Prentice","given":"Iain Colin"},{"family":"Leadley","given":"Paul"},{"family":"Tautenhahn","given":"Susanne"},{"family":"Werner","given":"Gijsbert D. A."},{"family":"Aakala","given":"Tuomas"},{"family":"Abedi","given":"Mehdi"},{"family":"Acosta","given":"Alicia T. R."},{"family":"Adamidis","given":"George C."},{"family":"Adamson","given":"Kairi"},{"family":"Aiba","given":"Masahiro"},{"family":"Albert","given":"Cécile H."},{"family":"Alcántara","given":"Julio M."},{"family":"Alcázar C","given":"Carolina"},{"family":"Aleixo","given":"Izabela"},{"family":"Ali","given":"Hamada"},{"family":"Amiaud","given":"Bernard"},{"family":"Ammer","given":"Christian"},{"family":"Amoroso","given":"Mariano M."},{"family":"Anand","given":"Madhur"},{"family":"Anderson","given":"Carolyn"},{"family":"Anten","given":"Niels"},{"family":"Antos","given":"Joseph"},{"family":"Apgaua","given":"Deborah Mattos Guimarães"},{"family":"Ashman","given":"Tia‐Lynn"},{"family":"Asmara","given":"Degi Harja"},{"family":"Asner","given":"Gregory P."},{"family":"Aspinwall","given":"Michael"},{"family":"Atkin","given":"Owen"},{"family":"Aubin","given":"Isabelle"},{"family":"Baastrup‐Spohr","given":"Lars"},{"family":"Bahalkeh","given":"Khadijeh"},{"family":"Bahn","given":"Michael"},{"family":"Baker","given":"Timothy"},{"family":"Baker","given":"William J."},{"family":"Bakker","given":"Jan P."},{"family":"Baldocchi","given":"Dennis"},{"family":"Baltzer","given":"Jennifer"},{"family":"Banerjee","given":"Arindam"},{"family":"Baranger","given":"Anne"},{"family":"Barlow","given":"Jos"},{"family":"Barneche","given":"Diego R."},{"family":"Baruch","given":"Zdravko"},{"family":"Bastianelli","given":"Denis"},{"family":"Battles","given":"John"},{"family":"Bauerle","given":"William"},{"family":"Bauters","given":"Marijn"},{"family":"Bazzato","given":"Erika"},{"family":"Beckmann","given":"Michael"},{"family":"Beeckman","given":"Hans"},{"family":"Beierkuhnlein","given":"Carl"},{"family":"Bekker","given":"Renee"},{"family":"Belfry","given":"Gavin"},{"family":"Belluau","given":"Michael"},{"family":"Beloiu","given":"Mirela"},{"family":"Benavides","given":"Raquel"},{"family":"Benomar","given":"Lahcen"},{"family":"Berdugo‐Lattke","given":"Mary Lee"},{"family":"Berenguer","given":"Erika"},{"family":"Bergamin","given":"Rodrigo"},{"family":"Bergmann","given":"Joana"},{"family":"Bergmann Carlucci","given":"Marcos"},{"family":"Berner","given":"Logan"},{"family":"Bernhardt‐Römermann","given":"Markus"},{"family":"Bigler","given":"Christof"},{"family":"Bjorkman","given":"Anne D."},{"family":"Blackman","given":"Chris"},{"family":"Blanco","given":"Carolina"},{"family":"Blonder","given":"Benjamin"},{"family":"Blumenthal","given":"Dana"},{"family":"Bocanegra‐González","given":"Kelly T."},{"family":"Boeckx","given":"Pascal"},{"family":"Bohlman","given":"Stephanie"},{"family":"Böhning‐Gaese","given":"Katrin"},{"family":"Boisvert‐Marsh","given":"Laura"},{"family":"Bond","given":"William"},{"family":"Bond‐Lamberty","given":"Ben"},{"family":"Boom","given":"Arnoud"},{"family":"Boonman","given":"Coline C. F."},{"family":"Bordin","given":"Kauane"},{"family":"Boughton","given":"Elizabeth H."},{"family":"Boukili","given":"Vanessa"},{"family":"Bowman","given":"David M. J. S."},{"family":"Bravo","given":"Sandra"},{"family":"Brendel","given":"Marco Richard"},{"family":"Broadley","given":"Martin R."},{"family":"Brown","given":"Kerry A."},{"family":"Bruelheide","given":"Helge"},{"family":"Brumnich","given":"Federico"},{"family":"Bruun","given":"Hans Henrik"},{"family":"Bruy","given":"David"},{"family":"Buchanan","given":"Serra W."},{"family":"Bucher","given":"Solveig Franziska"},{"family":"Buchmann","given":"Nina"},{"family":"Buitenwerf","given":"Robert"},{"family":"Bunker","given":"Daniel E."},{"family":"Bürger","given":"Jana"},{"family":"Burrascano","given":"Sabina"},{"family":"Burslem","given":"David F. R. P."},{"family":"Butterfield","given":"Bradley J."},{"family":"Byun","given":"Chaeho"},{"family":"Marques","given":"Marcia"},{"family":"Scalon","given":"Marina C."},{"family":"Caccianiga","given":"Marco"},{"family":"Cadotte","given":"Marc"},{"family":"Cailleret","given":"Maxime"},{"family":"Camac","given":"James"},{"family":"Camarero","given":"Jesús Julio"},{"family":"Campany","given":"Courtney"},{"family":"Campetella","given":"Giandiego"},{"family":"Campos","given":"Juan Antonio"},{"family":"Cano‐Arboleda","given":"Laura"},{"family":"Canullo","given":"Roberto"},{"family":"Carbognani","given":"Michele"},{"family":"Carvalho","given":"Fabio"},{"family":"Casanoves","given":"Fernando"},{"family":"Castagneyrol","given":"Bastien"},{"family":"Catford","given":"Jane A."},{"family":"Cavender‐Bares","given":"Jeannine"},{"family":"Cerabolini","given":"Bruno E. L."},{"family":"Cervellini","given":"Marco"},{"family":"Chacón‐Madrigal","given":"Eduardo"},{"family":"Chapin","given":"Kenneth"},{"family":"Chapin","given":"F. Stuart"},{"family":"Chelli","given":"Stefano"},{"family":"Chen","given":"Si‐Chong"},{"family":"Chen","given":"Anping"},{"family":"Cherubini","given":"Paolo"},{"family":"Chianucci","given":"Francesco"},{"family":"Choat","given":"Brendan"},{"family":"Chung","given":"Kyong‐Sook"},{"family":"Chytrý","given":"Milan"},{"family":"Ciccarelli","given":"Daniela"},{"family":"Coll","given":"Lluís"},{"family":"Collins","given":"Courtney G."},{"family":"Conti","given":"Luisa"},{"family":"Coomes","given":"David"},{"family":"Cornelissen","given":"Johannes H. C."},{"family":"Cornwell","given":"William K."},{"family":"Corona","given":"Piermaria"},{"family":"Coyea","given":"Marie"},{"family":"Craine","given":"Joseph"},{"family":"Craven","given":"Dylan"},{"family":"Cromsigt","given":"Joris P. G. M."},{"family":"Csecserits","given":"Anikó"},{"family":"Cufar","given":"Katarina"},{"family":"Cuntz","given":"Matthias"},{"family":"Da Silva","given":"Ana Carolina"},{"family":"Dahlin","given":"Kyla M."},{"family":"Dainese","given":"Matteo"},{"family":"Dalke","given":"Igor"},{"family":"Dalle Fratte","given":"Michele"},{"family":"Dang‐Le","given":"Anh Tuan"},{"family":"Danihelka","given":"Jirí"},{"family":"Dannoura","given":"Masako"},{"family":"Dawson","given":"Samantha"},{"family":"De Beer","given":"Arend Jacobus"},{"family":"De Frutos","given":"Angel"},{"family":"De Long","given":"Jonathan R."},{"family":"Dechant","given":"Benjamin"},{"family":"Delagrange","given":"Sylvain"},{"family":"Delpierre","given":"Nicolas"},{"family":"Derroire","given":"Géraldine"},{"family":"Dias","given":"Arildo S."},{"family":"Diaz‐Toribio","given":"Milton Hugo"},{"family":"Dimitrakopoulos","given":"Panayiotis G."},{"family":"Dobrowolski","given":"Mark"},{"family":"Doktor","given":"Daniel"},{"family":"Dřevojan","given":"Pavel"},{"family":"Dong","given":"Ning"},{"family":"Dransfield","given":"John"},{"family":"Dressler","given":"Stefan"},{"family":"Duarte","given":"Leandro"},{"family":"Ducouret","given":"Emilie"},{"family":"Dullinger","given":"Stefan"},{"family":"Durka","given":"Walter"},{"family":"Duursma","given":"Remko"},{"family":"Dymova","given":"Olga"},{"family":"E‐Vojtkó","given":"Anna"},{"family":"Eckstein","given":"Rolf Lutz"},{"family":"Ejtehadi","given":"Hamid"},{"family":"Elser","given":"James"},{"family":"Emilio","given":"Thaise"},{"family":"Engemann","given":"Kristine"},{"family":"Erfanian","given":"Mohammad Bagher"},{"family":"Erfmeier","given":"Alexandra"},{"family":"Esquivel‐Muelbert","given":"Adriane"},{"family":"Esser","given":"Gerd"},{"family":"Estiarte","given":"Marc"},{"family":"Domingues","given":"Tomas F."},{"family":"Fagan","given":"William F."},{"family":"Fagúndez","given":"Jaime"},{"family":"Falster","given":"Daniel S."},{"family":"Fan","given":"Ying"},{"family":"Fang","given":"Jingyun"},{"family":"Farris","given":"Emmanuele"},{"family":"Fazlioglu","given":"Fatih"},{"family":"Feng","given":"Yanhao"},{"family":"Fernandez‐Mendez","given":"Fernando"},{"family":"Ferrara","given":"Carlotta"},{"family":"Ferreira","given":"Joice"},{"family":"Fidelis","given":"Alessandra"},{"family":"Finegan","given":"Bryan"},{"family":"Firn","given":"Jennifer"},{"family":"Flowers","given":"Timothy J."},{"family":"Flynn","given":"Dan F. B."},{"family":"Fontana","given":"Veronika"},{"family":"Forey","given":"Estelle"},{"family":"Forgiarini","given":"Cristiane"},{"family":"François","given":"Louis"},{"family":"Frangipani","given":"Marcelo"},{"family":"Frank","given":"Dorothea"},{"family":"Frenette‐Dussault","given":"Cedric"},{"family":"Freschet","given":"Grégoire T."},{"family":"Fry","given":"Ellen L."},{"family":"Fyllas","given":"Nikolaos M."},{"family":"Mazzochini","given":"Guilherme G."},{"family":"Gachet","given":"Sophie"},{"family":"Gallagher","given":"Rachael"},{"family":"Ganade","given":"Gislene"},{"family":"Ganga","given":"Francesca"},{"family":"García‐Palacios","given":"Pablo"},{"family":"Gargaglione","given":"Verónica"},{"family":"Garnier","given":"Eric"},{"family":"Garrido","given":"Jose Luis"},{"family":"De Gasper","given":"André Luís"},{"family":"Gea‐Izquierdo","given":"Guillermo"},{"family":"Gibson","given":"David"},{"family":"Gillison","given":"Andrew N."},{"family":"Giroldo","given":"Aelton"},{"family":"Glasenhardt","given":"Mary‐Claire"},{"family":"Gleason","given":"Sean"},{"family":"Gliesch","given":"Mariana"},{"family":"Goldberg","given":"Emma"},{"family":"Göldel","given":"Bastian"},{"family":"Gonzalez‐Akre","given":"Erika"},{"family":"Gonzalez‐Andujar","given":"Jose L."},{"family":"González‐Melo","given":"Andrés"},{"family":"González‐Robles","given":"Ana"},{"family":"Graae","given":"Bente Jessen"},{"family":"Granda","given":"Elena"},{"family":"Graves","given":"Sarah"},{"family":"Green","given":"Walton A."},{"family":"Gregor","given":"Thomas"},{"family":"Gross","given":"Nicolas"},{"family":"Guerin","given":"Greg R."},{"family":"Günther","given":"Angela"},{"family":"Gutiérrez","given":"Alvaro G."},{"family":"Haddock","given":"Lillie"},{"family":"Haines","given":"Anna"},{"family":"Hall","given":"Jefferson"},{"family":"Hambuckers","given":"Alain"},{"family":"Han","given":"Wenxuan"},{"family":"Harrison","given":"Sandy P."},{"family":"Hattingh","given":"Wesley"},{"family":"Hawes","given":"Joseph E."},{"family":"He","given":"Tianhua"},{"family":"He","given":"Pengcheng"},{"family":"Heberling","given":"Jacob Mason"},{"family":"Helm","given":"Aveliina"},{"family":"Hempel","given":"Stefan"},{"family":"Hentschel","given":"Jörn"},{"family":"Hérault","given":"Bruno"},{"family":"Hereş","given":"Ana‐Maria"},{"family":"Herz","given":"Katharina"},{"family":"Heuertz","given":"Myriam"},{"family":"Hickler","given":"Thomas"},{"family":"Hietz","given":"Peter"},{"family":"Higuchi","given":"Pedro"},{"family":"Hipp","given":"Andrew L."},{"family":"Hirons","given":"Andrew"},{"family":"Hock","given":"Maria"},{"family":"Hogan","given":"James Aaron"},{"family":"Holl","given":"Karen"},{"family":"Honnay","given":"Olivier"},{"family":"Hornstein","given":"Daniel"},{"family":"Hou","given":"Enqing"},{"family":"Hough‐Snee","given":"Nate"},{"family":"Hovstad","given":"Knut Anders"},{"family":"Ichie","given":"Tomoaki"},{"family":"Igić","given":"Boris"},{"family":"Illa","given":"Estela"},{"family":"Isaac","given":"Marney"},{"family":"Ishihara","given":"Masae"},{"family":"Ivanov","given":"Leonid"},{"family":"Ivanova","given":"Larissa"},{"family":"Iversen","given":"Colleen M."},{"family":"Izquierdo","given":"Jordi"},{"family":"Jackson","given":"Robert B."},{"family":"Jackson","given":"Benjamin"},{"family":"Jactel","given":"Hervé"},{"family":"Jagodzinski","given":"Andrzej M."},{"family":"Jandt","given":"Ute"},{"family":"Jansen","given":"Steven"},{"family":"Jenkins","given":"Thomas"},{"family":"Jentsch","given":"Anke"},{"family":"Jespersen","given":"Jens Rasmus Plantener"},{"family":"Jiang","given":"Guo‐Feng"},{"family":"Johansen","given":"Jesper Liengaard"},{"family":"Johnson","given":"David"},{"family":"Jokela","given":"Eric J."},{"family":"Joly","given":"Carlos Alfredo"},{"family":"Jordan","given":"Gregory J."},{"family":"Joseph","given":"Grant Stuart"},{"family":"Junaedi","given":"Decky"},{"family":"Junker","given":"Robert R."},{"family":"Justes","given":"Eric"},{"family":"Kabzems","given":"Richard"},{"family":"Kane","given":"Jeffrey"},{"family":"Kaplan","given":"Zdenek"},{"family":"Kattenborn","given":"Teja"},{"family":"Kavelenova","given":"Lyudmila"},{"family":"Kearsley","given":"Elizabeth"},{"family":"Kempel","given":"Anne"},{"family":"Kenzo","given":"Tanaka"},{"family":"Kerkhoff","given":"Andrew"},{"family":"Khalil","given":"Mohammed I."},{"family":"Kinlock","given":"Nicole L."},{"family":"Kissling","given":"Wilm Daniel"},{"family":"Kitajima","given":"Kaoru"},{"family":"Kitzberger","given":"Thomas"},{"family":"Kjøller","given":"Rasmus"},{"family":"Klein","given":"Tamir"},{"family":"Kleyer","given":"Michael"},{"family":"Klimešová","given":"Jitka"},{"family":"Klipel","given":"Joice"},{"family":"Kloeppel","given":"Brian"},{"family":"Klotz","given":"Stefan"},{"family":"Knops","given":"Johannes M. H."},{"family":"Kohyama","given":"Takashi"},{"family":"Koike","given":"Fumito"},{"family":"Kollmann","given":"Johannes"},{"family":"Komac","given":"Benjamin"},{"family":"Komatsu","given":"Kimberly"},{"family":"König","given":"Christian"},{"family":"Kraft","given":"Nathan J. B."},{"family":"Kramer","given":"Koen"},{"family":"Kreft","given":"Holger"},{"family":"Kühn","given":"Ingolf"},{"family":"Kumarathunge","given":"Dushan"},{"family":"Kuppler","given":"Jonas"},{"family":"Kurokawa","given":"Hiroko"},{"family":"Kurosawa","given":"Yoko"},{"family":"Kuyah","given":"Shem"},{"family":"Laclau","given":"Jean‐Paul"},{"family":"Lafleur","given":"Benoit"},{"family":"Lallai","given":"Erik"},{"family":"Lamb","given":"Eric"},{"family":"Lamprecht","given":"Andrea"},{"family":"Larkin","given":"Daniel J."},{"family":"Laughlin","given":"Daniel"},{"family":"Le Bagousse‐Pinguet","given":"Yoann"},{"family":"Le Maire","given":"Guerric"},{"family":"Le Roux","given":"Peter C."},{"family":"Le Roux","given":"Elizabeth"},{"family":"Lee","given":"Tali"},{"family":"Lens","given":"Frederic"},{"family":"Lewis","given":"Simon L."},{"family":"Lhotsky","given":"Barbara"},{"family":"Li","given":"Yuanzhi"},{"family":"Li","given":"Xine"},{"family":"Lichstein","given":"Jeremy W."},{"family":"Liebergesell","given":"Mario"},{"family":"Lim","given":"Jun Ying"},{"family":"Lin","given":"Yan‐Shih"},{"family":"Linares","given":"Juan Carlos"},{"family":"Liu","given":"Chunjiang"},{"family":"Liu","given":"Daijun"},{"family":"Liu","given":"Udayangani"},{"family":"Livingstone","given":"Stuart"},{"family":"Llusià","given":"Joan"},{"family":"Lohbeck","given":"Madelon"},{"family":"López‐García","given":"Álvaro"},{"family":"Lopez‐Gonzalez","given":"Gabriela"},{"family":"Lososová","given":"Zdeňka"},{"family":"Louault","given":"Frédérique"},{"family":"Lukács","given":"Balázs A."},{"family":"Lukeš","given":"Petr"},{"family":"Luo","given":"Yunjian"},{"family":"Lussu","given":"Michele"},{"family":"Ma","given":"Siyan"},{"family":"Maciel Rabelo Pereira","given":"Camilla"},{"family":"Mack","given":"Michelle"},{"family":"Maire","given":"Vincent"},{"family":"Mäkelä","given":"Annikki"},{"family":"Mäkinen","given":"Harri"},{"family":"Malhado","given":"Ana Claudia Mendes"},{"family":"Mallik","given":"Azim"},{"family":"Manning","given":"Peter"},{"family":"Manzoni","given":"Stefano"},{"family":"Marchetti","given":"Zuleica"},{"family":"Marchino","given":"Luca"},{"family":"Marcilio‐Silva","given":"Vinicius"},{"family":"Marcon","given":"Eric"},{"family":"Marignani","given":"Michela"},{"family":"Markesteijn","given":"Lars"},{"family":"Martin","given":"Adam"},{"family":"Martínez‐Garza","given":"Cristina"},{"family":"Martínez‐Vilalta","given":"Jordi"},{"family":"Mašková","given":"Tereza"},{"family":"Mason","given":"Kelly"},{"family":"Mason","given":"Norman"},{"family":"Massad","given":"Tara Joy"},{"family":"Masse","given":"Jacynthe"},{"family":"Mayrose","given":"Itay"},{"family":"McCarthy","given":"James"},{"family":"McCormack","given":"M. Luke"},{"family":"McCulloh","given":"Katherine"},{"family":"McFadden","given":"Ian R."},{"family":"McGill","given":"Brian J."},{"family":"McPartland","given":"Mara Y."},{"family":"Medeiros","given":"Juliana S."},{"family":"Medlyn","given":"Belinda"},{"family":"Meerts","given":"Pierre"},{"family":"Mehrabi","given":"Zia"},{"family":"Meir","given":"Patrick"},{"family":"Melo","given":"Felipe P. L."},{"family":"Mencuccini","given":"Maurizio"},{"family":"Meredieu","given":"Céline"},{"family":"Messier","given":"Julie"},{"family":"Mészáros","given":"Ilona"},{"family":"Metsaranta","given":"Juha"},{"family":"Michaletz","given":"Sean T."},{"family":"Michelaki","given":"Chrysanthi"},{"family":"Migalina","given":"Svetlana"},{"family":"Milla","given":"Ruben"},{"family":"Miller","given":"Jesse E. D."},{"family":"Minden","given":"Vanessa"},{"family":"Ming","given":"Ray"},{"family":"Mokany","given":"Karel"},{"family":"Moles","given":"Angela T."},{"family":"Molnár","given":"Attila"},{"family":"Molofsky","given":"Jane"},{"family":"Molz","given":"Martin"},{"family":"Montgomery","given":"Rebecca A."},{"family":"Monty","given":"Arnaud"},{"family":"Moravcová","given":"Lenka"},{"family":"Moreno‐Martínez","given":"Alvaro"},{"family":"Moretti","given":"Marco"},{"family":"Mori","given":"Akira S."},{"family":"Mori","given":"Shigeta"},{"family":"Morris","given":"Dave"},{"family":"Morrison","given":"Jane"},{"family":"Mucina","given":"Ladislav"},{"family":"Mueller","given":"Sandra"},{"family":"Muir","given":"Christopher D."},{"family":"Müller","given":"Sandra Cristina"},{"family":"Munoz","given":"François"},{"family":"Myers‐Smith","given":"Isla H."},{"family":"Myster","given":"Randall W."},{"family":"Nagano","given":"Masahiro"},{"family":"Naidu","given":"Shawna"},{"family":"Narayanan","given":"Ayyappan"},{"family":"Natesan","given":"Balachandran"},{"family":"Negoita","given":"Luka"},{"family":"Nelson","given":"Andrew S."},{"family":"Neuschulz","given":"Eike Lena"},{"family":"Ni","given":"Jian"},{"family":"Niedrist","given":"Georg"},{"family":"Nieto","given":"Jhon"},{"family":"Niinemets","given":"Ülo"},{"family":"Nolan","given":"Rachael"},{"family":"Nottebrock","given":"Henning"},{"family":"Nouvellon","given":"Yann"},{"family":"Novakovskiy","given":"Alexander"},{"literal":"The Nutrient Network"},{"family":"Nystuen","given":"Kristin Odden"},{"family":"O'Grady","given":"Anthony"},{"family":"O'Hara","given":"Kevin"},{"family":"O'Reilly‐Nugent","given":"Andrew"},{"family":"Oakley","given":"Simon"},{"family":"Oberhuber","given":"Walter"},{"family":"Ohtsuka","given":"Toshiyuki"},{"family":"Oliveira","given":"Ricardo"},{"family":"Öllerer","given":"Kinga"},{"family":"Olson","given":"Mark E."},{"family":"Onipchenko","given":"Vladimir"},{"family":"Onoda","given":"Yusuke"},{"family":"Onstein","given":"Renske E."},{"family":"Ordonez","given":"Jenny C."},{"family":"Osada","given":"Noriyuki"},{"family":"Ostonen","given":"Ivika"},{"family":"Ottaviani","given":"Gianluigi"},{"family":"Otto","given":"Sarah"},{"family":"Overbeck","given":"Gerhard E."},{"family":"Ozinga","given":"Wim A."},{"family":"Pahl","given":"Anna T."},{"family":"Paine","given":"C. E. Timothy"},{"family":"Pakeman","given":"Robin J."},{"family":"Papageorgiou","given":"Aristotelis C."},{"family":"Parfionova","given":"Evgeniya"},{"family":"Pärtel","given":"Meelis"},{"family":"Patacca","given":"Marco"},{"family":"Paula","given":"Susana"},{"family":"Paule","given":"Juraj"},{"family":"Pauli","given":"Harald"},{"family":"Pausas","given":"Juli G."},{"family":"Peco","given":"Begoña"},{"family":"Penuelas","given":"Josep"},{"family":"Perea","given":"Antonio"},{"family":"Peri","given":"Pablo Luis"},{"family":"Petisco‐Souza","given":"Ana Carolina"},{"family":"Petraglia","given":"Alessandro"},{"family":"Petritan","given":"Any Mary"},{"family":"Phillips","given":"Oliver L."},{"family":"Pierce","given":"Simon"},{"family":"Pillar","given":"Valério D."},{"family":"Pisek","given":"Jan"},{"family":"Pomogaybin","given":"Alexandr"},{"family":"Poorter","given":"Hendrik"},{"family":"Portsmuth","given":"Angelika"},{"family":"Poschlod","given":"Peter"},{"family":"Potvin","given":"Catherine"},{"family":"Pounds","given":"Devon"},{"family":"Powell","given":"A. Shafer"},{"family":"Power","given":"Sally A."},{"family":"Prinzing","given":"Andreas"},{"family":"Puglielli","given":"Giacomo"},{"family":"Pyšek","given":"Petr"},{"family":"Raevel","given":"Valerie"},{"family":"Rammig","given":"Anja"},{"family":"Ransijn","given":"Johannes"},{"family":"Ray","given":"Courtenay A."},{"family":"Reich","given":"Peter B."},{"family":"Reichstein","given":"Markus"},{"family":"Reid","given":"Douglas E. B."},{"family":"Réjou‐Méchain","given":"Maxime"},{"family":"De Dios","given":"Victor Resco"},{"family":"Ribeiro","given":"Sabina"},{"family":"Richardson","given":"Sarah"},{"family":"Riibak","given":"Kersti"},{"family":"Rillig","given":"Matthias C."},{"family":"Riviera","given":"Fiamma"},{"family":"Robert","given":"Elisabeth M. R."},{"family":"Roberts","given":"Scott"},{"family":"Robroek","given":"Bjorn"},{"family":"Roddy","given":"Adam"},{"family":"Rodrigues","given":"Arthur Vinicius"},{"family":"Rogers","given":"Alistair"},{"family":"Rollinson","given":"Emily"},{"family":"Rolo","given":"Victor"},{"family":"Römermann","given":"Christine"},{"family":"Ronzhina","given":"Dina"},{"family":"Roscher","given":"Christiane"},{"family":"Rosell","given":"Julieta A."},{"family":"Rosenfield","given":"Milena Fermina"},{"family":"Rossi","given":"Christian"},{"family":"Roy","given":"David B."},{"family":"Royer‐Tardif","given":"Samuel"},{"family":"Rüger","given":"Nadja"},{"family":"Ruiz‐Peinado","given":"Ricardo"},{"family":"Rumpf","given":"Sabine B."},{"family":"Rusch","given":"Graciela M."},{"family":"Ryo","given":"Masahiro"},{"family":"Sack","given":"Lawren"},{"family":"Saldaña","given":"Angela"},{"family":"Salgado‐Negret","given":"Beatriz"},{"family":"Salguero‐Gomez","given":"Roberto"},{"family":"Santa‐Regina","given":"Ignacio"},{"family":"Santacruz‐García","given":"Ana Carolina"},{"family":"Santos","given":"Joaquim"},{"family":"Sardans","given":"Jordi"},{"family":"Schamp","given":"Brandon"},{"family":"Scherer‐Lorenzen","given":"Michael"},{"family":"Schleuning","given":"Matthias"},{"family":"Schmid","given":"Bernhard"},{"family":"Schmidt","given":"Marco"},{"family":"Schmitt","given":"Sylvain"},{"family":"Schneider","given":"Julio V."},{"family":"Schowanek","given":"Simon D."},{"family":"Schrader","given":"Julian"},{"family":"Schrodt","given":"Franziska"},{"family":"Schuldt","given":"Bernhard"},{"family":"Schurr","given":"Frank"},{"family":"Selaya Garvizu","given":"Galia"},{"family":"Semchenko","given":"Marina"},{"family":"Seymour","given":"Colleen"},{"family":"Sfair","given":"Julia C."},{"family":"Sharpe","given":"Joanne M."},{"family":"Sheppard","given":"Christine S."},{"family":"Sheremetiev","given":"Serge"},{"family":"Shiodera","given":"Satomi"},{"family":"Shipley","given":"Bill"},{"family":"Shovon","given":"Tanvir Ahmed"},{"family":"Siebenkäs","given":"Alrun"},{"family":"Sierra","given":"Carlos"},{"family":"Silva","given":"Vasco"},{"family":"Silva","given":"Mateus"},{"family":"Sitzia","given":"Tommaso"},{"family":"Sjöman","given":"Henrik"},{"family":"Slot","given":"Martijn"},{"family":"Smith","given":"Nicholas G."},{"family":"Sodhi","given":"Darwin"},{"family":"Soltis","given":"Pamela"},{"family":"Soltis","given":"Douglas"},{"family":"Somers","given":"Ben"},{"family":"Sonnier","given":"Grégory"},{"family":"Sørensen","given":"Mia Vedel"},{"family":"Sosinski","given":"Enio Egon"},{"family":"Soudzilovskaia","given":"Nadejda A."},{"family":"Souza","given":"Alexandre F."},{"family":"Spasojevic","given":"Marko"},{"family":"Sperandii","given":"Marta Gaia"},{"family":"Stan","given":"Amanda B."},{"family":"Stegen","given":"James"},{"family":"Steinbauer","given":"Klaus"},{"family":"Stephan","given":"Jörg G."},{"family":"Sterck","given":"Frank"},{"family":"Stojanovic","given":"Dejan B."},{"family":"Strydom","given":"Tanya"},{"family":"Suarez","given":"Maria Laura"},{"family":"Svenning","given":"Jens‐Christian"},{"family":"Svitková","given":"Ivana"},{"family":"Svitok","given":"Marek"},{"family":"Svoboda","given":"Miroslav"},{"family":"Swaine","given":"Emily"},{"family":"Swenson","given":"Nathan"},{"family":"Tabarelli","given":"Marcelo"},{"family":"Takagi","given":"Kentaro"},{"family":"Tappeiner","given":"Ulrike"},{"family":"Tarifa","given":"Rubén"},{"family":"Tauugourdeau","given":"Simon"},{"family":"Tavsanoglu","given":"Cagatay"},{"family":"Te Beest","given":"Mariska"},{"family":"Tedersoo","given":"Leho"},{"family":"Thiffault","given":"Nelson"},{"family":"Thom","given":"Dominik"},{"family":"Thomas","given":"Evert"},{"family":"Thompson","given":"Ken"},{"family":"Thornton","given":"Peter E."},{"family":"Thuiller","given":"Wilfried"},{"family":"Tichý","given":"Lubomír"},{"family":"Tissue","given":"David"},{"family":"Tjoelker","given":"Mark G."},{"family":"Tng","given":"David Yue Phin"},{"family":"Tobias","given":"Joseph"},{"family":"Török","given":"Péter"},{"family":"Tarin","given":"Tonantzin"},{"family":"Torres‐Ruiz","given":"José M."},{"family":"Tóthmérész","given":"Béla"},{"family":"Treurnicht","given":"Martina"},{"family":"Trivellone","given":"Valeria"},{"family":"Trolliet","given":"Franck"},{"family":"Trotsiuk","given":"Volodymyr"},{"family":"Tsakalos","given":"James L."},{"family":"Tsiripidis","given":"Ioannis"},{"family":"Tysklind","given":"Niklas"},{"family":"Umehara","given":"Toru"},{"family":"Usoltsev","given":"Vladimir"},{"family":"Vadeboncoeur","given":"Matthew"},{"family":"Vaezi","given":"Jamil"},{"family":"Valladares","given":"Fernando"},{"family":"Vamosi","given":"Jana"},{"family":"Van Bodegom","given":"Peter M."},{"family":"Van Breugel","given":"Michiel"},{"family":"Van Cleemput","given":"Elisa"},{"family":"Van De Weg","given":"Martine"},{"family":"Van Der Merwe","given":"Stephni"},{"family":"Van Der Plas","given":"Fons"},{"family":"Van Der Sande","given":"Masha T."},{"family":"Van Kleunen","given":"Mark"},{"family":"Van Meerbeek","given":"Koenraad"},{"family":"Vanderwel","given":"Mark"},{"family":"Vanselow","given":"Kim André"},{"family":"Vårhammar","given":"Angelica"},{"family":"Varone","given":"Laura"},{"family":"Vasquez Valderrama","given":"Maribel Yesenia"},{"family":"Vassilev","given":"Kiril"},{"family":"Vellend","given":"Mark"},{"family":"Veneklaas","given":"Erik J."},{"family":"Verbeeck","given":"Hans"},{"family":"Verheyen","given":"Kris"},{"family":"Vibrans","given":"Alexander"},{"family":"Vieira","given":"Ima"},{"family":"Villacís","given":"Jaime"},{"family":"Violle","given":"Cyrille"},{"family":"Vivek","given":"Pandi"},{"family":"Wagner","given":"Katrin"},{"family":"Waldram","given":"Matthew"},{"family":"Waldron","given":"Anthony"},{"family":"Walker","given":"Anthony P."},{"family":"Waller","given":"Martyn"},{"family":"Walther","given":"Gabriel"},{"family":"Wang","given":"Han"},{"family":"Wang","given":"Feng"},{"family":"Wang","given":"Weiqi"},{"family":"Watkins","given":"Harry"},{"family":"Watkins","given":"James"},{"family":"Weber","given":"Ulrich"},{"family":"Weedon","given":"James T."},{"family":"Wei","given":"Liping"},{"family":"Weigelt","given":"Patrick"},{"family":"Weiher","given":"Evan"},{"family":"Wells","given":"Aidan W."},{"family":"Wellstein","given":"Camilla"},{"family":"Wenk","given":"Elizabeth"},{"family":"Westoby","given":"Mark"},{"family":"Westwood","given":"Alana"},{"family":"White","given":"Philip John"},{"family":"Whitten","given":"Mark"},{"family":"Williams","given":"Mathew"},{"family":"Winkler","given":"Daniel E."},{"family":"Winter","given":"Klaus"},{"family":"Womack","given":"Chevonne"},{"family":"Wright","given":"Ian J."},{"family":"Wright","given":"S. Joseph"},{"family":"Wright","given":"Justin"},{"family":"Pinho","given":"Bruno X."},{"family":"Ximenes","given":"Fabiano"},{"family":"Yamada","given":"Toshihiro"},{"family":"Yamaji","given":"Keiko"},{"family":"Yanai","given":"Ruth"},{"family":"Yankov","given":"Nikolay"},{"family":"Yguel","given":"Benjamin"},{"family":"Zanini","given":"Kátia Janaina"},{"family":"Zanne","given":"Amy E."},{"family":"Zelený","given":"David"},{"family":"Zhao","given":"Yun‐Peng"},{"family":"Zheng","given":"Jingming"},{"family":"Zheng","given":"Ji"},{"family":"Ziemińska","given":"Kasia"},{"family":"Zirbel","given":"Chad R."},{"family":"Zizka","given":"Georg"},{"family":"Zo‐Bi","given":"Irié Casimir"},{"family":"Zotz","given":"Gerhard"},{"family":"Wirth","given":"Christian"}],"issued":{"date-parts":[["2020",1]]}}}],"schema":"https://github.com/citation-style-language/schema/raw/master/csl-citation.json"} </w:instrText>
       </w:r>
       <w:r>
         <w:rPr>
@@ -5788,160 +5642,7 @@
           <w:rFonts w:ascii="Times New Roman" w:hAnsi="Times New Roman" w:cs="Times New Roman"/>
           <w:sz w:val="24"/>
         </w:rPr>
-        <w:t>De Magalhães &amp; Costa 2009</w:t>
-      </w:r>
-      <w:r>
-        <w:rPr>
-          <w:rFonts w:ascii="Times New Roman" w:eastAsia="Times New Roman" w:hAnsi="Times New Roman" w:cs="Times New Roman"/>
-          <w:sz w:val="24"/>
-          <w:szCs w:val="24"/>
-        </w:rPr>
-        <w:fldChar w:fldCharType="end"/>
-      </w:r>
-      <w:r>
-        <w:rPr>
-          <w:rFonts w:ascii="Times New Roman" w:eastAsia="Times New Roman" w:hAnsi="Times New Roman" w:cs="Times New Roman"/>
-          <w:sz w:val="24"/>
-          <w:szCs w:val="24"/>
-        </w:rPr>
-        <w:t xml:space="preserve">, </w:t>
-      </w:r>
-      <w:proofErr w:type="spellStart"/>
-      <w:r>
-        <w:rPr>
-          <w:rFonts w:ascii="Times New Roman" w:eastAsia="Times New Roman" w:hAnsi="Times New Roman" w:cs="Times New Roman"/>
-          <w:sz w:val="24"/>
-          <w:szCs w:val="24"/>
-        </w:rPr>
-        <w:t>FishBase</w:t>
-      </w:r>
-      <w:proofErr w:type="spellEnd"/>
-      <w:r>
-        <w:rPr>
-          <w:rFonts w:ascii="Times New Roman" w:eastAsia="Times New Roman" w:hAnsi="Times New Roman" w:cs="Times New Roman"/>
-          <w:sz w:val="24"/>
-          <w:szCs w:val="24"/>
-        </w:rPr>
-        <w:t>-</w:t>
-      </w:r>
-      <w:r>
-        <w:rPr>
-          <w:rFonts w:ascii="Times New Roman" w:eastAsia="Times New Roman" w:hAnsi="Times New Roman" w:cs="Times New Roman"/>
-          <w:sz w:val="24"/>
-          <w:szCs w:val="24"/>
-        </w:rPr>
-        <w:fldChar w:fldCharType="begin"/>
-      </w:r>
-      <w:r>
-        <w:rPr>
-          <w:rFonts w:ascii="Times New Roman" w:eastAsia="Times New Roman" w:hAnsi="Times New Roman" w:cs="Times New Roman"/>
-          <w:sz w:val="24"/>
-          <w:szCs w:val="24"/>
-        </w:rPr>
-        <w:instrText xml:space="preserve"> ADDIN ZOTERO_ITEM CSL_CITATION {"citationID":"kVk4fCZD","properties":{"formattedCitation":"(Froese {\\i{}et al.} 1992)","plainCitation":"(Froese et al. 1992)","dontUpdate":true,"noteIndex":0},"citationItems":[{"id":4378,"uris":["http://zotero.org/users/9972654/items/LZAMYXRE"],"itemData":{"id":4378,"type":"article-journal","container-title":"ICLARM Software","page":"48","source":"Zotero","title":"Draft User's Manual of Fish Base A Biological Database on Fish (ver. 1.0)","volume":"7","author":[{"family":"Froese","given":"R"},{"family":"Palomares","given":"M L D"},{"family":"Pauly","given":"D"}],"issued":{"date-parts":[["1992",12]]}}}],"schema":"https://github.com/citation-style-language/schema/raw/master/csl-citation.json"} </w:instrText>
-      </w:r>
-      <w:r>
-        <w:rPr>
-          <w:rFonts w:ascii="Times New Roman" w:eastAsia="Times New Roman" w:hAnsi="Times New Roman" w:cs="Times New Roman"/>
-          <w:sz w:val="24"/>
-          <w:szCs w:val="24"/>
-        </w:rPr>
-        <w:fldChar w:fldCharType="separate"/>
-      </w:r>
-      <w:r>
-        <w:rPr>
-          <w:rFonts w:ascii="Times New Roman" w:hAnsi="Times New Roman" w:cs="Times New Roman"/>
-          <w:sz w:val="24"/>
-        </w:rPr>
-        <w:t xml:space="preserve">Froese </w:t>
-      </w:r>
-      <w:r>
-        <w:rPr>
-          <w:rFonts w:ascii="Times New Roman" w:hAnsi="Times New Roman" w:cs="Times New Roman"/>
-          <w:i/>
-          <w:iCs/>
-          <w:sz w:val="24"/>
-        </w:rPr>
-        <w:t>et al.</w:t>
-      </w:r>
-      <w:r>
-        <w:rPr>
-          <w:rFonts w:ascii="Times New Roman" w:hAnsi="Times New Roman" w:cs="Times New Roman"/>
-          <w:sz w:val="24"/>
-        </w:rPr>
-        <w:t xml:space="preserve"> 1992</w:t>
-      </w:r>
-      <w:r>
-        <w:rPr>
-          <w:rFonts w:ascii="Times New Roman" w:eastAsia="Times New Roman" w:hAnsi="Times New Roman" w:cs="Times New Roman"/>
-          <w:sz w:val="24"/>
-          <w:szCs w:val="24"/>
-        </w:rPr>
-        <w:fldChar w:fldCharType="end"/>
-      </w:r>
-      <w:r>
-        <w:rPr>
-          <w:rFonts w:ascii="Times New Roman" w:eastAsia="Times New Roman" w:hAnsi="Times New Roman" w:cs="Times New Roman"/>
-          <w:sz w:val="24"/>
-          <w:szCs w:val="24"/>
-        </w:rPr>
-        <w:t>,</w:t>
-      </w:r>
-      <w:r>
-        <w:rPr>
-          <w:rFonts w:ascii="Times New Roman" w:eastAsia="Times New Roman" w:hAnsi="Times New Roman" w:cs="Times New Roman"/>
-          <w:sz w:val="24"/>
-          <w:szCs w:val="24"/>
-        </w:rPr>
-        <w:t xml:space="preserve"> TRY-trait database</w:t>
-      </w:r>
-      <w:r>
-        <w:rPr>
-          <w:rFonts w:ascii="Times New Roman" w:eastAsia="Times New Roman" w:hAnsi="Times New Roman" w:cs="Times New Roman"/>
-          <w:sz w:val="24"/>
-          <w:szCs w:val="24"/>
-        </w:rPr>
-        <w:t>-</w:t>
-      </w:r>
-      <w:proofErr w:type="spellStart"/>
-      <w:r>
-        <w:rPr>
-          <w:rFonts w:ascii="Times New Roman" w:eastAsia="Times New Roman" w:hAnsi="Times New Roman" w:cs="Times New Roman"/>
-          <w:sz w:val="24"/>
-          <w:szCs w:val="24"/>
-        </w:rPr>
-        <w:fldChar w:fldCharType="begin"/>
-      </w:r>
-      <w:r>
-        <w:rPr>
-          <w:rFonts w:ascii="Times New Roman" w:eastAsia="Times New Roman" w:hAnsi="Times New Roman" w:cs="Times New Roman"/>
-          <w:sz w:val="24"/>
-          <w:szCs w:val="24"/>
-        </w:rPr>
-        <w:instrText xml:space="preserve"> ADDIN ZOTERO_ITEM CSL_CITATION {"citationID":"mvCuItQE","properties":{"formattedCitation":"(Kattge {\\i{}et al.} 2020)","plainCitation":"(Kattge et al. 2020)","dontUpdate":true,"noteIndex":0},"citationItems":[{"id":4381,"uris":["http://zotero.org/users/9972654/items/R5ILBKQ2"],"itemData":{"id":4381,"type":"article-journal","abstract":"Plant traits—the morphological, anatomical, physiological, biochemical and phenological characteristics of plants—determine how plants respond to environmental factors, affect other trophic levels, and influence ecosystem properties and their benefits and detriments to people. Plant trait data thus represent the basis for a vast area of research spanning from evolutionary biology, community and functional ecology, to biodiversity conservation, ecosystem and landscape management, restoration, biogeography and earth system modelling. Since its foundation in 2007, the TRY database of plant traits has grown continuously. It now provides unprecedented data coverage under an open access data policy and is the main plant trait database used by the research community worldwide. Increasingly, the TRY database also supports new frontiers of trait-based plant research, including the identification of data gaps and the subsequent mobilization or measurement of new data. To support this development, in this article we evaluate the extent of the trait data compiled in TRY and analyse emerging patterns of data coverage and representativeness. Best species coverage is achieved for categorical traits—almost complete coverage for ‘plant growth form’. However, most traits relevant for ecology and vegetation modelling are characterized by continuous intraspecific variation and trait–environmental relationships. These traits have to be measured on individual plants in their respective environment. Despite unprecedented data coverage, we observe a humbling lack of completeness and representativeness of these continuous traits in many aspects. We, therefore, conclude that reducing data gaps and biases in the TRY database remains a key challenge and requires a coordinated approach to data mobilization and trait measurements. This can only be achieved in collaboration with other initiatives.","container-title":"Global Change Biology","DOI":"10.1111/gcb.14904","ISSN":"1354-1013, 1365-2486","issue":"1","journalAbbreviation":"Global Change Biology","language":"en","page":"119-188","source":"DOI.org (Crossref)","title":"TRY plant trait database – enhanced coverage and open access","volume":"26","author":[{"family":"Kattge","given":"Jens"},{"family":"Bönisch","given":"Gerhard"},{"family":"Díaz","given":"Sandra"},{"family":"Lavorel","given":"Sandra"},{"family":"Prentice","given":"Iain Colin"},{"family":"Leadley","given":"Paul"},{"family":"Tautenhahn","given":"Susanne"},{"family":"Werner","given":"Gijsbert D. A."},{"family":"Aakala","given":"Tuomas"},{"family":"Abedi","given":"Mehdi"},{"family":"Acosta","given":"Alicia T. R."},{"family":"Adamidis","given":"George C."},{"family":"Adamson","given":"Kairi"},{"family":"Aiba","given":"Masahiro"},{"family":"Albert","given":"Cécile H."},{"family":"Alcántara","given":"Julio M."},{"family":"Alcázar C","given":"Carolina"},{"family":"Aleixo","given":"Izabela"},{"family":"Ali","given":"Hamada"},{"family":"Amiaud","given":"Bernard"},{"family":"Ammer","given":"Christian"},{"family":"Amoroso","given":"Mariano M."},{"family":"Anand","given":"Madhur"},{"family":"Anderson","given":"Carolyn"},{"family":"Anten","given":"Niels"},{"family":"Antos","given":"Joseph"},{"family":"Apgaua","given":"Deborah Mattos Guimarães"},{"family":"Ashman","given":"Tia‐Lynn"},{"family":"Asmara","given":"Degi Harja"},{"family":"Asner","given":"Gregory P."},{"family":"Aspinwall","given":"Michael"},{"family":"Atkin","given":"Owen"},{"family":"Aubin","given":"Isabelle"},{"family":"Baastrup‐Spohr","given":"Lars"},{"family":"Bahalkeh","given":"Khadijeh"},{"family":"Bahn","given":"Michael"},{"family":"Baker","given":"Timothy"},{"family":"Baker","given":"William J."},{"family":"Bakker","given":"Jan P."},{"family":"Baldocchi","given":"Dennis"},{"family":"Baltzer","given":"Jennifer"},{"family":"Banerjee","given":"Arindam"},{"family":"Baranger","given":"Anne"},{"family":"Barlow","given":"Jos"},{"family":"Barneche","given":"Diego R."},{"family":"Baruch","given":"Zdravko"},{"family":"Bastianelli","given":"Denis"},{"family":"Battles","given":"John"},{"family":"Bauerle","given":"William"},{"family":"Bauters","given":"Marijn"},{"family":"Bazzato","given":"Erika"},{"family":"Beckmann","given":"Michael"},{"family":"Beeckman","given":"Hans"},{"family":"Beierkuhnlein","given":"Carl"},{"family":"Bekker","given":"Renee"},{"family":"Belfry","given":"Gavin"},{"family":"Belluau","given":"Michael"},{"family":"Beloiu","given":"Mirela"},{"family":"Benavides","given":"Raquel"},{"family":"Benomar","given":"Lahcen"},{"family":"Berdugo‐Lattke","given":"Mary Lee"},{"family":"Berenguer","given":"Erika"},{"family":"Bergamin","given":"Rodrigo"},{"family":"Bergmann","given":"Joana"},{"family":"Bergmann Carlucci","given":"Marcos"},{"family":"Berner","given":"Logan"},{"family":"Bernhardt‐Römermann","given":"Markus"},{"family":"Bigler","given":"Christof"},{"family":"Bjorkman","given":"Anne D."},{"family":"Blackman","given":"Chris"},{"family":"Blanco","given":"Carolina"},{"family":"Blonder","given":"Benjamin"},{"family":"Blumenthal","given":"Dana"},{"family":"Bocanegra‐González","given":"Kelly T."},{"family":"Boeckx","given":"Pascal"},{"family":"Bohlman","given":"Stephanie"},{"family":"Böhning‐Gaese","given":"Katrin"},{"family":"Boisvert‐Marsh","given":"Laura"},{"family":"Bond","given":"William"},{"family":"Bond‐Lamberty","given":"Ben"},{"family":"Boom","given":"Arnoud"},{"family":"Boonman","given":"Coline C. F."},{"family":"Bordin","given":"Kauane"},{"family":"Boughton","given":"Elizabeth H."},{"family":"Boukili","given":"Vanessa"},{"family":"Bowman","given":"David M. J. S."},{"family":"Bravo","given":"Sandra"},{"family":"Brendel","given":"Marco Richard"},{"family":"Broadley","given":"Martin R."},{"family":"Brown","given":"Kerry A."},{"family":"Bruelheide","given":"Helge"},{"family":"Brumnich","given":"Federico"},{"family":"Bruun","given":"Hans Henrik"},{"family":"Bruy","given":"David"},{"family":"Buchanan","given":"Serra W."},{"family":"Bucher","given":"Solveig Franziska"},{"family":"Buchmann","given":"Nina"},{"family":"Buitenwerf","given":"Robert"},{"family":"Bunker","given":"Daniel E."},{"family":"Bürger","given":"Jana"},{"family":"Burrascano","given":"Sabina"},{"family":"Burslem","given":"David F. R. P."},{"family":"Butterfield","given":"Bradley J."},{"family":"Byun","given":"Chaeho"},{"family":"Marques","given":"Marcia"},{"family":"Scalon","given":"Marina C."},{"family":"Caccianiga","given":"Marco"},{"family":"Cadotte","given":"Marc"},{"family":"Cailleret","given":"Maxime"},{"family":"Camac","given":"James"},{"family":"Camarero","given":"Jesús Julio"},{"family":"Campany","given":"Courtney"},{"family":"Campetella","given":"Giandiego"},{"family":"Campos","given":"Juan Antonio"},{"family":"Cano‐Arboleda","given":"Laura"},{"family":"Canullo","given":"Roberto"},{"family":"Carbognani","given":"Michele"},{"family":"Carvalho","given":"Fabio"},{"family":"Casanoves","given":"Fernando"},{"family":"Castagneyrol","given":"Bastien"},{"family":"Catford","given":"Jane A."},{"family":"Cavender‐Bares","given":"Jeannine"},{"family":"Cerabolini","given":"Bruno E. L."},{"family":"Cervellini","given":"Marco"},{"family":"Chacón‐Madrigal","given":"Eduardo"},{"family":"Chapin","given":"Kenneth"},{"family":"Chapin","given":"F. Stuart"},{"family":"Chelli","given":"Stefano"},{"family":"Chen","given":"Si‐Chong"},{"family":"Chen","given":"Anping"},{"family":"Cherubini","given":"Paolo"},{"family":"Chianucci","given":"Francesco"},{"family":"Choat","given":"Brendan"},{"family":"Chung","given":"Kyong‐Sook"},{"family":"Chytrý","given":"Milan"},{"family":"Ciccarelli","given":"Daniela"},{"family":"Coll","given":"Lluís"},{"family":"Collins","given":"Courtney G."},{"family":"Conti","given":"Luisa"},{"family":"Coomes","given":"David"},{"family":"Cornelissen","given":"Johannes H. C."},{"family":"Cornwell","given":"William K."},{"family":"Corona","given":"Piermaria"},{"family":"Coyea","given":"Marie"},{"family":"Craine","given":"Joseph"},{"family":"Craven","given":"Dylan"},{"family":"Cromsigt","given":"Joris P. G. M."},{"family":"Csecserits","given":"Anikó"},{"family":"Cufar","given":"Katarina"},{"family":"Cuntz","given":"Matthias"},{"family":"Da Silva","given":"Ana Carolina"},{"family":"Dahlin","given":"Kyla M."},{"family":"Dainese","given":"Matteo"},{"family":"Dalke","given":"Igor"},{"family":"Dalle Fratte","given":"Michele"},{"family":"Dang‐Le","given":"Anh Tuan"},{"family":"Danihelka","given":"Jirí"},{"family":"Dannoura","given":"Masako"},{"family":"Dawson","given":"Samantha"},{"family":"De Beer","given":"Arend Jacobus"},{"family":"De Frutos","given":"Angel"},{"family":"De Long","given":"Jonathan R."},{"family":"Dechant","given":"Benjamin"},{"family":"Delagrange","given":"Sylvain"},{"family":"Delpierre","given":"Nicolas"},{"family":"Derroire","given":"Géraldine"},{"family":"Dias","given":"Arildo S."},{"family":"Diaz‐Toribio","given":"Milton Hugo"},{"family":"Dimitrakopoulos","given":"Panayiotis G."},{"family":"Dobrowolski","given":"Mark"},{"family":"Doktor","given":"Daniel"},{"family":"Dřevojan","given":"Pavel"},{"family":"Dong","given":"Ning"},{"family":"Dransfield","given":"John"},{"family":"Dressler","given":"Stefan"},{"family":"Duarte","given":"Leandro"},{"family":"Ducouret","given":"Emilie"},{"family":"Dullinger","given":"Stefan"},{"family":"Durka","given":"Walter"},{"family":"Duursma","given":"Remko"},{"family":"Dymova","given":"Olga"},{"family":"E‐Vojtkó","given":"Anna"},{"family":"Eckstein","given":"Rolf Lutz"},{"family":"Ejtehadi","given":"Hamid"},{"family":"Elser","given":"James"},{"family":"Emilio","given":"Thaise"},{"family":"Engemann","given":"Kristine"},{"family":"Erfanian","given":"Mohammad Bagher"},{"family":"Erfmeier","given":"Alexandra"},{"family":"Esquivel‐Muelbert","given":"Adriane"},{"family":"Esser","given":"Gerd"},{"family":"Estiarte","given":"Marc"},{"family":"Domingues","given":"Tomas F."},{"family":"Fagan","given":"William F."},{"family":"Fagúndez","given":"Jaime"},{"family":"Falster","given":"Daniel S."},{"family":"Fan","given":"Ying"},{"family":"Fang","given":"Jingyun"},{"family":"Farris","given":"Emmanuele"},{"family":"Fazlioglu","given":"Fatih"},{"family":"Feng","given":"Yanhao"},{"family":"Fernandez‐Mendez","given":"Fernando"},{"family":"Ferrara","given":"Carlotta"},{"family":"Ferreira","given":"Joice"},{"family":"Fidelis","given":"Alessandra"},{"family":"Finegan","given":"Bryan"},{"family":"Firn","given":"Jennifer"},{"family":"Flowers","given":"Timothy J."},{"family":"Flynn","given":"Dan F. B."},{"family":"Fontana","given":"Veronika"},{"family":"Forey","given":"Estelle"},{"family":"Forgiarini","given":"Cristiane"},{"family":"François","given":"Louis"},{"family":"Frangipani","given":"Marcelo"},{"family":"Frank","given":"Dorothea"},{"family":"Frenette‐Dussault","given":"Cedric"},{"family":"Freschet","given":"Grégoire T."},{"family":"Fry","given":"Ellen L."},{"family":"Fyllas","given":"Nikolaos M."},{"family":"Mazzochini","given":"Guilherme G."},{"family":"Gachet","given":"Sophie"},{"family":"Gallagher","given":"Rachael"},{"family":"Ganade","given":"Gislene"},{"family":"Ganga","given":"Francesca"},{"family":"García‐Palacios","given":"Pablo"},{"family":"Gargaglione","given":"Verónica"},{"family":"Garnier","given":"Eric"},{"family":"Garrido","given":"Jose Luis"},{"family":"De Gasper","given":"André Luís"},{"family":"Gea‐Izquierdo","given":"Guillermo"},{"family":"Gibson","given":"David"},{"family":"Gillison","given":"Andrew N."},{"family":"Giroldo","given":"Aelton"},{"family":"Glasenhardt","given":"Mary‐Claire"},{"family":"Gleason","given":"Sean"},{"family":"Gliesch","given":"Mariana"},{"family":"Goldberg","given":"Emma"},{"family":"Göldel","given":"Bastian"},{"family":"Gonzalez‐Akre","given":"Erika"},{"family":"Gonzalez‐Andujar","given":"Jose L."},{"family":"González‐Melo","given":"Andrés"},{"family":"González‐Robles","given":"Ana"},{"family":"Graae","given":"Bente Jessen"},{"family":"Granda","given":"Elena"},{"family":"Graves","given":"Sarah"},{"family":"Green","given":"Walton A."},{"family":"Gregor","given":"Thomas"},{"family":"Gross","given":"Nicolas"},{"family":"Guerin","given":"Greg R."},{"family":"Günther","given":"Angela"},{"family":"Gutiérrez","given":"Alvaro G."},{"family":"Haddock","given":"Lillie"},{"family":"Haines","given":"Anna"},{"family":"Hall","given":"Jefferson"},{"family":"Hambuckers","given":"Alain"},{"family":"Han","given":"Wenxuan"},{"family":"Harrison","given":"Sandy P."},{"family":"Hattingh","given":"Wesley"},{"family":"Hawes","given":"Joseph E."},{"family":"He","given":"Tianhua"},{"family":"He","given":"Pengcheng"},{"family":"Heberling","given":"Jacob Mason"},{"family":"Helm","given":"Aveliina"},{"family":"Hempel","given":"Stefan"},{"family":"Hentschel","given":"Jörn"},{"family":"Hérault","given":"Bruno"},{"family":"Hereş","given":"Ana‐Maria"},{"family":"Herz","given":"Katharina"},{"family":"Heuertz","given":"Myriam"},{"family":"Hickler","given":"Thomas"},{"family":"Hietz","given":"Peter"},{"family":"Higuchi","given":"Pedro"},{"family":"Hipp","given":"Andrew L."},{"family":"Hirons","given":"Andrew"},{"family":"Hock","given":"Maria"},{"family":"Hogan","given":"James Aaron"},{"family":"Holl","given":"Karen"},{"family":"Honnay","given":"Olivier"},{"family":"Hornstein","given":"Daniel"},{"family":"Hou","given":"Enqing"},{"family":"Hough‐Snee","given":"Nate"},{"family":"Hovstad","given":"Knut Anders"},{"family":"Ichie","given":"Tomoaki"},{"family":"Igić","given":"Boris"},{"family":"Illa","given":"Estela"},{"family":"Isaac","given":"Marney"},{"family":"Ishihara","given":"Masae"},{"family":"Ivanov","given":"Leonid"},{"family":"Ivanova","given":"Larissa"},{"family":"Iversen","given":"Colleen M."},{"family":"Izquierdo","given":"Jordi"},{"family":"Jackson","given":"Robert B."},{"family":"Jackson","given":"Benjamin"},{"family":"Jactel","given":"Hervé"},{"family":"Jagodzinski","given":"Andrzej M."},{"family":"Jandt","given":"Ute"},{"family":"Jansen","given":"Steven"},{"family":"Jenkins","given":"Thomas"},{"family":"Jentsch","given":"Anke"},{"family":"Jespersen","given":"Jens Rasmus Plantener"},{"family":"Jiang","given":"Guo‐Feng"},{"family":"Johansen","given":"Jesper Liengaard"},{"family":"Johnson","given":"David"},{"family":"Jokela","given":"Eric J."},{"family":"Joly","given":"Carlos Alfredo"},{"family":"Jordan","given":"Gregory J."},{"family":"Joseph","given":"Grant Stuart"},{"family":"Junaedi","given":"Decky"},{"family":"Junker","given":"Robert R."},{"family":"Justes","given":"Eric"},{"family":"Kabzems","given":"Richard"},{"family":"Kane","given":"Jeffrey"},{"family":"Kaplan","given":"Zdenek"},{"family":"Kattenborn","given":"Teja"},{"family":"Kavelenova","given":"Lyudmila"},{"family":"Kearsley","given":"Elizabeth"},{"family":"Kempel","given":"Anne"},{"family":"Kenzo","given":"Tanaka"},{"family":"Kerkhoff","given":"Andrew"},{"family":"Khalil","given":"Mohammed I."},{"family":"Kinlock","given":"Nicole L."},{"family":"Kissling","given":"Wilm Daniel"},{"family":"Kitajima","given":"Kaoru"},{"family":"Kitzberger","given":"Thomas"},{"family":"Kjøller","given":"Rasmus"},{"family":"Klein","given":"Tamir"},{"family":"Kleyer","given":"Michael"},{"family":"Klimešová","given":"Jitka"},{"family":"Klipel","given":"Joice"},{"family":"Kloeppel","given":"Brian"},{"family":"Klotz","given":"Stefan"},{"family":"Knops","given":"Johannes M. H."},{"family":"Kohyama","given":"Takashi"},{"family":"Koike","given":"Fumito"},{"family":"Kollmann","given":"Johannes"},{"family":"Komac","given":"Benjamin"},{"family":"Komatsu","given":"Kimberly"},{"family":"König","given":"Christian"},{"family":"Kraft","given":"Nathan J. B."},{"family":"Kramer","given":"Koen"},{"family":"Kreft","given":"Holger"},{"family":"Kühn","given":"Ingolf"},{"family":"Kumarathunge","given":"Dushan"},{"family":"Kuppler","given":"Jonas"},{"family":"Kurokawa","given":"Hiroko"},{"family":"Kurosawa","given":"Yoko"},{"family":"Kuyah","given":"Shem"},{"family":"Laclau","given":"Jean‐Paul"},{"family":"Lafleur","given":"Benoit"},{"family":"Lallai","given":"Erik"},{"family":"Lamb","given":"Eric"},{"family":"Lamprecht","given":"Andrea"},{"family":"Larkin","given":"Daniel J."},{"family":"Laughlin","given":"Daniel"},{"family":"Le Bagousse‐Pinguet","given":"Yoann"},{"family":"Le Maire","given":"Guerric"},{"family":"Le Roux","given":"Peter C."},{"family":"Le Roux","given":"Elizabeth"},{"family":"Lee","given":"Tali"},{"family":"Lens","given":"Frederic"},{"family":"Lewis","given":"Simon L."},{"family":"Lhotsky","given":"Barbara"},{"family":"Li","given":"Yuanzhi"},{"family":"Li","given":"Xine"},{"family":"Lichstein","given":"Jeremy W."},{"family":"Liebergesell","given":"Mario"},{"family":"Lim","given":"Jun Ying"},{"family":"Lin","given":"Yan‐Shih"},{"family":"Linares","given":"Juan Carlos"},{"family":"Liu","given":"Chunjiang"},{"family":"Liu","given":"Daijun"},{"family":"Liu","given":"Udayangani"},{"family":"Livingstone","given":"Stuart"},{"family":"Llusià","given":"Joan"},{"family":"Lohbeck","given":"Madelon"},{"family":"López‐García","given":"Álvaro"},{"family":"Lopez‐Gonzalez","given":"Gabriela"},{"family":"Lososová","given":"Zdeňka"},{"family":"Louault","given":"Frédérique"},{"family":"Lukács","given":"Balázs A."},{"family":"Lukeš","given":"Petr"},{"family":"Luo","given":"Yunjian"},{"family":"Lussu","given":"Michele"},{"family":"Ma","given":"Siyan"},{"family":"Maciel Rabelo Pereira","given":"Camilla"},{"family":"Mack","given":"Michelle"},{"family":"Maire","given":"Vincent"},{"family":"Mäkelä","given":"Annikki"},{"family":"Mäkinen","given":"Harri"},{"family":"Malhado","given":"Ana Claudia Mendes"},{"family":"Mallik","given":"Azim"},{"family":"Manning","given":"Peter"},{"family":"Manzoni","given":"Stefano"},{"family":"Marchetti","given":"Zuleica"},{"family":"Marchino","given":"Luca"},{"family":"Marcilio‐Silva","given":"Vinicius"},{"family":"Marcon","given":"Eric"},{"family":"Marignani","given":"Michela"},{"family":"Markesteijn","given":"Lars"},{"family":"Martin","given":"Adam"},{"family":"Martínez‐Garza","given":"Cristina"},{"family":"Martínez‐Vilalta","given":"Jordi"},{"family":"Mašková","given":"Tereza"},{"family":"Mason","given":"Kelly"},{"family":"Mason","given":"Norman"},{"family":"Massad","given":"Tara Joy"},{"family":"Masse","given":"Jacynthe"},{"family":"Mayrose","given":"Itay"},{"family":"McCarthy","given":"James"},{"family":"McCormack","given":"M. Luke"},{"family":"McCulloh","given":"Katherine"},{"family":"McFadden","given":"Ian R."},{"family":"McGill","given":"Brian J."},{"family":"McPartland","given":"Mara Y."},{"family":"Medeiros","given":"Juliana S."},{"family":"Medlyn","given":"Belinda"},{"family":"Meerts","given":"Pierre"},{"family":"Mehrabi","given":"Zia"},{"family":"Meir","given":"Patrick"},{"family":"Melo","given":"Felipe P. L."},{"family":"Mencuccini","given":"Maurizio"},{"family":"Meredieu","given":"Céline"},{"family":"Messier","given":"Julie"},{"family":"Mészáros","given":"Ilona"},{"family":"Metsaranta","given":"Juha"},{"family":"Michaletz","given":"Sean T."},{"family":"Michelaki","given":"Chrysanthi"},{"family":"Migalina","given":"Svetlana"},{"family":"Milla","given":"Ruben"},{"family":"Miller","given":"Jesse E. D."},{"family":"Minden","given":"Vanessa"},{"family":"Ming","given":"Ray"},{"family":"Mokany","given":"Karel"},{"family":"Moles","given":"Angela T."},{"family":"Molnár","given":"Attila"},{"family":"Molofsky","given":"Jane"},{"family":"Molz","given":"Martin"},{"family":"Montgomery","given":"Rebecca A."},{"family":"Monty","given":"Arnaud"},{"family":"Moravcová","given":"Lenka"},{"family":"Moreno‐Martínez","given":"Alvaro"},{"family":"Moretti","given":"Marco"},{"family":"Mori","given":"Akira S."},{"family":"Mori","given":"Shigeta"},{"family":"Morris","given":"Dave"},{"family":"Morrison","given":"Jane"},{"family":"Mucina","given":"Ladislav"},{"family":"Mueller","given":"Sandra"},{"family":"Muir","given":"Christopher D."},{"family":"Müller","given":"Sandra Cristina"},{"family":"Munoz","given":"François"},{"family":"Myers‐Smith","given":"Isla H."},{"family":"Myster","given":"Randall W."},{"family":"Nagano","given":"Masahiro"},{"family":"Naidu","given":"Shawna"},{"family":"Narayanan","given":"Ayyappan"},{"family":"Natesan","given":"Balachandran"},{"family":"Negoita","given":"Luka"},{"family":"Nelson","given":"Andrew S."},{"family":"Neuschulz","given":"Eike Lena"},{"family":"Ni","given":"Jian"},{"family":"Niedrist","given":"Georg"},{"family":"Nieto","given":"Jhon"},{"family":"Niinemets","given":"Ülo"},{"family":"Nolan","given":"Rachael"},{"family":"Nottebrock","given":"Henning"},{"family":"Nouvellon","given":"Yann"},{"family":"Novakovskiy","given":"Alexander"},{"literal":"The Nutrient Network"},{"family":"Nystuen","given":"Kristin Odden"},{"family":"O'Grady","given":"Anthony"},{"family":"O'Hara","given":"Kevin"},{"family":"O'Reilly‐Nugent","given":"Andrew"},{"family":"Oakley","given":"Simon"},{"family":"Oberhuber","given":"Walter"},{"family":"Ohtsuka","given":"Toshiyuki"},{"family":"Oliveira","given":"Ricardo"},{"family":"Öllerer","given":"Kinga"},{"family":"Olson","given":"Mark E."},{"family":"Onipchenko","given":"Vladimir"},{"family":"Onoda","given":"Yusuke"},{"family":"Onstein","given":"Renske E."},{"family":"Ordonez","given":"Jenny C."},{"family":"Osada","given":"Noriyuki"},{"family":"Ostonen","given":"Ivika"},{"family":"Ottaviani","given":"Gianluigi"},{"family":"Otto","given":"Sarah"},{"family":"Overbeck","given":"Gerhard E."},{"family":"Ozinga","given":"Wim A."},{"family":"Pahl","given":"Anna T."},{"family":"Paine","given":"C. E. Timothy"},{"family":"Pakeman","given":"Robin J."},{"family":"Papageorgiou","given":"Aristotelis C."},{"family":"Parfionova","given":"Evgeniya"},{"family":"Pärtel","given":"Meelis"},{"family":"Patacca","given":"Marco"},{"family":"Paula","given":"Susana"},{"family":"Paule","given":"Juraj"},{"family":"Pauli","given":"Harald"},{"family":"Pausas","given":"Juli G."},{"family":"Peco","given":"Begoña"},{"family":"Penuelas","given":"Josep"},{"family":"Perea","given":"Antonio"},{"family":"Peri","given":"Pablo Luis"},{"family":"Petisco‐Souza","given":"Ana Carolina"},{"family":"Petraglia","given":"Alessandro"},{"family":"Petritan","given":"Any Mary"},{"family":"Phillips","given":"Oliver L."},{"family":"Pierce","given":"Simon"},{"family":"Pillar","given":"Valério D."},{"family":"Pisek","given":"Jan"},{"family":"Pomogaybin","given":"Alexandr"},{"family":"Poorter","given":"Hendrik"},{"family":"Portsmuth","given":"Angelika"},{"family":"Poschlod","given":"Peter"},{"family":"Potvin","given":"Catherine"},{"family":"Pounds","given":"Devon"},{"family":"Powell","given":"A. Shafer"},{"family":"Power","given":"Sally A."},{"family":"Prinzing","given":"Andreas"},{"family":"Puglielli","given":"Giacomo"},{"family":"Pyšek","given":"Petr"},{"family":"Raevel","given":"Valerie"},{"family":"Rammig","given":"Anja"},{"family":"Ransijn","given":"Johannes"},{"family":"Ray","given":"Courtenay A."},{"family":"Reich","given":"Peter B."},{"family":"Reichstein","given":"Markus"},{"family":"Reid","given":"Douglas E. B."},{"family":"Réjou‐Méchain","given":"Maxime"},{"family":"De Dios","given":"Victor Resco"},{"family":"Ribeiro","given":"Sabina"},{"family":"Richardson","given":"Sarah"},{"family":"Riibak","given":"Kersti"},{"family":"Rillig","given":"Matthias C."},{"family":"Riviera","given":"Fiamma"},{"family":"Robert","given":"Elisabeth M. R."},{"family":"Roberts","given":"Scott"},{"family":"Robroek","given":"Bjorn"},{"family":"Roddy","given":"Adam"},{"family":"Rodrigues","given":"Arthur Vinicius"},{"family":"Rogers","given":"Alistair"},{"family":"Rollinson","given":"Emily"},{"family":"Rolo","given":"Victor"},{"family":"Römermann","given":"Christine"},{"family":"Ronzhina","given":"Dina"},{"family":"Roscher","given":"Christiane"},{"family":"Rosell","given":"Julieta A."},{"family":"Rosenfield","given":"Milena Fermina"},{"family":"Rossi","given":"Christian"},{"family":"Roy","given":"David B."},{"family":"Royer‐Tardif","given":"Samuel"},{"family":"Rüger","given":"Nadja"},{"family":"Ruiz‐Peinado","given":"Ricardo"},{"family":"Rumpf","given":"Sabine B."},{"family":"Rusch","given":"Graciela M."},{"family":"Ryo","given":"Masahiro"},{"family":"Sack","given":"Lawren"},{"family":"Saldaña","given":"Angela"},{"family":"Salgado‐Negret","given":"Beatriz"},{"family":"Salguero‐Gomez","given":"Roberto"},{"family":"Santa‐Regina","given":"Ignacio"},{"family":"Santacruz‐García","given":"Ana Carolina"},{"family":"Santos","given":"Joaquim"},{"family":"Sardans","given":"Jordi"},{"family":"Schamp","given":"Brandon"},{"family":"Scherer‐Lorenzen","given":"Michael"},{"family":"Schleuning","given":"Matthias"},{"family":"Schmid","given":"Bernhard"},{"family":"Schmidt","given":"Marco"},{"family":"Schmitt","given":"Sylvain"},{"family":"Schneider","given":"Julio V."},{"family":"Schowanek","given":"Simon D."},{"family":"Schrader","given":"Julian"},{"family":"Schrodt","given":"Franziska"},{"family":"Schuldt","given":"Bernhard"},{"family":"Schurr","given":"Frank"},{"family":"Selaya Garvizu","given":"Galia"},{"family":"Semchenko","given":"Marina"},{"family":"Seymour","given":"Colleen"},{"family":"Sfair","given":"Julia C."},{"family":"Sharpe","given":"Joanne M."},{"family":"Sheppard","given":"Christine S."},{"family":"Sheremetiev","given":"Serge"},{"family":"Shiodera","given":"Satomi"},{"family":"Shipley","given":"Bill"},{"family":"Shovon","given":"Tanvir Ahmed"},{"family":"Siebenkäs","given":"Alrun"},{"family":"Sierra","given":"Carlos"},{"family":"Silva","given":"Vasco"},{"family":"Silva","given":"Mateus"},{"family":"Sitzia","given":"Tommaso"},{"family":"Sjöman","given":"Henrik"},{"family":"Slot","given":"Martijn"},{"family":"Smith","given":"Nicholas G."},{"family":"Sodhi","given":"Darwin"},{"family":"Soltis","given":"Pamela"},{"family":"Soltis","given":"Douglas"},{"family":"Somers","given":"Ben"},{"family":"Sonnier","given":"Grégory"},{"family":"Sørensen","given":"Mia Vedel"},{"family":"Sosinski","given":"Enio Egon"},{"family":"Soudzilovskaia","given":"Nadejda A."},{"family":"Souza","given":"Alexandre F."},{"family":"Spasojevic","given":"Marko"},{"family":"Sperandii","given":"Marta Gaia"},{"family":"Stan","given":"Amanda B."},{"family":"Stegen","given":"James"},{"family":"Steinbauer","given":"Klaus"},{"family":"Stephan","given":"Jörg G."},{"family":"Sterck","given":"Frank"},{"family":"Stojanovic","given":"Dejan B."},{"family":"Strydom","given":"Tanya"},{"family":"Suarez","given":"Maria Laura"},{"family":"Svenning","given":"Jens‐Christian"},{"family":"Svitková","given":"Ivana"},{"family":"Svitok","given":"Marek"},{"family":"Svoboda","given":"Miroslav"},{"family":"Swaine","given":"Emily"},{"family":"Swenson","given":"Nathan"},{"family":"Tabarelli","given":"Marcelo"},{"family":"Takagi","given":"Kentaro"},{"family":"Tappeiner","given":"Ulrike"},{"family":"Tarifa","given":"Rubén"},{"family":"Tauugourdeau","given":"Simon"},{"family":"Tavsanoglu","given":"Cagatay"},{"family":"Te Beest","given":"Mariska"},{"family":"Tedersoo","given":"Leho"},{"family":"Thiffault","given":"Nelson"},{"family":"Thom","given":"Dominik"},{"family":"Thomas","given":"Evert"},{"family":"Thompson","given":"Ken"},{"family":"Thornton","given":"Peter E."},{"family":"Thuiller","given":"Wilfried"},{"family":"Tichý","given":"Lubomír"},{"family":"Tissue","given":"David"},{"family":"Tjoelker","given":"Mark G."},{"family":"Tng","given":"David Yue Phin"},{"family":"Tobias","given":"Joseph"},{"family":"Török","given":"Péter"},{"family":"Tarin","given":"Tonantzin"},{"family":"Torres‐Ruiz","given":"José M."},{"family":"Tóthmérész","given":"Béla"},{"family":"Treurnicht","given":"Martina"},{"family":"Trivellone","given":"Valeria"},{"family":"Trolliet","given":"Franck"},{"family":"Trotsiuk","given":"Volodymyr"},{"family":"Tsakalos","given":"James L."},{"family":"Tsiripidis","given":"Ioannis"},{"family":"Tysklind","given":"Niklas"},{"family":"Umehara","given":"Toru"},{"family":"Usoltsev","given":"Vladimir"},{"family":"Vadeboncoeur","given":"Matthew"},{"family":"Vaezi","given":"Jamil"},{"family":"Valladares","given":"Fernando"},{"family":"Vamosi","given":"Jana"},{"family":"Van Bodegom","given":"Peter M."},{"family":"Van Breugel","given":"Michiel"},{"family":"Van Cleemput","given":"Elisa"},{"family":"Van De Weg","given":"Martine"},{"family":"Van Der Merwe","given":"Stephni"},{"family":"Van Der Plas","given":"Fons"},{"family":"Van Der Sande","given":"Masha T."},{"family":"Van Kleunen","given":"Mark"},{"family":"Van Meerbeek","given":"Koenraad"},{"family":"Vanderwel","given":"Mark"},{"family":"Vanselow","given":"Kim André"},{"family":"Vårhammar","given":"Angelica"},{"family":"Varone","given":"Laura"},{"family":"Vasquez Valderrama","given":"Maribel Yesenia"},{"family":"Vassilev","given":"Kiril"},{"family":"Vellend","given":"Mark"},{"family":"Veneklaas","given":"Erik J."},{"family":"Verbeeck","given":"Hans"},{"family":"Verheyen","given":"Kris"},{"family":"Vibrans","given":"Alexander"},{"family":"Vieira","given":"Ima"},{"family":"Villacís","given":"Jaime"},{"family":"Violle","given":"Cyrille"},{"family":"Vivek","given":"Pandi"},{"family":"Wagner","given":"Katrin"},{"family":"Waldram","given":"Matthew"},{"family":"Waldron","given":"Anthony"},{"family":"Walker","given":"Anthony P."},{"family":"Waller","given":"Martyn"},{"family":"Walther","given":"Gabriel"},{"family":"Wang","given":"Han"},{"family":"Wang","given":"Feng"},{"family":"Wang","given":"Weiqi"},{"family":"Watkins","given":"Harry"},{"family":"Watkins","given":"James"},{"family":"Weber","given":"Ulrich"},{"family":"Weedon","given":"James T."},{"family":"Wei","given":"Liping"},{"family":"Weigelt","given":"Patrick"},{"family":"Weiher","given":"Evan"},{"family":"Wells","given":"Aidan W."},{"family":"Wellstein","given":"Camilla"},{"family":"Wenk","given":"Elizabeth"},{"family":"Westoby","given":"Mark"},{"family":"Westwood","given":"Alana"},{"family":"White","given":"Philip John"},{"family":"Whitten","given":"Mark"},{"family":"Williams","given":"Mathew"},{"family":"Winkler","given":"Daniel E."},{"family":"Winter","given":"Klaus"},{"family":"Womack","given":"Chevonne"},{"family":"Wright","given":"Ian J."},{"family":"Wright","given":"S. Joseph"},{"family":"Wright","given":"Justin"},{"family":"Pinho","given":"Bruno X."},{"family":"Ximenes","given":"Fabiano"},{"family":"Yamada","given":"Toshihiro"},{"family":"Yamaji","given":"Keiko"},{"family":"Yanai","given":"Ruth"},{"family":"Yankov","given":"Nikolay"},{"family":"Yguel","given":"Benjamin"},{"family":"Zanini","given":"Kátia Janaina"},{"family":"Zanne","given":"Amy E."},{"family":"Zelený","given":"David"},{"family":"Zhao","given":"Yun‐Peng"},{"family":"Zheng","given":"Jingming"},{"family":"Zheng","given":"Ji"},{"family":"Ziemińska","given":"Kasia"},{"family":"Zirbel","given":"Chad R."},{"family":"Zizka","given":"Georg"},{"family":"Zo‐Bi","given":"Irié Casimir"},{"family":"Zotz","given":"Gerhard"},{"family":"Wirth","given":"Christian"}],"issued":{"date-parts":[["2020",1]]}}}],"schema":"https://github.com/citation-style-language/schema/raw/master/csl-citation.json"} </w:instrText>
-      </w:r>
-      <w:r>
-        <w:rPr>
-          <w:rFonts w:ascii="Times New Roman" w:eastAsia="Times New Roman" w:hAnsi="Times New Roman" w:cs="Times New Roman"/>
-          <w:sz w:val="24"/>
-          <w:szCs w:val="24"/>
-        </w:rPr>
-        <w:fldChar w:fldCharType="separate"/>
-      </w:r>
-      <w:r>
-        <w:rPr>
-          <w:rFonts w:ascii="Times New Roman" w:hAnsi="Times New Roman" w:cs="Times New Roman"/>
-          <w:sz w:val="24"/>
-        </w:rPr>
-        <w:t>Kattge</w:t>
-      </w:r>
-      <w:proofErr w:type="spellEnd"/>
-      <w:r>
-        <w:rPr>
-          <w:rFonts w:ascii="Times New Roman" w:hAnsi="Times New Roman" w:cs="Times New Roman"/>
-          <w:sz w:val="24"/>
-        </w:rPr>
-        <w:t xml:space="preserve"> </w:t>
+        <w:t xml:space="preserve">Kattge </w:t>
       </w:r>
       <w:r>
         <w:rPr>
@@ -7577,25 +7278,7 @@
           <w:sz w:val="24"/>
           <w:szCs w:val="24"/>
         </w:rPr>
-        <w:t>“</w:t>
-      </w:r>
-      <w:proofErr w:type="spellStart"/>
-      <w:r>
-        <w:rPr>
-          <w:rFonts w:ascii="Times New Roman" w:eastAsia="Times New Roman" w:hAnsi="Times New Roman" w:cs="Times New Roman"/>
-          <w:sz w:val="24"/>
-          <w:szCs w:val="24"/>
-        </w:rPr>
-        <w:t>strucchange</w:t>
-      </w:r>
-      <w:proofErr w:type="spellEnd"/>
-      <w:r>
-        <w:rPr>
-          <w:rFonts w:ascii="Times New Roman" w:eastAsia="Times New Roman" w:hAnsi="Times New Roman" w:cs="Times New Roman"/>
-          <w:sz w:val="24"/>
-          <w:szCs w:val="24"/>
-        </w:rPr>
-        <w:t>” package in R</w:t>
+        <w:t>“strucchange” package in R</w:t>
       </w:r>
       <w:ins w:id="64" w:author="Nathan Dorn" w:date="2025-09-25T17:17:00Z" w16du:dateUtc="2025-09-25T21:17:00Z">
         <w:r>
@@ -7833,7 +7516,6 @@
         </w:rPr>
         <w:t>signal crayfish (</w:t>
       </w:r>
-      <w:proofErr w:type="spellStart"/>
       <w:r>
         <w:rPr>
           <w:rFonts w:ascii="Times New Roman" w:eastAsia="Times New Roman" w:hAnsi="Times New Roman" w:cs="Times New Roman"/>
@@ -7842,31 +7524,8 @@
           <w:sz w:val="24"/>
           <w:szCs w:val="24"/>
         </w:rPr>
-        <w:t>Pacifastacus</w:t>
-      </w:r>
-      <w:proofErr w:type="spellEnd"/>
-      <w:r>
-        <w:rPr>
-          <w:rFonts w:ascii="Times New Roman" w:eastAsia="Times New Roman" w:hAnsi="Times New Roman" w:cs="Times New Roman"/>
-          <w:i/>
-          <w:iCs/>
-          <w:sz w:val="24"/>
-          <w:szCs w:val="24"/>
-        </w:rPr>
-        <w:t xml:space="preserve"> </w:t>
-      </w:r>
-      <w:proofErr w:type="spellStart"/>
-      <w:r>
-        <w:rPr>
-          <w:rFonts w:ascii="Times New Roman" w:eastAsia="Times New Roman" w:hAnsi="Times New Roman" w:cs="Times New Roman"/>
-          <w:i/>
-          <w:iCs/>
-          <w:sz w:val="24"/>
-          <w:szCs w:val="24"/>
-        </w:rPr>
-        <w:t>leniusculus</w:t>
-      </w:r>
-      <w:proofErr w:type="spellEnd"/>
+        <w:t>Pacifastacus leniusculus</w:t>
+      </w:r>
       <w:r>
         <w:rPr>
           <w:rFonts w:ascii="Times New Roman" w:eastAsia="Times New Roman" w:hAnsi="Times New Roman" w:cs="Times New Roman"/>
@@ -10203,16 +9862,7 @@
             <w:sz w:val="24"/>
             <w:szCs w:val="24"/>
           </w:rPr>
-          <w:t>/</w:t>
-        </w:r>
-        <w:proofErr w:type="spellStart"/>
-        <w:r>
-          <w:rPr>
-            <w:rFonts w:ascii="Times New Roman" w:eastAsia="Times New Roman" w:hAnsi="Times New Roman" w:cs="Times New Roman"/>
-            <w:sz w:val="24"/>
-            <w:szCs w:val="24"/>
-          </w:rPr>
-          <w:t>collapse</w:t>
+          <w:t>/collapse</w:t>
         </w:r>
       </w:ins>
       <w:del w:id="157" w:author="Nathan Dorn" w:date="2025-09-25T17:28:00Z" w16du:dateUtc="2025-09-25T21:28:00Z">
@@ -10253,7 +9903,6 @@
           <w:t>occurred</w:t>
         </w:r>
       </w:ins>
-      <w:proofErr w:type="spellEnd"/>
       <w:r>
         <w:rPr>
           <w:rFonts w:ascii="Times New Roman" w:eastAsia="Times New Roman" w:hAnsi="Times New Roman" w:cs="Times New Roman"/>
@@ -12229,7 +11878,6 @@
         </w:rPr>
         <w:t xml:space="preserve"> rates of population </w:t>
       </w:r>
-      <w:proofErr w:type="spellStart"/>
       <w:r>
         <w:rPr>
           <w:rFonts w:ascii="Times New Roman" w:eastAsia="Times New Roman" w:hAnsi="Times New Roman" w:cs="Times New Roman"/>
@@ -12264,16 +11912,7 @@
           <w:sz w:val="24"/>
           <w:szCs w:val="24"/>
         </w:rPr>
-        <w:t>λ</w:t>
-      </w:r>
-      <w:proofErr w:type="spellEnd"/>
-      <w:r>
-        <w:rPr>
-          <w:rFonts w:ascii="Times New Roman" w:eastAsia="Times New Roman" w:hAnsi="Times New Roman" w:cs="Times New Roman"/>
-          <w:sz w:val="24"/>
-          <w:szCs w:val="24"/>
-        </w:rPr>
-        <w:t xml:space="preserve"> ≥ 2) and/or </w:t>
+        <w:t xml:space="preserve">λ ≥ 2) and/or </w:t>
       </w:r>
       <w:ins w:id="221" w:author="Nathan Dorn" w:date="2025-09-25T17:47:00Z" w16du:dateUtc="2025-09-25T21:47:00Z">
         <w:r>
@@ -12868,16 +12507,7 @@
             <w:sz w:val="24"/>
             <w:szCs w:val="24"/>
           </w:rPr>
-          <w:t xml:space="preserve"> </w:t>
-        </w:r>
-        <w:proofErr w:type="gramStart"/>
-        <w:r>
-          <w:rPr>
-            <w:rFonts w:ascii="Times New Roman" w:eastAsia="Times New Roman" w:hAnsi="Times New Roman" w:cs="Times New Roman"/>
-            <w:sz w:val="24"/>
-            <w:szCs w:val="24"/>
-          </w:rPr>
-          <w:t xml:space="preserve">of </w:t>
+          <w:t xml:space="preserve"> of </w:t>
         </w:r>
       </w:ins>
       <w:r>
@@ -12895,16 +12525,7 @@
           <w:sz w:val="24"/>
           <w:szCs w:val="24"/>
         </w:rPr>
-        <w:t>times</w:t>
-      </w:r>
-      <w:proofErr w:type="gramEnd"/>
-      <w:r>
-        <w:rPr>
-          <w:rFonts w:ascii="Times New Roman" w:eastAsia="Times New Roman" w:hAnsi="Times New Roman" w:cs="Times New Roman"/>
-          <w:sz w:val="24"/>
-          <w:szCs w:val="24"/>
-        </w:rPr>
-        <w:t xml:space="preserve"> series with some evidence </w:t>
+        <w:t xml:space="preserve">times series with some evidence </w:t>
       </w:r>
       <w:ins w:id="248" w:author="Nathan Dorn" w:date="2025-09-25T17:56:00Z" w16du:dateUtc="2025-09-25T21:56:00Z">
         <w:r>
@@ -13401,7 +13022,6 @@
         </w:rPr>
         <w:t xml:space="preserve"> (</w:t>
       </w:r>
-      <w:proofErr w:type="spellStart"/>
       <w:r>
         <w:rPr>
           <w:rFonts w:ascii="Times New Roman" w:eastAsia="Times New Roman" w:hAnsi="Times New Roman" w:cs="Times New Roman"/>
@@ -13410,31 +13030,8 @@
           <w:sz w:val="24"/>
           <w:szCs w:val="24"/>
         </w:rPr>
-        <w:t>Potamopyrgus</w:t>
-      </w:r>
-      <w:proofErr w:type="spellEnd"/>
-      <w:r>
-        <w:rPr>
-          <w:rFonts w:ascii="Times New Roman" w:eastAsia="Times New Roman" w:hAnsi="Times New Roman" w:cs="Times New Roman"/>
-          <w:i/>
-          <w:iCs/>
-          <w:sz w:val="24"/>
-          <w:szCs w:val="24"/>
-        </w:rPr>
-        <w:t xml:space="preserve"> </w:t>
-      </w:r>
-      <w:proofErr w:type="spellStart"/>
-      <w:r>
-        <w:rPr>
-          <w:rFonts w:ascii="Times New Roman" w:eastAsia="Times New Roman" w:hAnsi="Times New Roman" w:cs="Times New Roman"/>
-          <w:i/>
-          <w:iCs/>
-          <w:sz w:val="24"/>
-          <w:szCs w:val="24"/>
-        </w:rPr>
-        <w:t>antipodarum</w:t>
-      </w:r>
-      <w:proofErr w:type="spellEnd"/>
+        <w:t>Potamopyrgus antipodarum</w:t>
+      </w:r>
       <w:r>
         <w:rPr>
           <w:rFonts w:ascii="Times New Roman" w:eastAsia="Times New Roman" w:hAnsi="Times New Roman" w:cs="Times New Roman"/>
@@ -13636,7 +13233,6 @@
         </w:rPr>
         <w:t>(</w:t>
       </w:r>
-      <w:proofErr w:type="spellStart"/>
       <w:r>
         <w:rPr>
           <w:rFonts w:ascii="Times New Roman" w:eastAsia="Times New Roman" w:hAnsi="Times New Roman" w:cs="Times New Roman"/>
@@ -13645,31 +13241,8 @@
           <w:sz w:val="24"/>
           <w:szCs w:val="24"/>
         </w:rPr>
-        <w:t>Neogobius</w:t>
-      </w:r>
-      <w:proofErr w:type="spellEnd"/>
-      <w:r>
-        <w:rPr>
-          <w:rFonts w:ascii="Times New Roman" w:eastAsia="Times New Roman" w:hAnsi="Times New Roman" w:cs="Times New Roman"/>
-          <w:i/>
-          <w:iCs/>
-          <w:sz w:val="24"/>
-          <w:szCs w:val="24"/>
-        </w:rPr>
-        <w:t xml:space="preserve"> </w:t>
-      </w:r>
-      <w:proofErr w:type="spellStart"/>
-      <w:r>
-        <w:rPr>
-          <w:rFonts w:ascii="Times New Roman" w:eastAsia="Times New Roman" w:hAnsi="Times New Roman" w:cs="Times New Roman"/>
-          <w:i/>
-          <w:iCs/>
-          <w:sz w:val="24"/>
-          <w:szCs w:val="24"/>
-        </w:rPr>
-        <w:t>melanostomus</w:t>
-      </w:r>
-      <w:proofErr w:type="spellEnd"/>
+        <w:t>Neogobius melanostomus</w:t>
+      </w:r>
       <w:r>
         <w:rPr>
           <w:rFonts w:ascii="Times New Roman" w:eastAsia="Times New Roman" w:hAnsi="Times New Roman" w:cs="Times New Roman"/>
@@ -13712,7 +13285,6 @@
         </w:rPr>
         <w:t>(</w:t>
       </w:r>
-      <w:proofErr w:type="spellStart"/>
       <w:r>
         <w:rPr>
           <w:rFonts w:ascii="Times New Roman" w:eastAsia="Times New Roman" w:hAnsi="Times New Roman" w:cs="Times New Roman"/>
@@ -13721,9 +13293,32 @@
           <w:sz w:val="24"/>
           <w:szCs w:val="24"/>
         </w:rPr>
-        <w:t>Mnemiopsis</w:t>
-      </w:r>
-      <w:proofErr w:type="spellEnd"/>
+        <w:t>Mnemiopsis leidyi</w:t>
+      </w:r>
+      <w:r>
+        <w:rPr>
+          <w:rFonts w:ascii="Times New Roman" w:eastAsia="Times New Roman" w:hAnsi="Times New Roman" w:cs="Times New Roman"/>
+          <w:sz w:val="24"/>
+          <w:szCs w:val="24"/>
+        </w:rPr>
+        <w:t>)</w:t>
+      </w:r>
+      <w:r>
+        <w:rPr>
+          <w:rFonts w:ascii="Times New Roman" w:eastAsia="Times New Roman" w:hAnsi="Times New Roman" w:cs="Times New Roman"/>
+          <w:sz w:val="24"/>
+          <w:szCs w:val="24"/>
+        </w:rPr>
+        <w:t xml:space="preserve">, </w:t>
+      </w:r>
+      <w:r>
+        <w:rPr>
+          <w:rFonts w:ascii="Times New Roman" w:eastAsia="Times New Roman" w:hAnsi="Times New Roman" w:cs="Times New Roman"/>
+          <w:sz w:val="24"/>
+          <w:szCs w:val="24"/>
+        </w:rPr>
+        <w:t>rusty crayfish (</w:t>
+      </w:r>
       <w:r>
         <w:rPr>
           <w:rFonts w:ascii="Times New Roman" w:eastAsia="Times New Roman" w:hAnsi="Times New Roman" w:cs="Times New Roman"/>
@@ -13732,20 +13327,8 @@
           <w:sz w:val="24"/>
           <w:szCs w:val="24"/>
         </w:rPr>
-        <w:t xml:space="preserve"> </w:t>
-      </w:r>
-      <w:proofErr w:type="spellStart"/>
-      <w:r>
-        <w:rPr>
-          <w:rFonts w:ascii="Times New Roman" w:eastAsia="Times New Roman" w:hAnsi="Times New Roman" w:cs="Times New Roman"/>
-          <w:i/>
-          <w:iCs/>
-          <w:sz w:val="24"/>
-          <w:szCs w:val="24"/>
-        </w:rPr>
-        <w:t>leidyi</w:t>
-      </w:r>
-      <w:proofErr w:type="spellEnd"/>
+        <w:t>Faxonius rusticus</w:t>
+      </w:r>
       <w:r>
         <w:rPr>
           <w:rFonts w:ascii="Times New Roman" w:eastAsia="Times New Roman" w:hAnsi="Times New Roman" w:cs="Times New Roman"/>
@@ -13768,65 +13351,6 @@
           <w:sz w:val="24"/>
           <w:szCs w:val="24"/>
         </w:rPr>
-        <w:t>rusty crayfish (</w:t>
-      </w:r>
-      <w:proofErr w:type="spellStart"/>
-      <w:r>
-        <w:rPr>
-          <w:rFonts w:ascii="Times New Roman" w:eastAsia="Times New Roman" w:hAnsi="Times New Roman" w:cs="Times New Roman"/>
-          <w:i/>
-          <w:iCs/>
-          <w:sz w:val="24"/>
-          <w:szCs w:val="24"/>
-        </w:rPr>
-        <w:t>Faxonius</w:t>
-      </w:r>
-      <w:proofErr w:type="spellEnd"/>
-      <w:r>
-        <w:rPr>
-          <w:rFonts w:ascii="Times New Roman" w:eastAsia="Times New Roman" w:hAnsi="Times New Roman" w:cs="Times New Roman"/>
-          <w:i/>
-          <w:iCs/>
-          <w:sz w:val="24"/>
-          <w:szCs w:val="24"/>
-        </w:rPr>
-        <w:t xml:space="preserve"> </w:t>
-      </w:r>
-      <w:proofErr w:type="spellStart"/>
-      <w:r>
-        <w:rPr>
-          <w:rFonts w:ascii="Times New Roman" w:eastAsia="Times New Roman" w:hAnsi="Times New Roman" w:cs="Times New Roman"/>
-          <w:i/>
-          <w:iCs/>
-          <w:sz w:val="24"/>
-          <w:szCs w:val="24"/>
-        </w:rPr>
-        <w:t>rusticus</w:t>
-      </w:r>
-      <w:proofErr w:type="spellEnd"/>
-      <w:r>
-        <w:rPr>
-          <w:rFonts w:ascii="Times New Roman" w:eastAsia="Times New Roman" w:hAnsi="Times New Roman" w:cs="Times New Roman"/>
-          <w:sz w:val="24"/>
-          <w:szCs w:val="24"/>
-        </w:rPr>
-        <w:t>)</w:t>
-      </w:r>
-      <w:r>
-        <w:rPr>
-          <w:rFonts w:ascii="Times New Roman" w:eastAsia="Times New Roman" w:hAnsi="Times New Roman" w:cs="Times New Roman"/>
-          <w:sz w:val="24"/>
-          <w:szCs w:val="24"/>
-        </w:rPr>
-        <w:t xml:space="preserve">, </w:t>
-      </w:r>
-      <w:proofErr w:type="spellStart"/>
-      <w:r>
-        <w:rPr>
-          <w:rFonts w:ascii="Times New Roman" w:eastAsia="Times New Roman" w:hAnsi="Times New Roman" w:cs="Times New Roman"/>
-          <w:sz w:val="24"/>
-          <w:szCs w:val="24"/>
-        </w:rPr>
         <w:t>m</w:t>
       </w:r>
       <w:r>
@@ -13835,16 +13359,7 @@
           <w:sz w:val="24"/>
           <w:szCs w:val="24"/>
         </w:rPr>
-        <w:t>ayan</w:t>
-      </w:r>
-      <w:proofErr w:type="spellEnd"/>
-      <w:r>
-        <w:rPr>
-          <w:rFonts w:ascii="Times New Roman" w:eastAsia="Times New Roman" w:hAnsi="Times New Roman" w:cs="Times New Roman"/>
-          <w:sz w:val="24"/>
-          <w:szCs w:val="24"/>
-        </w:rPr>
-        <w:t xml:space="preserve"> </w:t>
+        <w:t xml:space="preserve">ayan </w:t>
       </w:r>
       <w:r>
         <w:rPr>
@@ -13880,7 +13395,6 @@
         </w:rPr>
         <w:t xml:space="preserve"> (</w:t>
       </w:r>
-      <w:proofErr w:type="spellStart"/>
       <w:r>
         <w:rPr>
           <w:rFonts w:ascii="Times New Roman" w:eastAsia="Times New Roman" w:hAnsi="Times New Roman" w:cs="Times New Roman"/>
@@ -13889,9 +13403,48 @@
           <w:sz w:val="24"/>
           <w:szCs w:val="24"/>
         </w:rPr>
-        <w:t>Mayaheros</w:t>
-      </w:r>
-      <w:proofErr w:type="spellEnd"/>
+        <w:t>Mayaheros urophthalmus</w:t>
+      </w:r>
+      <w:r>
+        <w:rPr>
+          <w:rFonts w:ascii="Times New Roman" w:eastAsia="Times New Roman" w:hAnsi="Times New Roman" w:cs="Times New Roman"/>
+          <w:sz w:val="24"/>
+          <w:szCs w:val="24"/>
+        </w:rPr>
+        <w:t>),</w:t>
+      </w:r>
+      <w:r>
+        <w:rPr>
+          <w:rFonts w:ascii="Times New Roman" w:eastAsia="Times New Roman" w:hAnsi="Times New Roman" w:cs="Times New Roman"/>
+          <w:sz w:val="24"/>
+          <w:szCs w:val="24"/>
+        </w:rPr>
+        <w:t xml:space="preserve"> </w:t>
+      </w:r>
+      <w:r>
+        <w:rPr>
+          <w:rFonts w:ascii="Times New Roman" w:eastAsia="Times New Roman" w:hAnsi="Times New Roman" w:cs="Times New Roman"/>
+          <w:sz w:val="24"/>
+          <w:szCs w:val="24"/>
+        </w:rPr>
+        <w:t>caribou</w:t>
+      </w:r>
+      <w:r>
+        <w:rPr>
+          <w:rFonts w:ascii="Times New Roman" w:eastAsia="Times New Roman" w:hAnsi="Times New Roman" w:cs="Times New Roman"/>
+          <w:sz w:val="24"/>
+          <w:szCs w:val="24"/>
+        </w:rPr>
+        <w:t xml:space="preserve"> </w:t>
+      </w:r>
+      <w:r>
+        <w:rPr>
+          <w:rFonts w:ascii="Times New Roman" w:eastAsia="Times New Roman" w:hAnsi="Times New Roman" w:cs="Times New Roman"/>
+          <w:sz w:val="24"/>
+          <w:szCs w:val="24"/>
+        </w:rPr>
+        <w:t>(</w:t>
+      </w:r>
       <w:r>
         <w:rPr>
           <w:rFonts w:ascii="Times New Roman" w:eastAsia="Times New Roman" w:hAnsi="Times New Roman" w:cs="Times New Roman"/>
@@ -13900,9 +13453,8 @@
           <w:sz w:val="24"/>
           <w:szCs w:val="24"/>
         </w:rPr>
-        <w:t xml:space="preserve"> </w:t>
-      </w:r>
-      <w:proofErr w:type="spellStart"/>
+        <w:t>Ran</w:t>
+      </w:r>
       <w:r>
         <w:rPr>
           <w:rFonts w:ascii="Times New Roman" w:eastAsia="Times New Roman" w:hAnsi="Times New Roman" w:cs="Times New Roman"/>
@@ -13911,40 +13463,61 @@
           <w:sz w:val="24"/>
           <w:szCs w:val="24"/>
         </w:rPr>
-        <w:t>urophthalmus</w:t>
-      </w:r>
-      <w:proofErr w:type="spellEnd"/>
-      <w:r>
-        <w:rPr>
-          <w:rFonts w:ascii="Times New Roman" w:eastAsia="Times New Roman" w:hAnsi="Times New Roman" w:cs="Times New Roman"/>
-          <w:sz w:val="24"/>
-          <w:szCs w:val="24"/>
-        </w:rPr>
-        <w:t>),</w:t>
-      </w:r>
-      <w:r>
-        <w:rPr>
-          <w:rFonts w:ascii="Times New Roman" w:eastAsia="Times New Roman" w:hAnsi="Times New Roman" w:cs="Times New Roman"/>
-          <w:sz w:val="24"/>
-          <w:szCs w:val="24"/>
-        </w:rPr>
-        <w:t xml:space="preserve"> </w:t>
-      </w:r>
-      <w:r>
-        <w:rPr>
-          <w:rFonts w:ascii="Times New Roman" w:eastAsia="Times New Roman" w:hAnsi="Times New Roman" w:cs="Times New Roman"/>
-          <w:sz w:val="24"/>
-          <w:szCs w:val="24"/>
-        </w:rPr>
-        <w:t>caribou</w:t>
-      </w:r>
-      <w:r>
-        <w:rPr>
-          <w:rFonts w:ascii="Times New Roman" w:eastAsia="Times New Roman" w:hAnsi="Times New Roman" w:cs="Times New Roman"/>
-          <w:sz w:val="24"/>
-          <w:szCs w:val="24"/>
-        </w:rPr>
-        <w:t xml:space="preserve"> </w:t>
+        <w:t>g</w:t>
+      </w:r>
+      <w:r>
+        <w:rPr>
+          <w:rFonts w:ascii="Times New Roman" w:eastAsia="Times New Roman" w:hAnsi="Times New Roman" w:cs="Times New Roman"/>
+          <w:i/>
+          <w:iCs/>
+          <w:sz w:val="24"/>
+          <w:szCs w:val="24"/>
+        </w:rPr>
+        <w:t xml:space="preserve">ifer </w:t>
+      </w:r>
+      <w:r>
+        <w:rPr>
+          <w:rFonts w:ascii="Times New Roman" w:eastAsia="Times New Roman" w:hAnsi="Times New Roman" w:cs="Times New Roman"/>
+          <w:i/>
+          <w:iCs/>
+          <w:sz w:val="24"/>
+          <w:szCs w:val="24"/>
+        </w:rPr>
+        <w:t>t</w:t>
+      </w:r>
+      <w:r>
+        <w:rPr>
+          <w:rFonts w:ascii="Times New Roman" w:eastAsia="Times New Roman" w:hAnsi="Times New Roman" w:cs="Times New Roman"/>
+          <w:i/>
+          <w:iCs/>
+          <w:sz w:val="24"/>
+          <w:szCs w:val="24"/>
+        </w:rPr>
+        <w:t>arandus</w:t>
+      </w:r>
+      <w:r>
+        <w:rPr>
+          <w:rFonts w:ascii="Times New Roman" w:eastAsia="Times New Roman" w:hAnsi="Times New Roman" w:cs="Times New Roman"/>
+          <w:sz w:val="24"/>
+          <w:szCs w:val="24"/>
+        </w:rPr>
+        <w:t>)</w:t>
+      </w:r>
+      <w:r>
+        <w:rPr>
+          <w:rFonts w:ascii="Times New Roman" w:eastAsia="Times New Roman" w:hAnsi="Times New Roman" w:cs="Times New Roman"/>
+          <w:sz w:val="24"/>
+          <w:szCs w:val="24"/>
+        </w:rPr>
+        <w:t xml:space="preserve">, </w:t>
+      </w:r>
+      <w:r>
+        <w:rPr>
+          <w:rFonts w:ascii="Times New Roman" w:eastAsia="Times New Roman" w:hAnsi="Times New Roman" w:cs="Times New Roman"/>
+          <w:sz w:val="24"/>
+          <w:szCs w:val="24"/>
+        </w:rPr>
+        <w:t xml:space="preserve">signal crayfish </w:t>
       </w:r>
       <w:r>
         <w:rPr>
@@ -13961,118 +13534,10 @@
           <w:iCs/>
           <w:sz w:val="24"/>
           <w:szCs w:val="24"/>
-        </w:rPr>
-        <w:t>Ran</w:t>
-      </w:r>
-      <w:r>
-        <w:rPr>
-          <w:rFonts w:ascii="Times New Roman" w:eastAsia="Times New Roman" w:hAnsi="Times New Roman" w:cs="Times New Roman"/>
-          <w:i/>
-          <w:iCs/>
-          <w:sz w:val="24"/>
-          <w:szCs w:val="24"/>
-        </w:rPr>
-        <w:t>g</w:t>
-      </w:r>
-      <w:r>
-        <w:rPr>
-          <w:rFonts w:ascii="Times New Roman" w:eastAsia="Times New Roman" w:hAnsi="Times New Roman" w:cs="Times New Roman"/>
-          <w:i/>
-          <w:iCs/>
-          <w:sz w:val="24"/>
-          <w:szCs w:val="24"/>
-        </w:rPr>
-        <w:t xml:space="preserve">ifer </w:t>
-      </w:r>
-      <w:r>
-        <w:rPr>
-          <w:rFonts w:ascii="Times New Roman" w:eastAsia="Times New Roman" w:hAnsi="Times New Roman" w:cs="Times New Roman"/>
-          <w:i/>
-          <w:iCs/>
-          <w:sz w:val="24"/>
-          <w:szCs w:val="24"/>
-        </w:rPr>
-        <w:t>t</w:t>
-      </w:r>
-      <w:r>
-        <w:rPr>
-          <w:rFonts w:ascii="Times New Roman" w:eastAsia="Times New Roman" w:hAnsi="Times New Roman" w:cs="Times New Roman"/>
-          <w:i/>
-          <w:iCs/>
-          <w:sz w:val="24"/>
-          <w:szCs w:val="24"/>
-        </w:rPr>
-        <w:t>arandus</w:t>
-      </w:r>
-      <w:r>
-        <w:rPr>
-          <w:rFonts w:ascii="Times New Roman" w:eastAsia="Times New Roman" w:hAnsi="Times New Roman" w:cs="Times New Roman"/>
-          <w:sz w:val="24"/>
-          <w:szCs w:val="24"/>
-        </w:rPr>
-        <w:t>)</w:t>
-      </w:r>
-      <w:r>
-        <w:rPr>
-          <w:rFonts w:ascii="Times New Roman" w:eastAsia="Times New Roman" w:hAnsi="Times New Roman" w:cs="Times New Roman"/>
-          <w:sz w:val="24"/>
-          <w:szCs w:val="24"/>
-        </w:rPr>
-        <w:t xml:space="preserve">, </w:t>
-      </w:r>
-      <w:r>
-        <w:rPr>
-          <w:rFonts w:ascii="Times New Roman" w:eastAsia="Times New Roman" w:hAnsi="Times New Roman" w:cs="Times New Roman"/>
-          <w:sz w:val="24"/>
-          <w:szCs w:val="24"/>
-        </w:rPr>
-        <w:t xml:space="preserve">signal crayfish </w:t>
-      </w:r>
-      <w:r>
-        <w:rPr>
-          <w:rFonts w:ascii="Times New Roman" w:eastAsia="Times New Roman" w:hAnsi="Times New Roman" w:cs="Times New Roman"/>
-          <w:sz w:val="24"/>
-          <w:szCs w:val="24"/>
-        </w:rPr>
-        <w:t>(</w:t>
-      </w:r>
-      <w:proofErr w:type="spellStart"/>
-      <w:r>
-        <w:rPr>
-          <w:rFonts w:ascii="Times New Roman" w:eastAsia="Times New Roman" w:hAnsi="Times New Roman" w:cs="Times New Roman"/>
-          <w:i/>
-          <w:iCs/>
-          <w:sz w:val="24"/>
-          <w:szCs w:val="24"/>
           <w:lang w:val="en-US"/>
         </w:rPr>
-        <w:t>Pacifastacus</w:t>
-      </w:r>
-      <w:proofErr w:type="spellEnd"/>
-      <w:r>
-        <w:rPr>
-          <w:rFonts w:ascii="Times New Roman" w:eastAsia="Times New Roman" w:hAnsi="Times New Roman" w:cs="Times New Roman"/>
-          <w:i/>
-          <w:iCs/>
-          <w:sz w:val="24"/>
-          <w:szCs w:val="24"/>
-          <w:lang w:val="en-US"/>
-        </w:rPr>
-        <w:t xml:space="preserve"> </w:t>
-      </w:r>
-      <w:proofErr w:type="spellStart"/>
-      <w:r>
-        <w:rPr>
-          <w:rFonts w:ascii="Times New Roman" w:eastAsia="Times New Roman" w:hAnsi="Times New Roman" w:cs="Times New Roman"/>
-          <w:i/>
-          <w:iCs/>
-          <w:sz w:val="24"/>
-          <w:szCs w:val="24"/>
-          <w:lang w:val="en-US"/>
-        </w:rPr>
-        <w:t>leniusculus</w:t>
-      </w:r>
-      <w:proofErr w:type="spellEnd"/>
+        <w:t>Pacifastacus leniusculus</w:t>
+      </w:r>
       <w:r>
         <w:rPr>
           <w:rFonts w:ascii="Times New Roman" w:eastAsia="Times New Roman" w:hAnsi="Times New Roman" w:cs="Times New Roman"/>
@@ -14160,7 +13625,6 @@
         <w:lastRenderedPageBreak/>
         <w:t>(</w:t>
       </w:r>
-      <w:proofErr w:type="spellStart"/>
       <w:r>
         <w:rPr>
           <w:rFonts w:ascii="Times New Roman" w:eastAsia="Times New Roman" w:hAnsi="Times New Roman" w:cs="Times New Roman"/>
@@ -14176,45 +13640,8 @@
             </w:rPr>
           </w:rPrChange>
         </w:rPr>
-        <w:t>Lonchura</w:t>
-      </w:r>
-      <w:proofErr w:type="spellEnd"/>
-      <w:r>
-        <w:rPr>
-          <w:rFonts w:ascii="Times New Roman" w:eastAsia="Times New Roman" w:hAnsi="Times New Roman" w:cs="Times New Roman"/>
-          <w:i/>
-          <w:iCs/>
-          <w:sz w:val="24"/>
-          <w:szCs w:val="24"/>
-          <w:rPrChange w:id="276" w:author="Nathan Dorn" w:date="2025-09-25T18:13:00Z" w16du:dateUtc="2025-09-25T22:13:00Z">
-            <w:rPr>
-              <w:rFonts w:ascii="Times New Roman" w:eastAsia="Times New Roman" w:hAnsi="Times New Roman" w:cs="Times New Roman"/>
-              <w:sz w:val="24"/>
-              <w:szCs w:val="24"/>
-            </w:rPr>
-          </w:rPrChange>
-        </w:rPr>
-        <w:t xml:space="preserve"> </w:t>
-      </w:r>
-      <w:proofErr w:type="spellStart"/>
-      <w:r>
-        <w:rPr>
-          <w:rFonts w:ascii="Times New Roman" w:eastAsia="Times New Roman" w:hAnsi="Times New Roman" w:cs="Times New Roman"/>
-          <w:i/>
-          <w:iCs/>
-          <w:sz w:val="24"/>
-          <w:szCs w:val="24"/>
-          <w:rPrChange w:id="277" w:author="Nathan Dorn" w:date="2025-09-25T18:13:00Z" w16du:dateUtc="2025-09-25T22:13:00Z">
-            <w:rPr>
-              <w:rFonts w:ascii="Times New Roman" w:eastAsia="Times New Roman" w:hAnsi="Times New Roman" w:cs="Times New Roman"/>
-              <w:sz w:val="24"/>
-              <w:szCs w:val="24"/>
-            </w:rPr>
-          </w:rPrChange>
-        </w:rPr>
-        <w:t>puctulata</w:t>
-      </w:r>
-      <w:proofErr w:type="spellEnd"/>
+        <w:t>Lonchura puctulata</w:t>
+      </w:r>
       <w:r>
         <w:rPr>
           <w:rFonts w:ascii="Times New Roman" w:eastAsia="Times New Roman" w:hAnsi="Times New Roman" w:cs="Times New Roman"/>
@@ -14231,7 +13658,6 @@
         </w:rPr>
         <w:t xml:space="preserve">, </w:t>
       </w:r>
-      <w:proofErr w:type="spellStart"/>
       <w:r>
         <w:rPr>
           <w:rFonts w:ascii="Times New Roman" w:eastAsia="Times New Roman" w:hAnsi="Times New Roman" w:cs="Times New Roman"/>
@@ -14246,16 +13672,7 @@
           <w:sz w:val="24"/>
           <w:szCs w:val="24"/>
         </w:rPr>
-        <w:t>frican</w:t>
-      </w:r>
-      <w:proofErr w:type="spellEnd"/>
-      <w:r>
-        <w:rPr>
-          <w:rFonts w:ascii="Times New Roman" w:eastAsia="Times New Roman" w:hAnsi="Times New Roman" w:cs="Times New Roman"/>
-          <w:sz w:val="24"/>
-          <w:szCs w:val="24"/>
-        </w:rPr>
-        <w:t xml:space="preserve"> </w:t>
+        <w:t xml:space="preserve">frican </w:t>
       </w:r>
       <w:r>
         <w:rPr>
@@ -14273,8 +13690,7 @@
         </w:rPr>
         <w:t>ewelfish (</w:t>
       </w:r>
-      <w:proofErr w:type="spellStart"/>
-      <w:del w:id="278" w:author="Nathan Dorn" w:date="2025-09-25T18:02:00Z" w16du:dateUtc="2025-09-25T22:02:00Z">
+      <w:del w:id="276" w:author="Nathan Dorn" w:date="2025-09-25T18:02:00Z" w16du:dateUtc="2025-09-25T22:02:00Z">
         <w:r>
           <w:rPr>
             <w:rFonts w:ascii="Times New Roman" w:eastAsia="Times New Roman" w:hAnsi="Times New Roman" w:cs="Times New Roman"/>
@@ -14286,7 +13702,7 @@
           <w:delText xml:space="preserve">Hemichromis </w:delText>
         </w:r>
       </w:del>
-      <w:ins w:id="279" w:author="Nathan Dorn" w:date="2025-09-25T18:02:00Z" w16du:dateUtc="2025-09-25T22:02:00Z">
+      <w:ins w:id="277" w:author="Nathan Dorn" w:date="2025-09-25T18:02:00Z" w16du:dateUtc="2025-09-25T22:02:00Z">
         <w:r>
           <w:rPr>
             <w:rFonts w:ascii="Times New Roman" w:eastAsia="Times New Roman" w:hAnsi="Times New Roman" w:cs="Times New Roman"/>
@@ -14298,7 +13714,7 @@
           <w:t>Rubric</w:t>
         </w:r>
       </w:ins>
-      <w:ins w:id="280" w:author="Nathan Dorn" w:date="2025-09-25T18:12:00Z" w16du:dateUtc="2025-09-25T22:12:00Z">
+      <w:ins w:id="278" w:author="Nathan Dorn" w:date="2025-09-25T18:12:00Z" w16du:dateUtc="2025-09-25T22:12:00Z">
         <w:r>
           <w:rPr>
             <w:rFonts w:ascii="Times New Roman" w:eastAsia="Times New Roman" w:hAnsi="Times New Roman" w:cs="Times New Roman"/>
@@ -14310,7 +13726,7 @@
           <w:t>ato</w:t>
         </w:r>
       </w:ins>
-      <w:ins w:id="281" w:author="Nathan Dorn" w:date="2025-09-25T18:13:00Z" w16du:dateUtc="2025-09-25T22:13:00Z">
+      <w:ins w:id="279" w:author="Nathan Dorn" w:date="2025-09-25T18:13:00Z" w16du:dateUtc="2025-09-25T22:13:00Z">
         <w:r>
           <w:rPr>
             <w:rFonts w:ascii="Times New Roman" w:eastAsia="Times New Roman" w:hAnsi="Times New Roman" w:cs="Times New Roman"/>
@@ -14322,8 +13738,7 @@
           <w:t>chromis</w:t>
         </w:r>
       </w:ins>
-      <w:proofErr w:type="spellEnd"/>
-      <w:ins w:id="282" w:author="Nathan Dorn" w:date="2025-09-25T18:02:00Z" w16du:dateUtc="2025-09-25T22:02:00Z">
+      <w:ins w:id="280" w:author="Nathan Dorn" w:date="2025-09-25T18:02:00Z" w16du:dateUtc="2025-09-25T22:02:00Z">
         <w:r>
           <w:rPr>
             <w:rFonts w:ascii="Times New Roman" w:eastAsia="Times New Roman" w:hAnsi="Times New Roman" w:cs="Times New Roman"/>
@@ -14335,7 +13750,6 @@
           <w:t xml:space="preserve"> </w:t>
         </w:r>
       </w:ins>
-      <w:proofErr w:type="spellStart"/>
       <w:r>
         <w:rPr>
           <w:rFonts w:ascii="Times New Roman" w:eastAsia="Times New Roman" w:hAnsi="Times New Roman" w:cs="Times New Roman"/>
@@ -14346,7 +13760,7 @@
         </w:rPr>
         <w:t>letor</w:t>
       </w:r>
-      <w:del w:id="283" w:author="Nathan Dorn" w:date="2025-09-25T18:13:00Z" w16du:dateUtc="2025-09-25T22:13:00Z">
+      <w:del w:id="281" w:author="Nathan Dorn" w:date="2025-09-25T18:13:00Z" w16du:dateUtc="2025-09-25T22:13:00Z">
         <w:r>
           <w:rPr>
             <w:rFonts w:ascii="Times New Roman" w:eastAsia="Times New Roman" w:hAnsi="Times New Roman" w:cs="Times New Roman"/>
@@ -14368,7 +13782,6 @@
         </w:rPr>
         <w:t>neuxi</w:t>
       </w:r>
-      <w:proofErr w:type="spellEnd"/>
       <w:r>
         <w:rPr>
           <w:rFonts w:ascii="Times New Roman" w:eastAsia="Times New Roman" w:hAnsi="Times New Roman" w:cs="Times New Roman"/>
@@ -14393,7 +13806,6 @@
         </w:rPr>
         <w:t>(</w:t>
       </w:r>
-      <w:proofErr w:type="spellStart"/>
       <w:r>
         <w:rPr>
           <w:rFonts w:ascii="Times New Roman" w:eastAsia="Times New Roman" w:hAnsi="Times New Roman" w:cs="Times New Roman"/>
@@ -14402,9 +13814,40 @@
           <w:sz w:val="24"/>
           <w:szCs w:val="24"/>
         </w:rPr>
-        <w:t>Estrilda</w:t>
-      </w:r>
-      <w:proofErr w:type="spellEnd"/>
+        <w:t>Estrilda melpoda</w:t>
+      </w:r>
+      <w:r>
+        <w:rPr>
+          <w:rFonts w:ascii="Times New Roman" w:eastAsia="Times New Roman" w:hAnsi="Times New Roman" w:cs="Times New Roman"/>
+          <w:sz w:val="24"/>
+          <w:szCs w:val="24"/>
+        </w:rPr>
+        <w:t>)</w:t>
+      </w:r>
+      <w:r>
+        <w:rPr>
+          <w:rFonts w:ascii="Times New Roman" w:eastAsia="Times New Roman" w:hAnsi="Times New Roman" w:cs="Times New Roman"/>
+          <w:sz w:val="24"/>
+          <w:szCs w:val="24"/>
+        </w:rPr>
+        <w:t xml:space="preserve"> and </w:t>
+      </w:r>
+      <w:r>
+        <w:rPr>
+          <w:rFonts w:ascii="Times New Roman" w:eastAsia="Times New Roman" w:hAnsi="Times New Roman" w:cs="Times New Roman"/>
+          <w:sz w:val="24"/>
+          <w:szCs w:val="24"/>
+        </w:rPr>
+        <w:t xml:space="preserve">threadfin shad </w:t>
+      </w:r>
+      <w:r>
+        <w:rPr>
+          <w:rFonts w:ascii="Times New Roman" w:eastAsia="Times New Roman" w:hAnsi="Times New Roman" w:cs="Times New Roman"/>
+          <w:sz w:val="24"/>
+          <w:szCs w:val="24"/>
+        </w:rPr>
+        <w:t>(</w:t>
+      </w:r>
       <w:r>
         <w:rPr>
           <w:rFonts w:ascii="Times New Roman" w:eastAsia="Times New Roman" w:hAnsi="Times New Roman" w:cs="Times New Roman"/>
@@ -14413,246 +13856,206 @@
           <w:sz w:val="24"/>
           <w:szCs w:val="24"/>
         </w:rPr>
+        <w:t>Dorosoma petenense</w:t>
+      </w:r>
+      <w:r>
+        <w:rPr>
+          <w:rFonts w:ascii="Times New Roman" w:eastAsia="Times New Roman" w:hAnsi="Times New Roman" w:cs="Times New Roman"/>
+          <w:sz w:val="24"/>
+          <w:szCs w:val="24"/>
+        </w:rPr>
+        <w:t>; Fig. 3B)</w:t>
+      </w:r>
+      <w:r>
+        <w:rPr>
+          <w:rFonts w:ascii="Times New Roman" w:eastAsia="Times New Roman" w:hAnsi="Times New Roman" w:cs="Times New Roman"/>
+          <w:sz w:val="24"/>
+          <w:szCs w:val="24"/>
+        </w:rPr>
+        <w:t>.</w:t>
+      </w:r>
+      <w:r>
+        <w:rPr>
+          <w:rFonts w:ascii="Times New Roman" w:eastAsia="Times New Roman" w:hAnsi="Times New Roman" w:cs="Times New Roman"/>
+          <w:sz w:val="24"/>
+          <w:szCs w:val="24"/>
+        </w:rPr>
+        <w:t xml:space="preserve">  </w:t>
+      </w:r>
+      <w:commentRangeEnd w:id="272"/>
+      <w:r>
+        <w:rPr>
+          <w:rStyle w:val="CommentReference"/>
+        </w:rPr>
+        <w:commentReference w:id="272"/>
+      </w:r>
+      <w:r>
+        <w:rPr>
+          <w:rFonts w:ascii="Times New Roman" w:eastAsia="Times New Roman" w:hAnsi="Times New Roman" w:cs="Times New Roman"/>
+          <w:sz w:val="24"/>
+          <w:szCs w:val="24"/>
+        </w:rPr>
+        <w:t>Most</w:t>
+      </w:r>
+      <w:r>
+        <w:rPr>
+          <w:rFonts w:ascii="Times New Roman" w:eastAsia="Times New Roman" w:hAnsi="Times New Roman" w:cs="Times New Roman"/>
+          <w:sz w:val="24"/>
+          <w:szCs w:val="24"/>
+        </w:rPr>
         <w:t xml:space="preserve"> </w:t>
       </w:r>
-      <w:proofErr w:type="spellStart"/>
-      <w:r>
-        <w:rPr>
-          <w:rFonts w:ascii="Times New Roman" w:eastAsia="Times New Roman" w:hAnsi="Times New Roman" w:cs="Times New Roman"/>
-          <w:i/>
-          <w:iCs/>
-          <w:sz w:val="24"/>
-          <w:szCs w:val="24"/>
-        </w:rPr>
-        <w:t>melpoda</w:t>
-      </w:r>
-      <w:proofErr w:type="spellEnd"/>
-      <w:r>
-        <w:rPr>
-          <w:rFonts w:ascii="Times New Roman" w:eastAsia="Times New Roman" w:hAnsi="Times New Roman" w:cs="Times New Roman"/>
-          <w:sz w:val="24"/>
-          <w:szCs w:val="24"/>
-        </w:rPr>
-        <w:t>)</w:t>
-      </w:r>
-      <w:r>
-        <w:rPr>
-          <w:rFonts w:ascii="Times New Roman" w:eastAsia="Times New Roman" w:hAnsi="Times New Roman" w:cs="Times New Roman"/>
-          <w:sz w:val="24"/>
-          <w:szCs w:val="24"/>
-        </w:rPr>
-        <w:t xml:space="preserve"> and </w:t>
-      </w:r>
-      <w:r>
-        <w:rPr>
-          <w:rFonts w:ascii="Times New Roman" w:eastAsia="Times New Roman" w:hAnsi="Times New Roman" w:cs="Times New Roman"/>
-          <w:sz w:val="24"/>
-          <w:szCs w:val="24"/>
-        </w:rPr>
-        <w:t xml:space="preserve">threadfin shad </w:t>
-      </w:r>
-      <w:r>
-        <w:rPr>
-          <w:rFonts w:ascii="Times New Roman" w:eastAsia="Times New Roman" w:hAnsi="Times New Roman" w:cs="Times New Roman"/>
-          <w:sz w:val="24"/>
-          <w:szCs w:val="24"/>
-        </w:rPr>
-        <w:t>(</w:t>
-      </w:r>
-      <w:proofErr w:type="spellStart"/>
-      <w:r>
-        <w:rPr>
-          <w:rFonts w:ascii="Times New Roman" w:eastAsia="Times New Roman" w:hAnsi="Times New Roman" w:cs="Times New Roman"/>
-          <w:i/>
-          <w:iCs/>
-          <w:sz w:val="24"/>
-          <w:szCs w:val="24"/>
-        </w:rPr>
-        <w:t>Dorosoma</w:t>
-      </w:r>
-      <w:proofErr w:type="spellEnd"/>
-      <w:r>
-        <w:rPr>
-          <w:rFonts w:ascii="Times New Roman" w:eastAsia="Times New Roman" w:hAnsi="Times New Roman" w:cs="Times New Roman"/>
-          <w:i/>
-          <w:iCs/>
+      <w:r>
+        <w:rPr>
+          <w:rFonts w:ascii="Times New Roman" w:eastAsia="Times New Roman" w:hAnsi="Times New Roman" w:cs="Times New Roman"/>
+          <w:sz w:val="24"/>
+          <w:szCs w:val="24"/>
+        </w:rPr>
+        <w:t xml:space="preserve">time </w:t>
+      </w:r>
+      <w:r>
+        <w:rPr>
+          <w:rFonts w:ascii="Times New Roman" w:eastAsia="Times New Roman" w:hAnsi="Times New Roman" w:cs="Times New Roman"/>
+          <w:sz w:val="24"/>
+          <w:szCs w:val="24"/>
+        </w:rPr>
+        <w:t>series that had some evidence for boom-bust</w:t>
+      </w:r>
+      <w:r>
+        <w:rPr>
+          <w:rFonts w:ascii="Times New Roman" w:eastAsia="Times New Roman" w:hAnsi="Times New Roman" w:cs="Times New Roman"/>
+          <w:sz w:val="24"/>
+          <w:szCs w:val="24"/>
+        </w:rPr>
+        <w:t>s</w:t>
+      </w:r>
+      <w:r>
+        <w:rPr>
+          <w:rFonts w:ascii="Times New Roman" w:eastAsia="Times New Roman" w:hAnsi="Times New Roman" w:cs="Times New Roman"/>
+          <w:sz w:val="24"/>
+          <w:szCs w:val="24"/>
+        </w:rPr>
+        <w:t xml:space="preserve"> were from animals (Fig. 3C)</w:t>
+      </w:r>
+      <w:r>
+        <w:rPr>
+          <w:rFonts w:ascii="Times New Roman" w:eastAsia="Times New Roman" w:hAnsi="Times New Roman" w:cs="Times New Roman"/>
+          <w:sz w:val="24"/>
+          <w:szCs w:val="24"/>
+        </w:rPr>
+        <w:t xml:space="preserve">. </w:t>
+      </w:r>
+      <w:r>
+        <w:rPr>
+          <w:rFonts w:ascii="Times New Roman" w:eastAsia="Times New Roman" w:hAnsi="Times New Roman" w:cs="Times New Roman"/>
           <w:sz w:val="24"/>
           <w:szCs w:val="24"/>
         </w:rPr>
         <w:t xml:space="preserve"> </w:t>
       </w:r>
-      <w:proofErr w:type="spellStart"/>
-      <w:r>
-        <w:rPr>
-          <w:rFonts w:ascii="Times New Roman" w:eastAsia="Times New Roman" w:hAnsi="Times New Roman" w:cs="Times New Roman"/>
-          <w:i/>
-          <w:iCs/>
-          <w:sz w:val="24"/>
-          <w:szCs w:val="24"/>
-        </w:rPr>
-        <w:t>petenense</w:t>
-      </w:r>
-      <w:proofErr w:type="spellEnd"/>
-      <w:r>
-        <w:rPr>
-          <w:rFonts w:ascii="Times New Roman" w:eastAsia="Times New Roman" w:hAnsi="Times New Roman" w:cs="Times New Roman"/>
-          <w:sz w:val="24"/>
-          <w:szCs w:val="24"/>
-        </w:rPr>
-        <w:t>; Fig. 3B)</w:t>
-      </w:r>
-      <w:r>
-        <w:rPr>
-          <w:rFonts w:ascii="Times New Roman" w:eastAsia="Times New Roman" w:hAnsi="Times New Roman" w:cs="Times New Roman"/>
-          <w:sz w:val="24"/>
-          <w:szCs w:val="24"/>
-        </w:rPr>
-        <w:t>.</w:t>
-      </w:r>
-      <w:r>
-        <w:rPr>
-          <w:rFonts w:ascii="Times New Roman" w:eastAsia="Times New Roman" w:hAnsi="Times New Roman" w:cs="Times New Roman"/>
-          <w:sz w:val="24"/>
-          <w:szCs w:val="24"/>
-        </w:rPr>
-        <w:t xml:space="preserve">  </w:t>
-      </w:r>
-      <w:commentRangeEnd w:id="272"/>
+      <w:r>
+        <w:rPr>
+          <w:rFonts w:ascii="Times New Roman" w:eastAsia="Times New Roman" w:hAnsi="Times New Roman" w:cs="Times New Roman"/>
+          <w:sz w:val="24"/>
+          <w:szCs w:val="24"/>
+        </w:rPr>
+        <w:t>S</w:t>
+      </w:r>
+      <w:r>
+        <w:rPr>
+          <w:rFonts w:ascii="Times New Roman" w:eastAsia="Times New Roman" w:hAnsi="Times New Roman" w:cs="Times New Roman"/>
+          <w:sz w:val="24"/>
+          <w:szCs w:val="24"/>
+        </w:rPr>
+        <w:t>nails (Gasropoda), birds (Aves), and ray-finned fishes (Actinopterygii)</w:t>
+      </w:r>
+      <w:r>
+        <w:rPr>
+          <w:rFonts w:ascii="Times New Roman" w:eastAsia="Times New Roman" w:hAnsi="Times New Roman" w:cs="Times New Roman"/>
+          <w:sz w:val="24"/>
+          <w:szCs w:val="24"/>
+        </w:rPr>
+        <w:t xml:space="preserve"> had</w:t>
+      </w:r>
+      <w:r>
+        <w:rPr>
+          <w:rFonts w:ascii="Times New Roman" w:eastAsia="Times New Roman" w:hAnsi="Times New Roman" w:cs="Times New Roman"/>
+          <w:sz w:val="24"/>
+          <w:szCs w:val="24"/>
+        </w:rPr>
+        <w:t xml:space="preserve"> over 20 </w:t>
+      </w:r>
+      <w:r>
+        <w:rPr>
+          <w:rFonts w:ascii="Times New Roman" w:eastAsia="Times New Roman" w:hAnsi="Times New Roman" w:cs="Times New Roman"/>
+          <w:sz w:val="24"/>
+          <w:szCs w:val="24"/>
+        </w:rPr>
+        <w:t xml:space="preserve">times series with some evidence of boom-busts (Fig. 3C). </w:t>
+      </w:r>
+      <w:r>
+        <w:rPr>
+          <w:rFonts w:ascii="Times New Roman" w:eastAsia="Times New Roman" w:hAnsi="Times New Roman" w:cs="Times New Roman"/>
+          <w:sz w:val="24"/>
+          <w:szCs w:val="24"/>
+        </w:rPr>
+        <w:t xml:space="preserve"> Crustaceans had </w:t>
+      </w:r>
+      <w:commentRangeStart w:id="282"/>
+      <w:r>
+        <w:rPr>
+          <w:rFonts w:ascii="Times New Roman" w:eastAsia="Times New Roman" w:hAnsi="Times New Roman" w:cs="Times New Roman"/>
+          <w:sz w:val="24"/>
+          <w:szCs w:val="24"/>
+        </w:rPr>
+        <w:t xml:space="preserve">intermediate numbers </w:t>
+      </w:r>
+      <w:commentRangeEnd w:id="282"/>
       <w:r>
         <w:rPr>
           <w:rStyle w:val="CommentReference"/>
         </w:rPr>
-        <w:commentReference w:id="272"/>
-      </w:r>
-      <w:r>
-        <w:rPr>
-          <w:rFonts w:ascii="Times New Roman" w:eastAsia="Times New Roman" w:hAnsi="Times New Roman" w:cs="Times New Roman"/>
-          <w:sz w:val="24"/>
-          <w:szCs w:val="24"/>
-        </w:rPr>
-        <w:t>Most</w:t>
-      </w:r>
-      <w:r>
-        <w:rPr>
-          <w:rFonts w:ascii="Times New Roman" w:eastAsia="Times New Roman" w:hAnsi="Times New Roman" w:cs="Times New Roman"/>
-          <w:sz w:val="24"/>
-          <w:szCs w:val="24"/>
-        </w:rPr>
-        <w:t xml:space="preserve"> </w:t>
-      </w:r>
-      <w:r>
-        <w:rPr>
-          <w:rFonts w:ascii="Times New Roman" w:eastAsia="Times New Roman" w:hAnsi="Times New Roman" w:cs="Times New Roman"/>
-          <w:sz w:val="24"/>
-          <w:szCs w:val="24"/>
-        </w:rPr>
-        <w:t xml:space="preserve">time </w:t>
-      </w:r>
-      <w:r>
-        <w:rPr>
-          <w:rFonts w:ascii="Times New Roman" w:eastAsia="Times New Roman" w:hAnsi="Times New Roman" w:cs="Times New Roman"/>
-          <w:sz w:val="24"/>
-          <w:szCs w:val="24"/>
-        </w:rPr>
-        <w:t>series that had some evidence for boom-bust</w:t>
-      </w:r>
-      <w:r>
-        <w:rPr>
-          <w:rFonts w:ascii="Times New Roman" w:eastAsia="Times New Roman" w:hAnsi="Times New Roman" w:cs="Times New Roman"/>
-          <w:sz w:val="24"/>
-          <w:szCs w:val="24"/>
-        </w:rPr>
-        <w:t>s</w:t>
-      </w:r>
-      <w:r>
-        <w:rPr>
-          <w:rFonts w:ascii="Times New Roman" w:eastAsia="Times New Roman" w:hAnsi="Times New Roman" w:cs="Times New Roman"/>
-          <w:sz w:val="24"/>
-          <w:szCs w:val="24"/>
-        </w:rPr>
-        <w:t xml:space="preserve"> were from animals (Fig. 3C)</w:t>
-      </w:r>
-      <w:r>
-        <w:rPr>
-          <w:rFonts w:ascii="Times New Roman" w:eastAsia="Times New Roman" w:hAnsi="Times New Roman" w:cs="Times New Roman"/>
-          <w:sz w:val="24"/>
-          <w:szCs w:val="24"/>
-        </w:rPr>
-        <w:t xml:space="preserve">. </w:t>
-      </w:r>
-      <w:r>
-        <w:rPr>
-          <w:rFonts w:ascii="Times New Roman" w:eastAsia="Times New Roman" w:hAnsi="Times New Roman" w:cs="Times New Roman"/>
-          <w:sz w:val="24"/>
-          <w:szCs w:val="24"/>
-        </w:rPr>
-        <w:t xml:space="preserve"> </w:t>
-      </w:r>
-      <w:r>
-        <w:rPr>
-          <w:rFonts w:ascii="Times New Roman" w:eastAsia="Times New Roman" w:hAnsi="Times New Roman" w:cs="Times New Roman"/>
-          <w:sz w:val="24"/>
-          <w:szCs w:val="24"/>
-        </w:rPr>
-        <w:t>S</w:t>
-      </w:r>
-      <w:r>
-        <w:rPr>
-          <w:rFonts w:ascii="Times New Roman" w:eastAsia="Times New Roman" w:hAnsi="Times New Roman" w:cs="Times New Roman"/>
-          <w:sz w:val="24"/>
-          <w:szCs w:val="24"/>
-        </w:rPr>
-        <w:t>nails (</w:t>
-      </w:r>
-      <w:proofErr w:type="spellStart"/>
-      <w:r>
-        <w:rPr>
-          <w:rFonts w:ascii="Times New Roman" w:eastAsia="Times New Roman" w:hAnsi="Times New Roman" w:cs="Times New Roman"/>
-          <w:sz w:val="24"/>
-          <w:szCs w:val="24"/>
-        </w:rPr>
-        <w:t>Gasropoda</w:t>
-      </w:r>
-      <w:proofErr w:type="spellEnd"/>
-      <w:r>
-        <w:rPr>
-          <w:rFonts w:ascii="Times New Roman" w:eastAsia="Times New Roman" w:hAnsi="Times New Roman" w:cs="Times New Roman"/>
-          <w:sz w:val="24"/>
-          <w:szCs w:val="24"/>
-        </w:rPr>
-        <w:t>), birds (Aves), and ray-finned fishes (Actinopterygii)</w:t>
-      </w:r>
-      <w:r>
-        <w:rPr>
-          <w:rFonts w:ascii="Times New Roman" w:eastAsia="Times New Roman" w:hAnsi="Times New Roman" w:cs="Times New Roman"/>
-          <w:sz w:val="24"/>
-          <w:szCs w:val="24"/>
-        </w:rPr>
-        <w:t xml:space="preserve"> had</w:t>
-      </w:r>
-      <w:r>
-        <w:rPr>
-          <w:rFonts w:ascii="Times New Roman" w:eastAsia="Times New Roman" w:hAnsi="Times New Roman" w:cs="Times New Roman"/>
-          <w:sz w:val="24"/>
-          <w:szCs w:val="24"/>
-        </w:rPr>
-        <w:t xml:space="preserve"> over 20 </w:t>
-      </w:r>
-      <w:r>
-        <w:rPr>
-          <w:rFonts w:ascii="Times New Roman" w:eastAsia="Times New Roman" w:hAnsi="Times New Roman" w:cs="Times New Roman"/>
-          <w:sz w:val="24"/>
-          <w:szCs w:val="24"/>
-        </w:rPr>
-        <w:t xml:space="preserve">times series with some evidence of boom-busts (Fig. 3C). </w:t>
-      </w:r>
-      <w:r>
-        <w:rPr>
-          <w:rFonts w:ascii="Times New Roman" w:eastAsia="Times New Roman" w:hAnsi="Times New Roman" w:cs="Times New Roman"/>
-          <w:sz w:val="24"/>
-          <w:szCs w:val="24"/>
-        </w:rPr>
-        <w:t xml:space="preserve"> Crustaceans had </w:t>
+        <w:commentReference w:id="282"/>
+      </w:r>
+      <w:r>
+        <w:rPr>
+          <w:rFonts w:ascii="Times New Roman" w:eastAsia="Times New Roman" w:hAnsi="Times New Roman" w:cs="Times New Roman"/>
+          <w:sz w:val="24"/>
+          <w:szCs w:val="24"/>
+        </w:rPr>
+        <w:t xml:space="preserve">of times series with some evidence of boom-bust while </w:t>
+      </w:r>
+      <w:commentRangeStart w:id="283"/>
+      <w:r>
+        <w:rPr>
+          <w:rFonts w:ascii="Times New Roman" w:eastAsia="Times New Roman" w:hAnsi="Times New Roman" w:cs="Times New Roman"/>
+          <w:sz w:val="24"/>
+          <w:szCs w:val="24"/>
+        </w:rPr>
+        <w:t xml:space="preserve">the rest had relatively few documented </w:t>
+      </w:r>
+      <w:commentRangeEnd w:id="283"/>
+      <w:r>
+        <w:rPr>
+          <w:rStyle w:val="CommentReference"/>
+        </w:rPr>
+        <w:commentReference w:id="283"/>
+      </w:r>
+      <w:r>
+        <w:rPr>
+          <w:rFonts w:ascii="Times New Roman" w:eastAsia="Times New Roman" w:hAnsi="Times New Roman" w:cs="Times New Roman"/>
+          <w:sz w:val="24"/>
+          <w:szCs w:val="24"/>
+        </w:rPr>
+        <w:t>boom-busts</w:t>
+      </w:r>
+      <w:r>
+        <w:rPr>
+          <w:rFonts w:ascii="Times New Roman" w:eastAsia="Times New Roman" w:hAnsi="Times New Roman" w:cs="Times New Roman"/>
+          <w:sz w:val="24"/>
+          <w:szCs w:val="24"/>
+        </w:rPr>
+        <w:t xml:space="preserve"> (Fig. 3C).  Freshwater systems had the most time series with some evidence of boom-bust, followed by terrestrial systems, and marine systems had the fewest time series with some evidence of boom-bust (Fig. 3D).  </w:t>
       </w:r>
       <w:commentRangeStart w:id="284"/>
       <w:r>
@@ -14661,65 +14064,9 @@
           <w:sz w:val="24"/>
           <w:szCs w:val="24"/>
         </w:rPr>
-        <w:t xml:space="preserve">intermediate numbers </w:t>
-      </w:r>
-      <w:commentRangeEnd w:id="284"/>
-      <w:r>
-        <w:rPr>
-          <w:rStyle w:val="CommentReference"/>
-        </w:rPr>
-        <w:commentReference w:id="284"/>
-      </w:r>
-      <w:r>
-        <w:rPr>
-          <w:rFonts w:ascii="Times New Roman" w:eastAsia="Times New Roman" w:hAnsi="Times New Roman" w:cs="Times New Roman"/>
-          <w:sz w:val="24"/>
-          <w:szCs w:val="24"/>
-        </w:rPr>
-        <w:t xml:space="preserve">of times series with some evidence of boom-bust while </w:t>
-      </w:r>
-      <w:commentRangeStart w:id="285"/>
-      <w:r>
-        <w:rPr>
-          <w:rFonts w:ascii="Times New Roman" w:eastAsia="Times New Roman" w:hAnsi="Times New Roman" w:cs="Times New Roman"/>
-          <w:sz w:val="24"/>
-          <w:szCs w:val="24"/>
-        </w:rPr>
-        <w:t xml:space="preserve">the rest had relatively few documented </w:t>
-      </w:r>
-      <w:commentRangeEnd w:id="285"/>
-      <w:r>
-        <w:rPr>
-          <w:rStyle w:val="CommentReference"/>
-        </w:rPr>
-        <w:commentReference w:id="285"/>
-      </w:r>
-      <w:r>
-        <w:rPr>
-          <w:rFonts w:ascii="Times New Roman" w:eastAsia="Times New Roman" w:hAnsi="Times New Roman" w:cs="Times New Roman"/>
-          <w:sz w:val="24"/>
-          <w:szCs w:val="24"/>
-        </w:rPr>
-        <w:t>boom-busts</w:t>
-      </w:r>
-      <w:r>
-        <w:rPr>
-          <w:rFonts w:ascii="Times New Roman" w:eastAsia="Times New Roman" w:hAnsi="Times New Roman" w:cs="Times New Roman"/>
-          <w:sz w:val="24"/>
-          <w:szCs w:val="24"/>
-        </w:rPr>
-        <w:t xml:space="preserve"> (Fig. 3C).  Freshwater systems had the most time series with some evidence of boom-bust, followed by terrestrial systems, and marine systems had the fewest time series with some evidence of boom-bust (Fig. 3D).  </w:t>
-      </w:r>
-      <w:commentRangeStart w:id="286"/>
-      <w:r>
-        <w:rPr>
-          <w:rFonts w:ascii="Times New Roman" w:eastAsia="Times New Roman" w:hAnsi="Times New Roman" w:cs="Times New Roman"/>
-          <w:sz w:val="24"/>
-          <w:szCs w:val="24"/>
-        </w:rPr>
         <w:t xml:space="preserve">Species with </w:t>
       </w:r>
-      <w:del w:id="287" w:author="Nathan Dorn" w:date="2025-09-25T18:16:00Z" w16du:dateUtc="2025-09-25T22:16:00Z">
+      <w:del w:id="285" w:author="Nathan Dorn" w:date="2025-09-25T18:16:00Z" w16du:dateUtc="2025-09-25T22:16:00Z">
         <w:r>
           <w:rPr>
             <w:rFonts w:ascii="Times New Roman" w:eastAsia="Times New Roman" w:hAnsi="Times New Roman" w:cs="Times New Roman"/>
@@ -14729,7 +14076,7 @@
           <w:delText xml:space="preserve">longevity </w:delText>
         </w:r>
       </w:del>
-      <w:ins w:id="288" w:author="Nathan Dorn" w:date="2025-09-25T18:16:00Z" w16du:dateUtc="2025-09-25T22:16:00Z">
+      <w:ins w:id="286" w:author="Nathan Dorn" w:date="2025-09-25T18:16:00Z" w16du:dateUtc="2025-09-25T22:16:00Z">
         <w:r>
           <w:rPr>
             <w:rFonts w:ascii="Times New Roman" w:eastAsia="Times New Roman" w:hAnsi="Times New Roman" w:cs="Times New Roman"/>
@@ -14747,7 +14094,7 @@
         </w:rPr>
         <w:t>&lt; 1</w:t>
       </w:r>
-      <w:ins w:id="289" w:author="Nathan Dorn" w:date="2025-09-25T18:16:00Z" w16du:dateUtc="2025-09-25T22:16:00Z">
+      <w:ins w:id="287" w:author="Nathan Dorn" w:date="2025-09-25T18:16:00Z" w16du:dateUtc="2025-09-25T22:16:00Z">
         <w:r>
           <w:rPr>
             <w:rFonts w:ascii="Times New Roman" w:eastAsia="Times New Roman" w:hAnsi="Times New Roman" w:cs="Times New Roman"/>
@@ -14765,7 +14112,7 @@
         </w:rPr>
         <w:t xml:space="preserve"> year had the </w:t>
       </w:r>
-      <w:commentRangeStart w:id="290"/>
+      <w:commentRangeStart w:id="288"/>
       <w:r>
         <w:rPr>
           <w:rFonts w:ascii="Times New Roman" w:eastAsia="Times New Roman" w:hAnsi="Times New Roman" w:cs="Times New Roman"/>
@@ -14774,12 +14121,12 @@
         </w:rPr>
         <w:t xml:space="preserve">highest number of time series </w:t>
       </w:r>
-      <w:commentRangeEnd w:id="290"/>
+      <w:commentRangeEnd w:id="288"/>
       <w:r>
         <w:rPr>
           <w:rStyle w:val="CommentReference"/>
         </w:rPr>
-        <w:commentReference w:id="290"/>
+        <w:commentReference w:id="288"/>
       </w:r>
       <w:r>
         <w:rPr>
@@ -14933,12 +14280,12 @@
         </w:rPr>
         <w:t xml:space="preserve"> 3E).</w:t>
       </w:r>
-      <w:commentRangeEnd w:id="286"/>
+      <w:commentRangeEnd w:id="284"/>
       <w:r>
         <w:rPr>
           <w:rStyle w:val="CommentReference"/>
         </w:rPr>
-        <w:commentReference w:id="286"/>
+        <w:commentReference w:id="284"/>
       </w:r>
     </w:p>
     <w:p>
@@ -14951,7 +14298,7 @@
           <w:szCs w:val="24"/>
         </w:rPr>
       </w:pPr>
-      <w:commentRangeStart w:id="291"/>
+      <w:commentRangeStart w:id="289"/>
       <w:r>
         <w:rPr>
           <w:rFonts w:ascii="Times New Roman" w:eastAsia="Times New Roman" w:hAnsi="Times New Roman" w:cs="Times New Roman"/>
@@ -14960,7 +14307,7 @@
         </w:rPr>
         <w:t xml:space="preserve">When </w:t>
       </w:r>
-      <w:commentRangeStart w:id="292"/>
+      <w:commentRangeStart w:id="290"/>
       <w:r>
         <w:rPr>
           <w:rFonts w:ascii="Times New Roman" w:eastAsia="Times New Roman" w:hAnsi="Times New Roman" w:cs="Times New Roman"/>
@@ -14977,12 +14324,12 @@
         </w:rPr>
         <w:t xml:space="preserve">all the compiled time series, the proportions </w:t>
       </w:r>
-      <w:commentRangeEnd w:id="292"/>
+      <w:commentRangeEnd w:id="290"/>
       <w:r>
         <w:rPr>
           <w:rStyle w:val="CommentReference"/>
         </w:rPr>
-        <w:commentReference w:id="292"/>
+        <w:commentReference w:id="290"/>
       </w:r>
       <w:r>
         <w:rPr>
@@ -15225,12 +14572,12 @@
         </w:rPr>
         <w:t>no time series were compiled in Africa.</w:t>
       </w:r>
-      <w:commentRangeEnd w:id="291"/>
+      <w:commentRangeEnd w:id="289"/>
       <w:r>
         <w:rPr>
           <w:rStyle w:val="CommentReference"/>
         </w:rPr>
-        <w:commentReference w:id="291"/>
+        <w:commentReference w:id="289"/>
       </w:r>
     </w:p>
     <w:p>
@@ -15282,7 +14629,7 @@
         </w:rPr>
         <w:tab/>
       </w:r>
-      <w:commentRangeStart w:id="293"/>
+      <w:commentRangeStart w:id="291"/>
       <w:r>
         <w:rPr>
           <w:rFonts w:ascii="Times New Roman" w:eastAsia="Times New Roman" w:hAnsi="Times New Roman" w:cs="Times New Roman"/>
@@ -15339,12 +14686,12 @@
         </w:rPr>
         <w:t xml:space="preserve"> as boom-busts (Table 1).</w:t>
       </w:r>
-      <w:commentRangeEnd w:id="293"/>
+      <w:commentRangeEnd w:id="291"/>
       <w:r>
         <w:rPr>
           <w:rStyle w:val="CommentReference"/>
         </w:rPr>
-        <w:commentReference w:id="293"/>
+        <w:commentReference w:id="291"/>
       </w:r>
       <w:r>
         <w:rPr>
@@ -15612,7 +14959,7 @@
         </w:rPr>
         <w:tab/>
       </w:r>
-      <w:ins w:id="294" w:author="Nathan Dorn" w:date="2025-09-25T18:22:00Z" w16du:dateUtc="2025-09-25T22:22:00Z">
+      <w:ins w:id="292" w:author="Nathan Dorn" w:date="2025-09-25T18:22:00Z" w16du:dateUtc="2025-09-25T22:22:00Z">
         <w:r>
           <w:rPr>
             <w:rFonts w:ascii="Times New Roman" w:eastAsia="Times New Roman" w:hAnsi="Times New Roman" w:cs="Times New Roman"/>
@@ -15694,7 +15041,7 @@
         </w:rPr>
         <w:t xml:space="preserve">1) past practices have not provided clear precedents in numerical criteria, 2) different species have different </w:t>
       </w:r>
-      <w:commentRangeStart w:id="295"/>
+      <w:commentRangeStart w:id="293"/>
       <w:r>
         <w:rPr>
           <w:rFonts w:ascii="Times New Roman" w:eastAsia="Times New Roman" w:hAnsi="Times New Roman" w:cs="Times New Roman"/>
@@ -16371,27 +15718,7 @@
           <w:sz w:val="24"/>
           <w:szCs w:val="24"/>
         </w:rPr>
-        <w:t xml:space="preserve"> boom-busts </w:t>
-      </w:r>
-      <w:proofErr w:type="gramStart"/>
-      <w:r>
-        <w:rPr>
-          <w:rFonts w:ascii="Times New Roman" w:eastAsia="Times New Roman" w:hAnsi="Times New Roman" w:cs="Times New Roman"/>
-          <w:iCs/>
-          <w:sz w:val="24"/>
-          <w:szCs w:val="24"/>
-        </w:rPr>
-        <w:t>were</w:t>
-      </w:r>
-      <w:proofErr w:type="gramEnd"/>
-      <w:r>
-        <w:rPr>
-          <w:rFonts w:ascii="Times New Roman" w:eastAsia="Times New Roman" w:hAnsi="Times New Roman" w:cs="Times New Roman"/>
-          <w:iCs/>
-          <w:sz w:val="24"/>
-          <w:szCs w:val="24"/>
-        </w:rPr>
-        <w:t xml:space="preserve"> found in 4 continents, within islands, and across freshwater</w:t>
+        <w:t xml:space="preserve"> boom-busts were found in 4 continents, within islands, and across freshwater</w:t>
       </w:r>
       <w:r>
         <w:rPr>
@@ -16420,12 +15747,12 @@
         </w:rPr>
         <w:t xml:space="preserve"> Largely, this evidence describes severe </w:t>
       </w:r>
-      <w:commentRangeEnd w:id="295"/>
+      <w:commentRangeEnd w:id="293"/>
       <w:r>
         <w:rPr>
           <w:rStyle w:val="CommentReference"/>
         </w:rPr>
-        <w:commentReference w:id="295"/>
+        <w:commentReference w:id="293"/>
       </w:r>
       <w:r>
         <w:rPr>
@@ -16621,15 +15948,15 @@
       <w:pPr>
         <w:spacing w:line="480" w:lineRule="auto"/>
         <w:rPr>
-          <w:del w:id="296" w:author="Nathan Dorn" w:date="2025-09-25T18:27:00Z" w16du:dateUtc="2025-09-25T22:27:00Z"/>
+          <w:del w:id="294" w:author="Nathan Dorn" w:date="2025-09-25T18:27:00Z" w16du:dateUtc="2025-09-25T22:27:00Z"/>
           <w:rFonts w:ascii="Times New Roman" w:eastAsia="Times New Roman" w:hAnsi="Times New Roman" w:cs="Times New Roman"/>
           <w:i/>
           <w:sz w:val="24"/>
           <w:szCs w:val="24"/>
         </w:rPr>
       </w:pPr>
-      <w:commentRangeStart w:id="297"/>
-      <w:del w:id="298" w:author="Nathan Dorn" w:date="2025-09-25T18:27:00Z" w16du:dateUtc="2025-09-25T22:27:00Z">
+      <w:commentRangeStart w:id="295"/>
+      <w:del w:id="296" w:author="Nathan Dorn" w:date="2025-09-25T18:27:00Z" w16du:dateUtc="2025-09-25T22:27:00Z">
         <w:r>
           <w:rPr>
             <w:rFonts w:ascii="Times New Roman" w:eastAsia="Times New Roman" w:hAnsi="Times New Roman" w:cs="Times New Roman"/>
@@ -16640,12 +15967,12 @@
           <w:delText>Limitations</w:delText>
         </w:r>
       </w:del>
-      <w:commentRangeEnd w:id="297"/>
+      <w:commentRangeEnd w:id="295"/>
       <w:r>
         <w:rPr>
           <w:rStyle w:val="CommentReference"/>
         </w:rPr>
-        <w:commentReference w:id="297"/>
+        <w:commentReference w:id="295"/>
       </w:r>
     </w:p>
     <w:p>
@@ -16713,7 +16040,7 @@
         </w:rPr>
         <w:t xml:space="preserve"> characteristics of the dataset</w:t>
       </w:r>
-      <w:ins w:id="299" w:author="Nathan Dorn" w:date="2025-09-25T18:28:00Z" w16du:dateUtc="2025-09-25T22:28:00Z">
+      <w:ins w:id="297" w:author="Nathan Dorn" w:date="2025-09-25T18:28:00Z" w16du:dateUtc="2025-09-25T22:28:00Z">
         <w:r>
           <w:rPr>
             <w:rFonts w:ascii="Times New Roman" w:eastAsia="Times New Roman" w:hAnsi="Times New Roman" w:cs="Times New Roman"/>
@@ -16893,19 +16220,8 @@
           <w:sz w:val="24"/>
           <w:szCs w:val="24"/>
         </w:rPr>
-        <w:t xml:space="preserve"> </w:t>
-      </w:r>
-      <w:proofErr w:type="spellStart"/>
-      <w:r>
-        <w:rPr>
-          <w:rFonts w:ascii="Times New Roman" w:eastAsia="Times New Roman" w:hAnsi="Times New Roman" w:cs="Times New Roman"/>
-          <w:i/>
-          <w:sz w:val="24"/>
-          <w:szCs w:val="24"/>
-        </w:rPr>
-        <w:t>coregoni</w:t>
-      </w:r>
-      <w:proofErr w:type="spellEnd"/>
+        <w:t xml:space="preserve"> coregoni</w:t>
+      </w:r>
       <w:r>
         <w:rPr>
           <w:rFonts w:ascii="Times New Roman" w:eastAsia="Times New Roman" w:hAnsi="Times New Roman" w:cs="Times New Roman"/>
@@ -17045,23 +16361,325 @@
           <w:sz w:val="24"/>
           <w:szCs w:val="24"/>
         </w:rPr>
-        <w:t xml:space="preserve">B. </w:t>
-      </w:r>
-      <w:proofErr w:type="spellStart"/>
-      <w:r>
-        <w:rPr>
-          <w:rFonts w:ascii="Times New Roman" w:eastAsia="Times New Roman" w:hAnsi="Times New Roman" w:cs="Times New Roman"/>
+        <w:t>B. coregoni</w:t>
+      </w:r>
+      <w:r>
+        <w:rPr>
+          <w:rFonts w:ascii="Times New Roman" w:eastAsia="Times New Roman" w:hAnsi="Times New Roman" w:cs="Times New Roman"/>
+          <w:iCs/>
+          <w:sz w:val="24"/>
+          <w:szCs w:val="24"/>
+        </w:rPr>
+        <w:t xml:space="preserve"> </w:t>
+      </w:r>
+      <w:r>
+        <w:rPr>
+          <w:rFonts w:ascii="Times New Roman" w:eastAsia="Times New Roman" w:hAnsi="Times New Roman" w:cs="Times New Roman"/>
+          <w:iCs/>
+          <w:sz w:val="24"/>
+          <w:szCs w:val="24"/>
+        </w:rPr>
+        <w:t xml:space="preserve">had </w:t>
+      </w:r>
+      <w:r>
+        <w:rPr>
+          <w:rFonts w:ascii="Times New Roman" w:eastAsia="Times New Roman" w:hAnsi="Times New Roman" w:cs="Times New Roman"/>
+          <w:iCs/>
+          <w:sz w:val="24"/>
+          <w:szCs w:val="24"/>
+        </w:rPr>
+        <w:t xml:space="preserve">yearly </w:t>
+      </w:r>
+      <w:r>
+        <w:rPr>
+          <w:rFonts w:ascii="Times New Roman" w:eastAsia="Times New Roman" w:hAnsi="Times New Roman" w:cs="Times New Roman"/>
+          <w:iCs/>
+          <w:sz w:val="24"/>
+          <w:szCs w:val="24"/>
+        </w:rPr>
+        <w:t xml:space="preserve">maximum abundances near 0 in </w:t>
+      </w:r>
+      <w:r>
+        <w:rPr>
+          <w:rFonts w:ascii="Times New Roman" w:eastAsia="Times New Roman" w:hAnsi="Times New Roman" w:cs="Times New Roman"/>
+          <w:iCs/>
+          <w:sz w:val="24"/>
+          <w:szCs w:val="24"/>
+        </w:rPr>
+        <w:t>2005, increased from 2007 to a peak</w:t>
+      </w:r>
+      <w:r>
+        <w:rPr>
+          <w:rFonts w:ascii="Times New Roman" w:eastAsia="Times New Roman" w:hAnsi="Times New Roman" w:cs="Times New Roman"/>
+          <w:iCs/>
+          <w:sz w:val="24"/>
+          <w:szCs w:val="24"/>
+        </w:rPr>
+        <w:t xml:space="preserve"> of a yearly maximum</w:t>
+      </w:r>
+      <w:r>
+        <w:rPr>
+          <w:rFonts w:ascii="Times New Roman" w:eastAsia="Times New Roman" w:hAnsi="Times New Roman" w:cs="Times New Roman"/>
+          <w:iCs/>
+          <w:sz w:val="24"/>
+          <w:szCs w:val="24"/>
+        </w:rPr>
+        <w:t xml:space="preserve"> abundance</w:t>
+      </w:r>
+      <w:r>
+        <w:rPr>
+          <w:rFonts w:ascii="Times New Roman" w:eastAsia="Times New Roman" w:hAnsi="Times New Roman" w:cs="Times New Roman"/>
+          <w:iCs/>
+          <w:sz w:val="24"/>
+          <w:szCs w:val="24"/>
+        </w:rPr>
+        <w:t xml:space="preserve"> of ~10</w:t>
+      </w:r>
+      <w:r>
+        <w:rPr>
+          <w:rFonts w:ascii="Times New Roman" w:eastAsia="Times New Roman" w:hAnsi="Times New Roman" w:cs="Times New Roman"/>
+          <w:iCs/>
+          <w:sz w:val="24"/>
+          <w:szCs w:val="24"/>
+          <w:vertAlign w:val="superscript"/>
+        </w:rPr>
+        <w:t>7</w:t>
+      </w:r>
+      <w:r>
+        <w:rPr>
+          <w:rFonts w:ascii="Times New Roman" w:eastAsia="Times New Roman" w:hAnsi="Times New Roman" w:cs="Times New Roman"/>
+          <w:iCs/>
+          <w:sz w:val="24"/>
+          <w:szCs w:val="24"/>
+        </w:rPr>
+        <w:t xml:space="preserve"> in 2010</w:t>
+      </w:r>
+      <w:r>
+        <w:rPr>
+          <w:rFonts w:ascii="Times New Roman" w:eastAsia="Times New Roman" w:hAnsi="Times New Roman" w:cs="Times New Roman"/>
+          <w:iCs/>
+          <w:sz w:val="24"/>
+          <w:szCs w:val="24"/>
+        </w:rPr>
+        <w:t>,</w:t>
+      </w:r>
+      <w:r>
+        <w:rPr>
+          <w:rFonts w:ascii="Times New Roman" w:eastAsia="Times New Roman" w:hAnsi="Times New Roman" w:cs="Times New Roman"/>
+          <w:iCs/>
+          <w:sz w:val="24"/>
+          <w:szCs w:val="24"/>
+        </w:rPr>
+        <w:t xml:space="preserve"> then</w:t>
+      </w:r>
+      <w:r>
+        <w:rPr>
+          <w:rFonts w:ascii="Times New Roman" w:eastAsia="Times New Roman" w:hAnsi="Times New Roman" w:cs="Times New Roman"/>
+          <w:iCs/>
+          <w:sz w:val="24"/>
+          <w:szCs w:val="24"/>
+        </w:rPr>
+        <w:t xml:space="preserve"> fell to </w:t>
+      </w:r>
+      <w:r>
+        <w:rPr>
+          <w:rFonts w:ascii="Times New Roman" w:eastAsia="Times New Roman" w:hAnsi="Times New Roman" w:cs="Times New Roman"/>
+          <w:iCs/>
+          <w:sz w:val="24"/>
+          <w:szCs w:val="24"/>
+        </w:rPr>
+        <w:t xml:space="preserve">yearly maximum </w:t>
+      </w:r>
+      <w:r>
+        <w:rPr>
+          <w:rFonts w:ascii="Times New Roman" w:eastAsia="Times New Roman" w:hAnsi="Times New Roman" w:cs="Times New Roman"/>
+          <w:iCs/>
+          <w:sz w:val="24"/>
+          <w:szCs w:val="24"/>
+        </w:rPr>
+        <w:t>abundance</w:t>
+      </w:r>
+      <w:r>
+        <w:rPr>
+          <w:rFonts w:ascii="Times New Roman" w:eastAsia="Times New Roman" w:hAnsi="Times New Roman" w:cs="Times New Roman"/>
+          <w:iCs/>
+          <w:sz w:val="24"/>
+          <w:szCs w:val="24"/>
+        </w:rPr>
+        <w:t>s</w:t>
+      </w:r>
+      <w:r>
+        <w:rPr>
+          <w:rFonts w:ascii="Times New Roman" w:eastAsia="Times New Roman" w:hAnsi="Times New Roman" w:cs="Times New Roman"/>
+          <w:iCs/>
+          <w:sz w:val="24"/>
+          <w:szCs w:val="24"/>
+        </w:rPr>
+        <w:t xml:space="preserve"> hovering around</w:t>
+      </w:r>
+      <w:r>
+        <w:rPr>
+          <w:rFonts w:ascii="Times New Roman" w:eastAsia="Times New Roman" w:hAnsi="Times New Roman" w:cs="Times New Roman"/>
+          <w:iCs/>
+          <w:sz w:val="24"/>
+          <w:szCs w:val="24"/>
+        </w:rPr>
+        <w:t xml:space="preserve"> 10</w:t>
+      </w:r>
+      <w:r>
+        <w:rPr>
+          <w:rFonts w:ascii="Times New Roman" w:eastAsia="Times New Roman" w:hAnsi="Times New Roman" w:cs="Times New Roman"/>
+          <w:iCs/>
+          <w:sz w:val="24"/>
+          <w:szCs w:val="24"/>
+          <w:vertAlign w:val="superscript"/>
+        </w:rPr>
+        <w:t>3</w:t>
+      </w:r>
+      <w:r>
+        <w:rPr>
+          <w:rFonts w:ascii="Times New Roman" w:eastAsia="Times New Roman" w:hAnsi="Times New Roman" w:cs="Times New Roman"/>
+          <w:iCs/>
+          <w:sz w:val="24"/>
+          <w:szCs w:val="24"/>
+        </w:rPr>
+        <w:t xml:space="preserve"> from 2011-2013 </w:t>
+      </w:r>
+      <w:r>
+        <w:rPr>
+          <w:rFonts w:ascii="Times New Roman" w:eastAsia="Times New Roman" w:hAnsi="Times New Roman" w:cs="Times New Roman"/>
+          <w:iCs/>
+          <w:sz w:val="24"/>
+          <w:szCs w:val="24"/>
+        </w:rPr>
+        <w:fldChar w:fldCharType="begin"/>
+      </w:r>
+      <w:r>
+        <w:rPr>
+          <w:rFonts w:ascii="Times New Roman" w:eastAsia="Times New Roman" w:hAnsi="Times New Roman" w:cs="Times New Roman"/>
+          <w:iCs/>
+          <w:sz w:val="24"/>
+          <w:szCs w:val="24"/>
+        </w:rPr>
+        <w:instrText xml:space="preserve"> ADDIN ZOTERO_ITEM CSL_CITATION {"citationID":"l0eZ81pq","properties":{"formattedCitation":"(Dexter {\\i{}et al.} 2015)","plainCitation":"(Dexter et al. 2015)","noteIndex":0},"citationItems":[{"id":64,"uris":["http://zotero.org/users/9972654/items/W2KK3AL2"],"itemData":{"id":64,"type":"article-journal","abstract":"Nonindigenous aquatic species are becoming increasingly common in coastal and inland waters, largely due to the global transport of zooplankton via commercial shipping and recreational boating. The cost of mitigation and lost income due to invasive zooplankton is estimated in the billions of dollars annually, yet we know little about the temporal dynamics of these invaders. Analysis of an 8.5-year (June 2005–December 2013) zooplankton time series from the Columbia River revealed contrasting patterns of invasion dynamics between species, cyclical periods of community invasion, and key environmental variables that constrain populations of invasive zooplankton. We identiﬁed four seasonal zooplankton communities (autumn/ invaded, winter/barren, spring/rotifer, and transitional) that are strongly correlated with changes in chlorophyll content and water temperature, with peak abundances of invasive zooplankters occurring during periods of maximum water temperature. Additionally, we observed contrasting patterns of phenology between persistent and ephemeral invasive populations, with successful invaders exhibiting delayed annual peaks in population abundance. Two invasive zooplankters—the copepod Pseudodiaptomus forbesi and larval Asian clam Corbicula ﬂuminea—dominate the zooplankton community in late summer and early autumn. Likewise, our results support conclusions from a growing body of literature that delayed phenology may be a key functional trait for successful invaders.","container-title":"Limnology and Oceanography","DOI":"10.1002/lno.10034","ISSN":"00243590","issue":"2","journalAbbreviation":"Limnol. Oceanogr.","language":"en","page":"527-539","source":"DOI.org (Crossref)","title":"Persistent vs. ephemeral invasions: 8.5 years of zooplankton community dynamics in the Columbia River: Persistent vs. ephemeral invasions","title-short":"Persistent vs. ephemeral invasions","volume":"60","author":[{"family":"Dexter","given":"Eric"},{"family":"Bollens","given":"Stephen M."},{"family":"Rollwagen-Bollens","given":"Gretchen"},{"family":"Emerson","given":"Josh"},{"family":"Zimmerman","given":"Julie"}],"issued":{"date-parts":[["2015",3]]}}}],"schema":"https://github.com/citation-style-language/schema/raw/master/csl-citation.json"} </w:instrText>
+      </w:r>
+      <w:r>
+        <w:rPr>
+          <w:rFonts w:ascii="Times New Roman" w:eastAsia="Times New Roman" w:hAnsi="Times New Roman" w:cs="Times New Roman"/>
+          <w:iCs/>
+          <w:sz w:val="24"/>
+          <w:szCs w:val="24"/>
+        </w:rPr>
+        <w:fldChar w:fldCharType="separate"/>
+      </w:r>
+      <w:r>
+        <w:rPr>
+          <w:rFonts w:ascii="Times New Roman" w:hAnsi="Times New Roman" w:cs="Times New Roman"/>
+          <w:sz w:val="24"/>
+        </w:rPr>
+        <w:t xml:space="preserve">(Dexter </w:t>
+      </w:r>
+      <w:r>
+        <w:rPr>
+          <w:rFonts w:ascii="Times New Roman" w:hAnsi="Times New Roman" w:cs="Times New Roman"/>
           <w:i/>
-          <w:sz w:val="24"/>
-          <w:szCs w:val="24"/>
-        </w:rPr>
-        <w:t>coregoni</w:t>
-      </w:r>
-      <w:proofErr w:type="spellEnd"/>
-      <w:r>
-        <w:rPr>
-          <w:rFonts w:ascii="Times New Roman" w:eastAsia="Times New Roman" w:hAnsi="Times New Roman" w:cs="Times New Roman"/>
-          <w:iCs/>
+          <w:iCs/>
+          <w:sz w:val="24"/>
+        </w:rPr>
+        <w:t>et al.</w:t>
+      </w:r>
+      <w:r>
+        <w:rPr>
+          <w:rFonts w:ascii="Times New Roman" w:hAnsi="Times New Roman" w:cs="Times New Roman"/>
+          <w:sz w:val="24"/>
+        </w:rPr>
+        <w:t xml:space="preserve"> 2015)</w:t>
+      </w:r>
+      <w:r>
+        <w:rPr>
+          <w:rFonts w:ascii="Times New Roman" w:eastAsia="Times New Roman" w:hAnsi="Times New Roman" w:cs="Times New Roman"/>
+          <w:iCs/>
+          <w:sz w:val="24"/>
+          <w:szCs w:val="24"/>
+        </w:rPr>
+        <w:fldChar w:fldCharType="end"/>
+      </w:r>
+      <w:r>
+        <w:rPr>
+          <w:rFonts w:ascii="Times New Roman" w:eastAsia="Times New Roman" w:hAnsi="Times New Roman" w:cs="Times New Roman"/>
+          <w:iCs/>
+          <w:sz w:val="24"/>
+          <w:szCs w:val="24"/>
+        </w:rPr>
+        <w:t>.</w:t>
+      </w:r>
+      <w:r>
+        <w:rPr>
+          <w:rFonts w:ascii="Times New Roman" w:eastAsia="Times New Roman" w:hAnsi="Times New Roman" w:cs="Times New Roman"/>
+          <w:iCs/>
+          <w:sz w:val="24"/>
+          <w:szCs w:val="24"/>
+        </w:rPr>
+        <w:t xml:space="preserve"> Because of the high </w:t>
+      </w:r>
+      <w:r>
+        <w:rPr>
+          <w:rFonts w:ascii="Times New Roman" w:eastAsia="Times New Roman" w:hAnsi="Times New Roman" w:cs="Times New Roman"/>
+          <w:iCs/>
+          <w:sz w:val="24"/>
+          <w:szCs w:val="24"/>
+        </w:rPr>
+        <w:t>variability</w:t>
+      </w:r>
+      <w:r>
+        <w:rPr>
+          <w:rFonts w:ascii="Times New Roman" w:eastAsia="Times New Roman" w:hAnsi="Times New Roman" w:cs="Times New Roman"/>
+          <w:iCs/>
+          <w:sz w:val="24"/>
+          <w:szCs w:val="24"/>
+        </w:rPr>
+        <w:t xml:space="preserve"> (i.e., many orders of magnitude)</w:t>
+      </w:r>
+      <w:r>
+        <w:rPr>
+          <w:rFonts w:ascii="Times New Roman" w:eastAsia="Times New Roman" w:hAnsi="Times New Roman" w:cs="Times New Roman"/>
+          <w:iCs/>
+          <w:sz w:val="24"/>
+          <w:szCs w:val="24"/>
+        </w:rPr>
+        <w:t xml:space="preserve"> in </w:t>
+      </w:r>
+      <w:r>
+        <w:rPr>
+          <w:rFonts w:ascii="Times New Roman" w:eastAsia="Times New Roman" w:hAnsi="Times New Roman" w:cs="Times New Roman"/>
+          <w:i/>
+          <w:sz w:val="24"/>
+          <w:szCs w:val="24"/>
+        </w:rPr>
+        <w:t>B. coregoni</w:t>
+      </w:r>
+      <w:r>
+        <w:rPr>
+          <w:rFonts w:ascii="Times New Roman" w:eastAsia="Times New Roman" w:hAnsi="Times New Roman" w:cs="Times New Roman"/>
+          <w:iCs/>
+          <w:sz w:val="24"/>
+          <w:szCs w:val="24"/>
+        </w:rPr>
+        <w:t xml:space="preserve"> the regime shift analysis did not detect regime shifts for </w:t>
+      </w:r>
+      <w:r>
+        <w:rPr>
+          <w:rFonts w:ascii="Times New Roman" w:eastAsia="Times New Roman" w:hAnsi="Times New Roman" w:cs="Times New Roman"/>
+          <w:i/>
+          <w:sz w:val="24"/>
+          <w:szCs w:val="24"/>
+        </w:rPr>
+        <w:t>B. coregoni</w:t>
+      </w:r>
+      <w:r>
+        <w:rPr>
+          <w:rFonts w:ascii="Times New Roman" w:eastAsia="Times New Roman" w:hAnsi="Times New Roman" w:cs="Times New Roman"/>
+          <w:i/>
           <w:sz w:val="24"/>
           <w:szCs w:val="24"/>
         </w:rPr>
@@ -17074,179 +16692,6 @@
           <w:sz w:val="24"/>
           <w:szCs w:val="24"/>
         </w:rPr>
-        <w:t xml:space="preserve">had </w:t>
-      </w:r>
-      <w:r>
-        <w:rPr>
-          <w:rFonts w:ascii="Times New Roman" w:eastAsia="Times New Roman" w:hAnsi="Times New Roman" w:cs="Times New Roman"/>
-          <w:iCs/>
-          <w:sz w:val="24"/>
-          <w:szCs w:val="24"/>
-        </w:rPr>
-        <w:t xml:space="preserve">yearly </w:t>
-      </w:r>
-      <w:r>
-        <w:rPr>
-          <w:rFonts w:ascii="Times New Roman" w:eastAsia="Times New Roman" w:hAnsi="Times New Roman" w:cs="Times New Roman"/>
-          <w:iCs/>
-          <w:sz w:val="24"/>
-          <w:szCs w:val="24"/>
-        </w:rPr>
-        <w:t xml:space="preserve">maximum abundances near 0 in </w:t>
-      </w:r>
-      <w:r>
-        <w:rPr>
-          <w:rFonts w:ascii="Times New Roman" w:eastAsia="Times New Roman" w:hAnsi="Times New Roman" w:cs="Times New Roman"/>
-          <w:iCs/>
-          <w:sz w:val="24"/>
-          <w:szCs w:val="24"/>
-        </w:rPr>
-        <w:t>2005, increased from 2007 to a peak</w:t>
-      </w:r>
-      <w:r>
-        <w:rPr>
-          <w:rFonts w:ascii="Times New Roman" w:eastAsia="Times New Roman" w:hAnsi="Times New Roman" w:cs="Times New Roman"/>
-          <w:iCs/>
-          <w:sz w:val="24"/>
-          <w:szCs w:val="24"/>
-        </w:rPr>
-        <w:t xml:space="preserve"> of a yearly maximum</w:t>
-      </w:r>
-      <w:r>
-        <w:rPr>
-          <w:rFonts w:ascii="Times New Roman" w:eastAsia="Times New Roman" w:hAnsi="Times New Roman" w:cs="Times New Roman"/>
-          <w:iCs/>
-          <w:sz w:val="24"/>
-          <w:szCs w:val="24"/>
-        </w:rPr>
-        <w:t xml:space="preserve"> abundance</w:t>
-      </w:r>
-      <w:r>
-        <w:rPr>
-          <w:rFonts w:ascii="Times New Roman" w:eastAsia="Times New Roman" w:hAnsi="Times New Roman" w:cs="Times New Roman"/>
-          <w:iCs/>
-          <w:sz w:val="24"/>
-          <w:szCs w:val="24"/>
-        </w:rPr>
-        <w:t xml:space="preserve"> of ~10</w:t>
-      </w:r>
-      <w:r>
-        <w:rPr>
-          <w:rFonts w:ascii="Times New Roman" w:eastAsia="Times New Roman" w:hAnsi="Times New Roman" w:cs="Times New Roman"/>
-          <w:iCs/>
-          <w:sz w:val="24"/>
-          <w:szCs w:val="24"/>
-          <w:vertAlign w:val="superscript"/>
-        </w:rPr>
-        <w:t>7</w:t>
-      </w:r>
-      <w:r>
-        <w:rPr>
-          <w:rFonts w:ascii="Times New Roman" w:eastAsia="Times New Roman" w:hAnsi="Times New Roman" w:cs="Times New Roman"/>
-          <w:iCs/>
-          <w:sz w:val="24"/>
-          <w:szCs w:val="24"/>
-        </w:rPr>
-        <w:t xml:space="preserve"> in 2010</w:t>
-      </w:r>
-      <w:r>
-        <w:rPr>
-          <w:rFonts w:ascii="Times New Roman" w:eastAsia="Times New Roman" w:hAnsi="Times New Roman" w:cs="Times New Roman"/>
-          <w:iCs/>
-          <w:sz w:val="24"/>
-          <w:szCs w:val="24"/>
-        </w:rPr>
-        <w:t>,</w:t>
-      </w:r>
-      <w:r>
-        <w:rPr>
-          <w:rFonts w:ascii="Times New Roman" w:eastAsia="Times New Roman" w:hAnsi="Times New Roman" w:cs="Times New Roman"/>
-          <w:iCs/>
-          <w:sz w:val="24"/>
-          <w:szCs w:val="24"/>
-        </w:rPr>
-        <w:t xml:space="preserve"> then</w:t>
-      </w:r>
-      <w:r>
-        <w:rPr>
-          <w:rFonts w:ascii="Times New Roman" w:eastAsia="Times New Roman" w:hAnsi="Times New Roman" w:cs="Times New Roman"/>
-          <w:iCs/>
-          <w:sz w:val="24"/>
-          <w:szCs w:val="24"/>
-        </w:rPr>
-        <w:t xml:space="preserve"> fell to </w:t>
-      </w:r>
-      <w:r>
-        <w:rPr>
-          <w:rFonts w:ascii="Times New Roman" w:eastAsia="Times New Roman" w:hAnsi="Times New Roman" w:cs="Times New Roman"/>
-          <w:iCs/>
-          <w:sz w:val="24"/>
-          <w:szCs w:val="24"/>
-        </w:rPr>
-        <w:t xml:space="preserve">yearly maximum </w:t>
-      </w:r>
-      <w:r>
-        <w:rPr>
-          <w:rFonts w:ascii="Times New Roman" w:eastAsia="Times New Roman" w:hAnsi="Times New Roman" w:cs="Times New Roman"/>
-          <w:iCs/>
-          <w:sz w:val="24"/>
-          <w:szCs w:val="24"/>
-        </w:rPr>
-        <w:t>abundance</w:t>
-      </w:r>
-      <w:r>
-        <w:rPr>
-          <w:rFonts w:ascii="Times New Roman" w:eastAsia="Times New Roman" w:hAnsi="Times New Roman" w:cs="Times New Roman"/>
-          <w:iCs/>
-          <w:sz w:val="24"/>
-          <w:szCs w:val="24"/>
-        </w:rPr>
-        <w:t>s</w:t>
-      </w:r>
-      <w:r>
-        <w:rPr>
-          <w:rFonts w:ascii="Times New Roman" w:eastAsia="Times New Roman" w:hAnsi="Times New Roman" w:cs="Times New Roman"/>
-          <w:iCs/>
-          <w:sz w:val="24"/>
-          <w:szCs w:val="24"/>
-        </w:rPr>
-        <w:t xml:space="preserve"> hovering around</w:t>
-      </w:r>
-      <w:r>
-        <w:rPr>
-          <w:rFonts w:ascii="Times New Roman" w:eastAsia="Times New Roman" w:hAnsi="Times New Roman" w:cs="Times New Roman"/>
-          <w:iCs/>
-          <w:sz w:val="24"/>
-          <w:szCs w:val="24"/>
-        </w:rPr>
-        <w:t xml:space="preserve"> 10</w:t>
-      </w:r>
-      <w:r>
-        <w:rPr>
-          <w:rFonts w:ascii="Times New Roman" w:eastAsia="Times New Roman" w:hAnsi="Times New Roman" w:cs="Times New Roman"/>
-          <w:iCs/>
-          <w:sz w:val="24"/>
-          <w:szCs w:val="24"/>
-          <w:vertAlign w:val="superscript"/>
-        </w:rPr>
-        <w:t>3</w:t>
-      </w:r>
-      <w:r>
-        <w:rPr>
-          <w:rFonts w:ascii="Times New Roman" w:eastAsia="Times New Roman" w:hAnsi="Times New Roman" w:cs="Times New Roman"/>
-          <w:iCs/>
-          <w:sz w:val="24"/>
-          <w:szCs w:val="24"/>
-        </w:rPr>
-        <w:t xml:space="preserve"> from 2011-2013 </w:t>
-      </w:r>
-      <w:r>
-        <w:rPr>
-          <w:rFonts w:ascii="Times New Roman" w:eastAsia="Times New Roman" w:hAnsi="Times New Roman" w:cs="Times New Roman"/>
-          <w:iCs/>
-          <w:sz w:val="24"/>
-          <w:szCs w:val="24"/>
-        </w:rPr>
         <w:fldChar w:fldCharType="begin"/>
       </w:r>
       <w:r>
@@ -17256,7 +16701,7 @@
           <w:sz w:val="24"/>
           <w:szCs w:val="24"/>
         </w:rPr>
-        <w:instrText xml:space="preserve"> ADDIN ZOTERO_ITEM CSL_CITATION {"citationID":"l0eZ81pq","properties":{"formattedCitation":"(Dexter {\\i{}et al.} 2015)","plainCitation":"(Dexter et al. 2015)","noteIndex":0},"citationItems":[{"id":64,"uris":["http://zotero.org/users/9972654/items/W2KK3AL2"],"itemData":{"id":64,"type":"article-journal","abstract":"Nonindigenous aquatic species are becoming increasingly common in coastal and inland waters, largely due to the global transport of zooplankton via commercial shipping and recreational boating. The cost of mitigation and lost income due to invasive zooplankton is estimated in the billions of dollars annually, yet we know little about the temporal dynamics of these invaders. Analysis of an 8.5-year (June 2005–December 2013) zooplankton time series from the Columbia River revealed contrasting patterns of invasion dynamics between species, cyclical periods of community invasion, and key environmental variables that constrain populations of invasive zooplankton. We identiﬁed four seasonal zooplankton communities (autumn/ invaded, winter/barren, spring/rotifer, and transitional) that are strongly correlated with changes in chlorophyll content and water temperature, with peak abundances of invasive zooplankters occurring during periods of maximum water temperature. Additionally, we observed contrasting patterns of phenology between persistent and ephemeral invasive populations, with successful invaders exhibiting delayed annual peaks in population abundance. Two invasive zooplankters—the copepod Pseudodiaptomus forbesi and larval Asian clam Corbicula ﬂuminea—dominate the zooplankton community in late summer and early autumn. Likewise, our results support conclusions from a growing body of literature that delayed phenology may be a key functional trait for successful invaders.","container-title":"Limnology and Oceanography","DOI":"10.1002/lno.10034","ISSN":"00243590","issue":"2","journalAbbreviation":"Limnol. Oceanogr.","language":"en","page":"527-539","source":"DOI.org (Crossref)","title":"Persistent vs. ephemeral invasions: 8.5 years of zooplankton community dynamics in the Columbia River: Persistent vs. ephemeral invasions","title-short":"Persistent vs. ephemeral invasions","volume":"60","author":[{"family":"Dexter","given":"Eric"},{"family":"Bollens","given":"Stephen M."},{"family":"Rollwagen-Bollens","given":"Gretchen"},{"family":"Emerson","given":"Josh"},{"family":"Zimmerman","given":"Julie"}],"issued":{"date-parts":[["2015",3]]}}}],"schema":"https://github.com/citation-style-language/schema/raw/master/csl-citation.json"} </w:instrText>
+        <w:instrText xml:space="preserve"> ADDIN ZOTERO_ITEM CSL_CITATION {"citationID":"g1c8RHCc","properties":{"formattedCitation":"(Dexter {\\i{}et al.} 2015)","plainCitation":"(Dexter et al. 2015)","noteIndex":0},"citationItems":[{"id":64,"uris":["http://zotero.org/users/9972654/items/W2KK3AL2"],"itemData":{"id":64,"type":"article-journal","abstract":"Nonindigenous aquatic species are becoming increasingly common in coastal and inland waters, largely due to the global transport of zooplankton via commercial shipping and recreational boating. The cost of mitigation and lost income due to invasive zooplankton is estimated in the billions of dollars annually, yet we know little about the temporal dynamics of these invaders. Analysis of an 8.5-year (June 2005–December 2013) zooplankton time series from the Columbia River revealed contrasting patterns of invasion dynamics between species, cyclical periods of community invasion, and key environmental variables that constrain populations of invasive zooplankton. We identiﬁed four seasonal zooplankton communities (autumn/ invaded, winter/barren, spring/rotifer, and transitional) that are strongly correlated with changes in chlorophyll content and water temperature, with peak abundances of invasive zooplankters occurring during periods of maximum water temperature. Additionally, we observed contrasting patterns of phenology between persistent and ephemeral invasive populations, with successful invaders exhibiting delayed annual peaks in population abundance. Two invasive zooplankters—the copepod Pseudodiaptomus forbesi and larval Asian clam Corbicula ﬂuminea—dominate the zooplankton community in late summer and early autumn. Likewise, our results support conclusions from a growing body of literature that delayed phenology may be a key functional trait for successful invaders.","container-title":"Limnology and Oceanography","DOI":"10.1002/lno.10034","ISSN":"00243590","issue":"2","journalAbbreviation":"Limnol. Oceanogr.","language":"en","page":"527-539","source":"DOI.org (Crossref)","title":"Persistent vs. ephemeral invasions: 8.5 years of zooplankton community dynamics in the Columbia River: Persistent vs. ephemeral invasions","title-short":"Persistent vs. ephemeral invasions","volume":"60","author":[{"family":"Dexter","given":"Eric"},{"family":"Bollens","given":"Stephen M."},{"family":"Rollwagen-Bollens","given":"Gretchen"},{"family":"Emerson","given":"Josh"},{"family":"Zimmerman","given":"Julie"}],"issued":{"date-parts":[["2015",3]]}}}],"schema":"https://github.com/citation-style-language/schema/raw/master/csl-citation.json"} </w:instrText>
       </w:r>
       <w:r>
         <w:rPr>
@@ -17306,6 +16751,128 @@
           <w:sz w:val="24"/>
           <w:szCs w:val="24"/>
         </w:rPr>
+        <w:t xml:space="preserve">. </w:t>
+      </w:r>
+      <w:r>
+        <w:rPr>
+          <w:rFonts w:ascii="Times New Roman" w:eastAsia="Times New Roman" w:hAnsi="Times New Roman" w:cs="Times New Roman"/>
+          <w:iCs/>
+          <w:sz w:val="24"/>
+          <w:szCs w:val="24"/>
+        </w:rPr>
+        <w:t>If regimes shifts were detected</w:t>
+      </w:r>
+      <w:r>
+        <w:rPr>
+          <w:rFonts w:ascii="Times New Roman" w:eastAsia="Times New Roman" w:hAnsi="Times New Roman" w:cs="Times New Roman"/>
+          <w:iCs/>
+          <w:sz w:val="24"/>
+          <w:szCs w:val="24"/>
+        </w:rPr>
+        <w:t xml:space="preserve"> in 2007 and 2011</w:t>
+      </w:r>
+      <w:r>
+        <w:rPr>
+          <w:rFonts w:ascii="Times New Roman" w:eastAsia="Times New Roman" w:hAnsi="Times New Roman" w:cs="Times New Roman"/>
+          <w:iCs/>
+          <w:sz w:val="24"/>
+          <w:szCs w:val="24"/>
+        </w:rPr>
+        <w:t xml:space="preserve"> for </w:t>
+      </w:r>
+      <w:r>
+        <w:rPr>
+          <w:rFonts w:ascii="Times New Roman" w:eastAsia="Times New Roman" w:hAnsi="Times New Roman" w:cs="Times New Roman"/>
+          <w:i/>
+          <w:sz w:val="24"/>
+          <w:szCs w:val="24"/>
+        </w:rPr>
+        <w:t>B. coregoni</w:t>
+      </w:r>
+      <w:r>
+        <w:rPr>
+          <w:rFonts w:ascii="Times New Roman" w:eastAsia="Times New Roman" w:hAnsi="Times New Roman" w:cs="Times New Roman"/>
+          <w:iCs/>
+          <w:sz w:val="24"/>
+          <w:szCs w:val="24"/>
+        </w:rPr>
+        <w:t>, it would have certainly met our definition of a boom bust</w:t>
+      </w:r>
+      <w:r>
+        <w:rPr>
+          <w:rFonts w:ascii="Times New Roman" w:eastAsia="Times New Roman" w:hAnsi="Times New Roman" w:cs="Times New Roman"/>
+          <w:iCs/>
+          <w:sz w:val="24"/>
+          <w:szCs w:val="24"/>
+        </w:rPr>
+        <w:t xml:space="preserve"> </w:t>
+      </w:r>
+      <w:r>
+        <w:rPr>
+          <w:rFonts w:ascii="Times New Roman" w:eastAsia="Times New Roman" w:hAnsi="Times New Roman" w:cs="Times New Roman"/>
+          <w:iCs/>
+          <w:sz w:val="24"/>
+          <w:szCs w:val="24"/>
+        </w:rPr>
+        <w:fldChar w:fldCharType="begin"/>
+      </w:r>
+      <w:r>
+        <w:rPr>
+          <w:rFonts w:ascii="Times New Roman" w:eastAsia="Times New Roman" w:hAnsi="Times New Roman" w:cs="Times New Roman"/>
+          <w:iCs/>
+          <w:sz w:val="24"/>
+          <w:szCs w:val="24"/>
+        </w:rPr>
+        <w:instrText xml:space="preserve"> ADDIN ZOTERO_ITEM CSL_CITATION {"citationID":"2wqm3Tmd","properties":{"formattedCitation":"(Dexter {\\i{}et al.} 2015)","plainCitation":"(Dexter et al. 2015)","noteIndex":0},"citationItems":[{"id":64,"uris":["http://zotero.org/users/9972654/items/W2KK3AL2"],"itemData":{"id":64,"type":"article-journal","abstract":"Nonindigenous aquatic species are becoming increasingly common in coastal and inland waters, largely due to the global transport of zooplankton via commercial shipping and recreational boating. The cost of mitigation and lost income due to invasive zooplankton is estimated in the billions of dollars annually, yet we know little about the temporal dynamics of these invaders. Analysis of an 8.5-year (June 2005–December 2013) zooplankton time series from the Columbia River revealed contrasting patterns of invasion dynamics between species, cyclical periods of community invasion, and key environmental variables that constrain populations of invasive zooplankton. We identiﬁed four seasonal zooplankton communities (autumn/ invaded, winter/barren, spring/rotifer, and transitional) that are strongly correlated with changes in chlorophyll content and water temperature, with peak abundances of invasive zooplankters occurring during periods of maximum water temperature. Additionally, we observed contrasting patterns of phenology between persistent and ephemeral invasive populations, with successful invaders exhibiting delayed annual peaks in population abundance. Two invasive zooplankters—the copepod Pseudodiaptomus forbesi and larval Asian clam Corbicula ﬂuminea—dominate the zooplankton community in late summer and early autumn. Likewise, our results support conclusions from a growing body of literature that delayed phenology may be a key functional trait for successful invaders.","container-title":"Limnology and Oceanography","DOI":"10.1002/lno.10034","ISSN":"00243590","issue":"2","journalAbbreviation":"Limnol. Oceanogr.","language":"en","page":"527-539","source":"DOI.org (Crossref)","title":"Persistent vs. ephemeral invasions: 8.5 years of zooplankton community dynamics in the Columbia River: Persistent vs. ephemeral invasions","title-short":"Persistent vs. ephemeral invasions","volume":"60","author":[{"family":"Dexter","given":"Eric"},{"family":"Bollens","given":"Stephen M."},{"family":"Rollwagen-Bollens","given":"Gretchen"},{"family":"Emerson","given":"Josh"},{"family":"Zimmerman","given":"Julie"}],"issued":{"date-parts":[["2015",3]]}}}],"schema":"https://github.com/citation-style-language/schema/raw/master/csl-citation.json"} </w:instrText>
+      </w:r>
+      <w:r>
+        <w:rPr>
+          <w:rFonts w:ascii="Times New Roman" w:eastAsia="Times New Roman" w:hAnsi="Times New Roman" w:cs="Times New Roman"/>
+          <w:iCs/>
+          <w:sz w:val="24"/>
+          <w:szCs w:val="24"/>
+        </w:rPr>
+        <w:fldChar w:fldCharType="separate"/>
+      </w:r>
+      <w:r>
+        <w:rPr>
+          <w:rFonts w:ascii="Times New Roman" w:hAnsi="Times New Roman" w:cs="Times New Roman"/>
+          <w:sz w:val="24"/>
+        </w:rPr>
+        <w:t xml:space="preserve">(Dexter </w:t>
+      </w:r>
+      <w:r>
+        <w:rPr>
+          <w:rFonts w:ascii="Times New Roman" w:hAnsi="Times New Roman" w:cs="Times New Roman"/>
+          <w:i/>
+          <w:iCs/>
+          <w:sz w:val="24"/>
+        </w:rPr>
+        <w:t>et al.</w:t>
+      </w:r>
+      <w:r>
+        <w:rPr>
+          <w:rFonts w:ascii="Times New Roman" w:hAnsi="Times New Roman" w:cs="Times New Roman"/>
+          <w:sz w:val="24"/>
+        </w:rPr>
+        <w:t xml:space="preserve"> 2015)</w:t>
+      </w:r>
+      <w:r>
+        <w:rPr>
+          <w:rFonts w:ascii="Times New Roman" w:eastAsia="Times New Roman" w:hAnsi="Times New Roman" w:cs="Times New Roman"/>
+          <w:iCs/>
+          <w:sz w:val="24"/>
+          <w:szCs w:val="24"/>
+        </w:rPr>
+        <w:fldChar w:fldCharType="end"/>
+      </w:r>
+      <w:r>
+        <w:rPr>
+          <w:rFonts w:ascii="Times New Roman" w:eastAsia="Times New Roman" w:hAnsi="Times New Roman" w:cs="Times New Roman"/>
+          <w:iCs/>
+          <w:sz w:val="24"/>
+          <w:szCs w:val="24"/>
+        </w:rPr>
         <w:t>.</w:t>
       </w:r>
       <w:r>
@@ -17315,34 +16882,25 @@
           <w:sz w:val="24"/>
           <w:szCs w:val="24"/>
         </w:rPr>
-        <w:t xml:space="preserve"> Because of the high </w:t>
-      </w:r>
-      <w:r>
-        <w:rPr>
-          <w:rFonts w:ascii="Times New Roman" w:eastAsia="Times New Roman" w:hAnsi="Times New Roman" w:cs="Times New Roman"/>
-          <w:iCs/>
-          <w:sz w:val="24"/>
-          <w:szCs w:val="24"/>
-        </w:rPr>
-        <w:t>variability</w:t>
-      </w:r>
-      <w:r>
-        <w:rPr>
-          <w:rFonts w:ascii="Times New Roman" w:eastAsia="Times New Roman" w:hAnsi="Times New Roman" w:cs="Times New Roman"/>
-          <w:iCs/>
-          <w:sz w:val="24"/>
-          <w:szCs w:val="24"/>
-        </w:rPr>
-        <w:t xml:space="preserve"> (i.e., many orders of magnitude)</w:t>
-      </w:r>
-      <w:r>
-        <w:rPr>
-          <w:rFonts w:ascii="Times New Roman" w:eastAsia="Times New Roman" w:hAnsi="Times New Roman" w:cs="Times New Roman"/>
-          <w:iCs/>
-          <w:sz w:val="24"/>
-          <w:szCs w:val="24"/>
-        </w:rPr>
-        <w:t xml:space="preserve"> in </w:t>
+        <w:t xml:space="preserve"> </w:t>
+      </w:r>
+      <w:r>
+        <w:rPr>
+          <w:rFonts w:ascii="Times New Roman" w:eastAsia="Times New Roman" w:hAnsi="Times New Roman" w:cs="Times New Roman"/>
+          <w:iCs/>
+          <w:sz w:val="24"/>
+          <w:szCs w:val="24"/>
+        </w:rPr>
+        <w:t>But</w:t>
+      </w:r>
+      <w:r>
+        <w:rPr>
+          <w:rFonts w:ascii="Times New Roman" w:eastAsia="Times New Roman" w:hAnsi="Times New Roman" w:cs="Times New Roman"/>
+          <w:iCs/>
+          <w:sz w:val="24"/>
+          <w:szCs w:val="24"/>
+        </w:rPr>
+        <w:t xml:space="preserve"> besides </w:t>
       </w:r>
       <w:r>
         <w:rPr>
@@ -17351,9 +16909,53 @@
           <w:sz w:val="24"/>
           <w:szCs w:val="24"/>
         </w:rPr>
-        <w:t xml:space="preserve">B. </w:t>
-      </w:r>
-      <w:proofErr w:type="spellStart"/>
+        <w:t>B. coregoni</w:t>
+      </w:r>
+      <w:r>
+        <w:rPr>
+          <w:rFonts w:ascii="Times New Roman" w:eastAsia="Times New Roman" w:hAnsi="Times New Roman" w:cs="Times New Roman"/>
+          <w:iCs/>
+          <w:sz w:val="24"/>
+          <w:szCs w:val="24"/>
+        </w:rPr>
+        <w:t xml:space="preserve">, the New Zealand </w:t>
+      </w:r>
+      <w:r>
+        <w:rPr>
+          <w:rFonts w:ascii="Times New Roman" w:eastAsia="Times New Roman" w:hAnsi="Times New Roman" w:cs="Times New Roman"/>
+          <w:iCs/>
+          <w:sz w:val="24"/>
+          <w:szCs w:val="24"/>
+        </w:rPr>
+        <w:t>m</w:t>
+      </w:r>
+      <w:r>
+        <w:rPr>
+          <w:rFonts w:ascii="Times New Roman" w:eastAsia="Times New Roman" w:hAnsi="Times New Roman" w:cs="Times New Roman"/>
+          <w:iCs/>
+          <w:sz w:val="24"/>
+          <w:szCs w:val="24"/>
+        </w:rPr>
+        <w:t>ud</w:t>
+      </w:r>
+      <w:r>
+        <w:rPr>
+          <w:rFonts w:ascii="Times New Roman" w:eastAsia="Times New Roman" w:hAnsi="Times New Roman" w:cs="Times New Roman"/>
+          <w:iCs/>
+          <w:sz w:val="24"/>
+          <w:szCs w:val="24"/>
+        </w:rPr>
+        <w:t xml:space="preserve"> </w:t>
+      </w:r>
+      <w:r>
+        <w:rPr>
+          <w:rFonts w:ascii="Times New Roman" w:eastAsia="Times New Roman" w:hAnsi="Times New Roman" w:cs="Times New Roman"/>
+          <w:iCs/>
+          <w:sz w:val="24"/>
+          <w:szCs w:val="24"/>
+        </w:rPr>
+        <w:t>snail (</w:t>
+      </w:r>
       <w:r>
         <w:rPr>
           <w:rFonts w:ascii="Times New Roman" w:eastAsia="Times New Roman" w:hAnsi="Times New Roman" w:cs="Times New Roman"/>
@@ -17361,17 +16963,7 @@
           <w:sz w:val="24"/>
           <w:szCs w:val="24"/>
         </w:rPr>
-        <w:t>coregoni</w:t>
-      </w:r>
-      <w:proofErr w:type="spellEnd"/>
-      <w:r>
-        <w:rPr>
-          <w:rFonts w:ascii="Times New Roman" w:eastAsia="Times New Roman" w:hAnsi="Times New Roman" w:cs="Times New Roman"/>
-          <w:iCs/>
-          <w:sz w:val="24"/>
-          <w:szCs w:val="24"/>
-        </w:rPr>
-        <w:t xml:space="preserve"> the regime shift analysis did not detect regime shifts for </w:t>
+        <w:t>Po</w:t>
       </w:r>
       <w:r>
         <w:rPr>
@@ -17380,361 +16972,8 @@
           <w:sz w:val="24"/>
           <w:szCs w:val="24"/>
         </w:rPr>
-        <w:t xml:space="preserve">B. </w:t>
-      </w:r>
-      <w:proofErr w:type="spellStart"/>
-      <w:r>
-        <w:rPr>
-          <w:rFonts w:ascii="Times New Roman" w:eastAsia="Times New Roman" w:hAnsi="Times New Roman" w:cs="Times New Roman"/>
-          <w:i/>
-          <w:sz w:val="24"/>
-          <w:szCs w:val="24"/>
-        </w:rPr>
-        <w:t>coregoni</w:t>
-      </w:r>
-      <w:proofErr w:type="spellEnd"/>
-      <w:r>
-        <w:rPr>
-          <w:rFonts w:ascii="Times New Roman" w:eastAsia="Times New Roman" w:hAnsi="Times New Roman" w:cs="Times New Roman"/>
-          <w:i/>
-          <w:sz w:val="24"/>
-          <w:szCs w:val="24"/>
-        </w:rPr>
-        <w:t xml:space="preserve"> </w:t>
-      </w:r>
-      <w:r>
-        <w:rPr>
-          <w:rFonts w:ascii="Times New Roman" w:eastAsia="Times New Roman" w:hAnsi="Times New Roman" w:cs="Times New Roman"/>
-          <w:iCs/>
-          <w:sz w:val="24"/>
-          <w:szCs w:val="24"/>
-        </w:rPr>
-        <w:fldChar w:fldCharType="begin"/>
-      </w:r>
-      <w:r>
-        <w:rPr>
-          <w:rFonts w:ascii="Times New Roman" w:eastAsia="Times New Roman" w:hAnsi="Times New Roman" w:cs="Times New Roman"/>
-          <w:iCs/>
-          <w:sz w:val="24"/>
-          <w:szCs w:val="24"/>
-        </w:rPr>
-        <w:instrText xml:space="preserve"> ADDIN ZOTERO_ITEM CSL_CITATION {"citationID":"g1c8RHCc","properties":{"formattedCitation":"(Dexter {\\i{}et al.} 2015)","plainCitation":"(Dexter et al. 2015)","noteIndex":0},"citationItems":[{"id":64,"uris":["http://zotero.org/users/9972654/items/W2KK3AL2"],"itemData":{"id":64,"type":"article-journal","abstract":"Nonindigenous aquatic species are becoming increasingly common in coastal and inland waters, largely due to the global transport of zooplankton via commercial shipping and recreational boating. The cost of mitigation and lost income due to invasive zooplankton is estimated in the billions of dollars annually, yet we know little about the temporal dynamics of these invaders. Analysis of an 8.5-year (June 2005–December 2013) zooplankton time series from the Columbia River revealed contrasting patterns of invasion dynamics between species, cyclical periods of community invasion, and key environmental variables that constrain populations of invasive zooplankton. We identiﬁed four seasonal zooplankton communities (autumn/ invaded, winter/barren, spring/rotifer, and transitional) that are strongly correlated with changes in chlorophyll content and water temperature, with peak abundances of invasive zooplankters occurring during periods of maximum water temperature. Additionally, we observed contrasting patterns of phenology between persistent and ephemeral invasive populations, with successful invaders exhibiting delayed annual peaks in population abundance. Two invasive zooplankters—the copepod Pseudodiaptomus forbesi and larval Asian clam Corbicula ﬂuminea—dominate the zooplankton community in late summer and early autumn. Likewise, our results support conclusions from a growing body of literature that delayed phenology may be a key functional trait for successful invaders.","container-title":"Limnology and Oceanography","DOI":"10.1002/lno.10034","ISSN":"00243590","issue":"2","journalAbbreviation":"Limnol. Oceanogr.","language":"en","page":"527-539","source":"DOI.org (Crossref)","title":"Persistent vs. ephemeral invasions: 8.5 years of zooplankton community dynamics in the Columbia River: Persistent vs. ephemeral invasions","title-short":"Persistent vs. ephemeral invasions","volume":"60","author":[{"family":"Dexter","given":"Eric"},{"family":"Bollens","given":"Stephen M."},{"family":"Rollwagen-Bollens","given":"Gretchen"},{"family":"Emerson","given":"Josh"},{"family":"Zimmerman","given":"Julie"}],"issued":{"date-parts":[["2015",3]]}}}],"schema":"https://github.com/citation-style-language/schema/raw/master/csl-citation.json"} </w:instrText>
-      </w:r>
-      <w:r>
-        <w:rPr>
-          <w:rFonts w:ascii="Times New Roman" w:eastAsia="Times New Roman" w:hAnsi="Times New Roman" w:cs="Times New Roman"/>
-          <w:iCs/>
-          <w:sz w:val="24"/>
-          <w:szCs w:val="24"/>
-        </w:rPr>
-        <w:fldChar w:fldCharType="separate"/>
-      </w:r>
-      <w:r>
-        <w:rPr>
-          <w:rFonts w:ascii="Times New Roman" w:hAnsi="Times New Roman" w:cs="Times New Roman"/>
-          <w:sz w:val="24"/>
-        </w:rPr>
-        <w:t xml:space="preserve">(Dexter </w:t>
-      </w:r>
-      <w:r>
-        <w:rPr>
-          <w:rFonts w:ascii="Times New Roman" w:hAnsi="Times New Roman" w:cs="Times New Roman"/>
-          <w:i/>
-          <w:iCs/>
-          <w:sz w:val="24"/>
-        </w:rPr>
-        <w:t>et al.</w:t>
-      </w:r>
-      <w:r>
-        <w:rPr>
-          <w:rFonts w:ascii="Times New Roman" w:hAnsi="Times New Roman" w:cs="Times New Roman"/>
-          <w:sz w:val="24"/>
-        </w:rPr>
-        <w:t xml:space="preserve"> 2015)</w:t>
-      </w:r>
-      <w:r>
-        <w:rPr>
-          <w:rFonts w:ascii="Times New Roman" w:eastAsia="Times New Roman" w:hAnsi="Times New Roman" w:cs="Times New Roman"/>
-          <w:iCs/>
-          <w:sz w:val="24"/>
-          <w:szCs w:val="24"/>
-        </w:rPr>
-        <w:fldChar w:fldCharType="end"/>
-      </w:r>
-      <w:r>
-        <w:rPr>
-          <w:rFonts w:ascii="Times New Roman" w:eastAsia="Times New Roman" w:hAnsi="Times New Roman" w:cs="Times New Roman"/>
-          <w:iCs/>
-          <w:sz w:val="24"/>
-          <w:szCs w:val="24"/>
-        </w:rPr>
-        <w:t xml:space="preserve">. </w:t>
-      </w:r>
-      <w:r>
-        <w:rPr>
-          <w:rFonts w:ascii="Times New Roman" w:eastAsia="Times New Roman" w:hAnsi="Times New Roman" w:cs="Times New Roman"/>
-          <w:iCs/>
-          <w:sz w:val="24"/>
-          <w:szCs w:val="24"/>
-        </w:rPr>
-        <w:t>If regimes shifts were detected</w:t>
-      </w:r>
-      <w:r>
-        <w:rPr>
-          <w:rFonts w:ascii="Times New Roman" w:eastAsia="Times New Roman" w:hAnsi="Times New Roman" w:cs="Times New Roman"/>
-          <w:iCs/>
-          <w:sz w:val="24"/>
-          <w:szCs w:val="24"/>
-        </w:rPr>
-        <w:t xml:space="preserve"> in 2007 and 2011</w:t>
-      </w:r>
-      <w:r>
-        <w:rPr>
-          <w:rFonts w:ascii="Times New Roman" w:eastAsia="Times New Roman" w:hAnsi="Times New Roman" w:cs="Times New Roman"/>
-          <w:iCs/>
-          <w:sz w:val="24"/>
-          <w:szCs w:val="24"/>
-        </w:rPr>
-        <w:t xml:space="preserve"> for </w:t>
-      </w:r>
-      <w:r>
-        <w:rPr>
-          <w:rFonts w:ascii="Times New Roman" w:eastAsia="Times New Roman" w:hAnsi="Times New Roman" w:cs="Times New Roman"/>
-          <w:i/>
-          <w:sz w:val="24"/>
-          <w:szCs w:val="24"/>
-        </w:rPr>
-        <w:t xml:space="preserve">B. </w:t>
-      </w:r>
-      <w:proofErr w:type="spellStart"/>
-      <w:r>
-        <w:rPr>
-          <w:rFonts w:ascii="Times New Roman" w:eastAsia="Times New Roman" w:hAnsi="Times New Roman" w:cs="Times New Roman"/>
-          <w:i/>
-          <w:sz w:val="24"/>
-          <w:szCs w:val="24"/>
-        </w:rPr>
-        <w:t>coregoni</w:t>
-      </w:r>
-      <w:proofErr w:type="spellEnd"/>
-      <w:r>
-        <w:rPr>
-          <w:rFonts w:ascii="Times New Roman" w:eastAsia="Times New Roman" w:hAnsi="Times New Roman" w:cs="Times New Roman"/>
-          <w:iCs/>
-          <w:sz w:val="24"/>
-          <w:szCs w:val="24"/>
-        </w:rPr>
-        <w:t>, it would have certainly met our definition of a boom bust</w:t>
-      </w:r>
-      <w:r>
-        <w:rPr>
-          <w:rFonts w:ascii="Times New Roman" w:eastAsia="Times New Roman" w:hAnsi="Times New Roman" w:cs="Times New Roman"/>
-          <w:iCs/>
-          <w:sz w:val="24"/>
-          <w:szCs w:val="24"/>
-        </w:rPr>
-        <w:t xml:space="preserve"> </w:t>
-      </w:r>
-      <w:r>
-        <w:rPr>
-          <w:rFonts w:ascii="Times New Roman" w:eastAsia="Times New Roman" w:hAnsi="Times New Roman" w:cs="Times New Roman"/>
-          <w:iCs/>
-          <w:sz w:val="24"/>
-          <w:szCs w:val="24"/>
-        </w:rPr>
-        <w:fldChar w:fldCharType="begin"/>
-      </w:r>
-      <w:r>
-        <w:rPr>
-          <w:rFonts w:ascii="Times New Roman" w:eastAsia="Times New Roman" w:hAnsi="Times New Roman" w:cs="Times New Roman"/>
-          <w:iCs/>
-          <w:sz w:val="24"/>
-          <w:szCs w:val="24"/>
-        </w:rPr>
-        <w:instrText xml:space="preserve"> ADDIN ZOTERO_ITEM CSL_CITATION {"citationID":"2wqm3Tmd","properties":{"formattedCitation":"(Dexter {\\i{}et al.} 2015)","plainCitation":"(Dexter et al. 2015)","noteIndex":0},"citationItems":[{"id":64,"uris":["http://zotero.org/users/9972654/items/W2KK3AL2"],"itemData":{"id":64,"type":"article-journal","abstract":"Nonindigenous aquatic species are becoming increasingly common in coastal and inland waters, largely due to the global transport of zooplankton via commercial shipping and recreational boating. The cost of mitigation and lost income due to invasive zooplankton is estimated in the billions of dollars annually, yet we know little about the temporal dynamics of these invaders. Analysis of an 8.5-year (June 2005–December 2013) zooplankton time series from the Columbia River revealed contrasting patterns of invasion dynamics between species, cyclical periods of community invasion, and key environmental variables that constrain populations of invasive zooplankton. We identiﬁed four seasonal zooplankton communities (autumn/ invaded, winter/barren, spring/rotifer, and transitional) that are strongly correlated with changes in chlorophyll content and water temperature, with peak abundances of invasive zooplankters occurring during periods of maximum water temperature. Additionally, we observed contrasting patterns of phenology between persistent and ephemeral invasive populations, with successful invaders exhibiting delayed annual peaks in population abundance. Two invasive zooplankters—the copepod Pseudodiaptomus forbesi and larval Asian clam Corbicula ﬂuminea—dominate the zooplankton community in late summer and early autumn. Likewise, our results support conclusions from a growing body of literature that delayed phenology may be a key functional trait for successful invaders.","container-title":"Limnology and Oceanography","DOI":"10.1002/lno.10034","ISSN":"00243590","issue":"2","journalAbbreviation":"Limnol. Oceanogr.","language":"en","page":"527-539","source":"DOI.org (Crossref)","title":"Persistent vs. ephemeral invasions: 8.5 years of zooplankton community dynamics in the Columbia River: Persistent vs. ephemeral invasions","title-short":"Persistent vs. ephemeral invasions","volume":"60","author":[{"family":"Dexter","given":"Eric"},{"family":"Bollens","given":"Stephen M."},{"family":"Rollwagen-Bollens","given":"Gretchen"},{"family":"Emerson","given":"Josh"},{"family":"Zimmerman","given":"Julie"}],"issued":{"date-parts":[["2015",3]]}}}],"schema":"https://github.com/citation-style-language/schema/raw/master/csl-citation.json"} </w:instrText>
-      </w:r>
-      <w:r>
-        <w:rPr>
-          <w:rFonts w:ascii="Times New Roman" w:eastAsia="Times New Roman" w:hAnsi="Times New Roman" w:cs="Times New Roman"/>
-          <w:iCs/>
-          <w:sz w:val="24"/>
-          <w:szCs w:val="24"/>
-        </w:rPr>
-        <w:fldChar w:fldCharType="separate"/>
-      </w:r>
-      <w:r>
-        <w:rPr>
-          <w:rFonts w:ascii="Times New Roman" w:hAnsi="Times New Roman" w:cs="Times New Roman"/>
-          <w:sz w:val="24"/>
-        </w:rPr>
-        <w:t xml:space="preserve">(Dexter </w:t>
-      </w:r>
-      <w:r>
-        <w:rPr>
-          <w:rFonts w:ascii="Times New Roman" w:hAnsi="Times New Roman" w:cs="Times New Roman"/>
-          <w:i/>
-          <w:iCs/>
-          <w:sz w:val="24"/>
-        </w:rPr>
-        <w:t>et al.</w:t>
-      </w:r>
-      <w:r>
-        <w:rPr>
-          <w:rFonts w:ascii="Times New Roman" w:hAnsi="Times New Roman" w:cs="Times New Roman"/>
-          <w:sz w:val="24"/>
-        </w:rPr>
-        <w:t xml:space="preserve"> 2015)</w:t>
-      </w:r>
-      <w:r>
-        <w:rPr>
-          <w:rFonts w:ascii="Times New Roman" w:eastAsia="Times New Roman" w:hAnsi="Times New Roman" w:cs="Times New Roman"/>
-          <w:iCs/>
-          <w:sz w:val="24"/>
-          <w:szCs w:val="24"/>
-        </w:rPr>
-        <w:fldChar w:fldCharType="end"/>
-      </w:r>
-      <w:r>
-        <w:rPr>
-          <w:rFonts w:ascii="Times New Roman" w:eastAsia="Times New Roman" w:hAnsi="Times New Roman" w:cs="Times New Roman"/>
-          <w:iCs/>
-          <w:sz w:val="24"/>
-          <w:szCs w:val="24"/>
-        </w:rPr>
-        <w:t>.</w:t>
-      </w:r>
-      <w:r>
-        <w:rPr>
-          <w:rFonts w:ascii="Times New Roman" w:eastAsia="Times New Roman" w:hAnsi="Times New Roman" w:cs="Times New Roman"/>
-          <w:iCs/>
-          <w:sz w:val="24"/>
-          <w:szCs w:val="24"/>
-        </w:rPr>
-        <w:t xml:space="preserve"> </w:t>
-      </w:r>
-      <w:r>
-        <w:rPr>
-          <w:rFonts w:ascii="Times New Roman" w:eastAsia="Times New Roman" w:hAnsi="Times New Roman" w:cs="Times New Roman"/>
-          <w:iCs/>
-          <w:sz w:val="24"/>
-          <w:szCs w:val="24"/>
-        </w:rPr>
-        <w:t>But</w:t>
-      </w:r>
-      <w:r>
-        <w:rPr>
-          <w:rFonts w:ascii="Times New Roman" w:eastAsia="Times New Roman" w:hAnsi="Times New Roman" w:cs="Times New Roman"/>
-          <w:iCs/>
-          <w:sz w:val="24"/>
-          <w:szCs w:val="24"/>
-        </w:rPr>
-        <w:t xml:space="preserve"> besides </w:t>
-      </w:r>
-      <w:r>
-        <w:rPr>
-          <w:rFonts w:ascii="Times New Roman" w:eastAsia="Times New Roman" w:hAnsi="Times New Roman" w:cs="Times New Roman"/>
-          <w:i/>
-          <w:sz w:val="24"/>
-          <w:szCs w:val="24"/>
-        </w:rPr>
-        <w:t xml:space="preserve">B. </w:t>
-      </w:r>
-      <w:proofErr w:type="spellStart"/>
-      <w:r>
-        <w:rPr>
-          <w:rFonts w:ascii="Times New Roman" w:eastAsia="Times New Roman" w:hAnsi="Times New Roman" w:cs="Times New Roman"/>
-          <w:i/>
-          <w:sz w:val="24"/>
-          <w:szCs w:val="24"/>
-        </w:rPr>
-        <w:t>coregoni</w:t>
-      </w:r>
-      <w:proofErr w:type="spellEnd"/>
-      <w:r>
-        <w:rPr>
-          <w:rFonts w:ascii="Times New Roman" w:eastAsia="Times New Roman" w:hAnsi="Times New Roman" w:cs="Times New Roman"/>
-          <w:iCs/>
-          <w:sz w:val="24"/>
-          <w:szCs w:val="24"/>
-        </w:rPr>
-        <w:t xml:space="preserve">, the New Zealand </w:t>
-      </w:r>
-      <w:r>
-        <w:rPr>
-          <w:rFonts w:ascii="Times New Roman" w:eastAsia="Times New Roman" w:hAnsi="Times New Roman" w:cs="Times New Roman"/>
-          <w:iCs/>
-          <w:sz w:val="24"/>
-          <w:szCs w:val="24"/>
-        </w:rPr>
-        <w:t>m</w:t>
-      </w:r>
-      <w:r>
-        <w:rPr>
-          <w:rFonts w:ascii="Times New Roman" w:eastAsia="Times New Roman" w:hAnsi="Times New Roman" w:cs="Times New Roman"/>
-          <w:iCs/>
-          <w:sz w:val="24"/>
-          <w:szCs w:val="24"/>
-        </w:rPr>
-        <w:t>ud</w:t>
-      </w:r>
-      <w:r>
-        <w:rPr>
-          <w:rFonts w:ascii="Times New Roman" w:eastAsia="Times New Roman" w:hAnsi="Times New Roman" w:cs="Times New Roman"/>
-          <w:iCs/>
-          <w:sz w:val="24"/>
-          <w:szCs w:val="24"/>
-        </w:rPr>
-        <w:t xml:space="preserve"> </w:t>
-      </w:r>
-      <w:r>
-        <w:rPr>
-          <w:rFonts w:ascii="Times New Roman" w:eastAsia="Times New Roman" w:hAnsi="Times New Roman" w:cs="Times New Roman"/>
-          <w:iCs/>
-          <w:sz w:val="24"/>
-          <w:szCs w:val="24"/>
-        </w:rPr>
-        <w:t>snail (</w:t>
-      </w:r>
-      <w:proofErr w:type="spellStart"/>
-      <w:r>
-        <w:rPr>
-          <w:rFonts w:ascii="Times New Roman" w:eastAsia="Times New Roman" w:hAnsi="Times New Roman" w:cs="Times New Roman"/>
-          <w:i/>
-          <w:sz w:val="24"/>
-          <w:szCs w:val="24"/>
-        </w:rPr>
-        <w:t>Po</w:t>
-      </w:r>
-      <w:r>
-        <w:rPr>
-          <w:rFonts w:ascii="Times New Roman" w:eastAsia="Times New Roman" w:hAnsi="Times New Roman" w:cs="Times New Roman"/>
-          <w:i/>
-          <w:sz w:val="24"/>
-          <w:szCs w:val="24"/>
-        </w:rPr>
-        <w:t>tamopygrgus</w:t>
-      </w:r>
-      <w:proofErr w:type="spellEnd"/>
-      <w:r>
-        <w:rPr>
-          <w:rFonts w:ascii="Times New Roman" w:eastAsia="Times New Roman" w:hAnsi="Times New Roman" w:cs="Times New Roman"/>
-          <w:i/>
-          <w:sz w:val="24"/>
-          <w:szCs w:val="24"/>
-        </w:rPr>
-        <w:t xml:space="preserve"> </w:t>
-      </w:r>
-      <w:proofErr w:type="spellStart"/>
-      <w:r>
-        <w:rPr>
-          <w:rFonts w:ascii="Times New Roman" w:eastAsia="Times New Roman" w:hAnsi="Times New Roman" w:cs="Times New Roman"/>
-          <w:i/>
-          <w:sz w:val="24"/>
-          <w:szCs w:val="24"/>
-        </w:rPr>
-        <w:t>antipodarum</w:t>
-      </w:r>
-      <w:proofErr w:type="spellEnd"/>
+        <w:t>tamopygrgus antipodarum</w:t>
+      </w:r>
       <w:r>
         <w:rPr>
           <w:rFonts w:ascii="Times New Roman" w:eastAsia="Times New Roman" w:hAnsi="Times New Roman" w:cs="Times New Roman"/>
@@ -18084,7 +17323,7 @@
           <w:szCs w:val="24"/>
         </w:rPr>
       </w:pPr>
-      <w:commentRangeStart w:id="300"/>
+      <w:commentRangeStart w:id="298"/>
       <w:r>
         <w:rPr>
           <w:rFonts w:ascii="Times New Roman" w:eastAsia="Times New Roman" w:hAnsi="Times New Roman" w:cs="Times New Roman"/>
@@ -18245,12 +17484,12 @@
         </w:rPr>
         <w:fldChar w:fldCharType="end"/>
       </w:r>
-      <w:commentRangeEnd w:id="300"/>
+      <w:commentRangeEnd w:id="298"/>
       <w:r>
         <w:rPr>
           <w:rStyle w:val="CommentReference"/>
         </w:rPr>
-        <w:commentReference w:id="300"/>
+        <w:commentReference w:id="298"/>
       </w:r>
       <w:r>
         <w:rPr>
@@ -18541,7 +17780,7 @@
         </w:rPr>
         <w:t xml:space="preserve">  </w:t>
       </w:r>
-      <w:commentRangeStart w:id="301"/>
+      <w:commentRangeStart w:id="299"/>
       <w:r>
         <w:rPr>
           <w:rFonts w:ascii="Times New Roman" w:eastAsia="Times New Roman" w:hAnsi="Times New Roman" w:cs="Times New Roman"/>
@@ -18587,7 +17826,7 @@
         </w:rPr>
         <w:t>diverse set of</w:t>
       </w:r>
-      <w:del w:id="302" w:author="Nathan Dorn" w:date="2025-09-25T18:32:00Z" w16du:dateUtc="2025-09-25T22:32:00Z">
+      <w:del w:id="300" w:author="Nathan Dorn" w:date="2025-09-25T18:32:00Z" w16du:dateUtc="2025-09-25T22:32:00Z">
         <w:r>
           <w:rPr>
             <w:rFonts w:ascii="Times New Roman" w:eastAsia="Times New Roman" w:hAnsi="Times New Roman" w:cs="Times New Roman"/>
@@ -18607,7 +17846,7 @@
           <w:delText>circumstances</w:delText>
         </w:r>
       </w:del>
-      <w:ins w:id="303" w:author="Nathan Dorn" w:date="2025-09-25T18:32:00Z" w16du:dateUtc="2025-09-25T22:32:00Z">
+      <w:ins w:id="301" w:author="Nathan Dorn" w:date="2025-09-25T18:32:00Z" w16du:dateUtc="2025-09-25T22:32:00Z">
         <w:r>
           <w:rPr>
             <w:rFonts w:ascii="Times New Roman" w:eastAsia="Times New Roman" w:hAnsi="Times New Roman" w:cs="Times New Roman"/>
@@ -18734,27 +17973,7 @@
           <w:sz w:val="24"/>
           <w:szCs w:val="24"/>
         </w:rPr>
-        <w:t xml:space="preserve">of the </w:t>
-      </w:r>
-      <w:proofErr w:type="gramStart"/>
-      <w:r>
-        <w:rPr>
-          <w:rFonts w:ascii="Times New Roman" w:eastAsia="Times New Roman" w:hAnsi="Times New Roman" w:cs="Times New Roman"/>
-          <w:iCs/>
-          <w:sz w:val="24"/>
-          <w:szCs w:val="24"/>
-        </w:rPr>
-        <w:t>195 time</w:t>
-      </w:r>
-      <w:proofErr w:type="gramEnd"/>
-      <w:r>
-        <w:rPr>
-          <w:rFonts w:ascii="Times New Roman" w:eastAsia="Times New Roman" w:hAnsi="Times New Roman" w:cs="Times New Roman"/>
-          <w:iCs/>
-          <w:sz w:val="24"/>
-          <w:szCs w:val="24"/>
-        </w:rPr>
-        <w:t xml:space="preserve"> series that </w:t>
+        <w:t xml:space="preserve">of the 195 time series that </w:t>
       </w:r>
       <w:r>
         <w:rPr>
@@ -18882,12 +18101,12 @@
         </w:rPr>
         <w:t xml:space="preserve">5% of the time series had sustained declines </w:t>
       </w:r>
-      <w:commentRangeEnd w:id="301"/>
+      <w:commentRangeEnd w:id="299"/>
       <w:r>
         <w:rPr>
           <w:rStyle w:val="CommentReference"/>
         </w:rPr>
-        <w:commentReference w:id="301"/>
+        <w:commentReference w:id="299"/>
       </w:r>
       <w:r>
         <w:rPr>
@@ -18959,17 +18178,7 @@
           <w:sz w:val="24"/>
           <w:szCs w:val="24"/>
         </w:rPr>
-        <w:t xml:space="preserve">likely </w:t>
-      </w:r>
-      <w:proofErr w:type="gramStart"/>
-      <w:r>
-        <w:rPr>
-          <w:rFonts w:ascii="Times New Roman" w:eastAsia="Times New Roman" w:hAnsi="Times New Roman" w:cs="Times New Roman"/>
-          <w:iCs/>
-          <w:sz w:val="24"/>
-          <w:szCs w:val="24"/>
-        </w:rPr>
-        <w:t>overestimate</w:t>
+        <w:t>likely overestimate</w:t>
       </w:r>
       <w:r>
         <w:rPr>
@@ -18980,7 +18189,6 @@
         </w:rPr>
         <w:t>s</w:t>
       </w:r>
-      <w:proofErr w:type="gramEnd"/>
       <w:r>
         <w:rPr>
           <w:rFonts w:ascii="Times New Roman" w:eastAsia="Times New Roman" w:hAnsi="Times New Roman" w:cs="Times New Roman"/>
@@ -19170,7 +18378,6 @@
         </w:rPr>
         <w:t xml:space="preserve"> (</w:t>
       </w:r>
-      <w:proofErr w:type="spellStart"/>
       <w:r>
         <w:rPr>
           <w:rFonts w:ascii="Times New Roman" w:eastAsia="Times New Roman" w:hAnsi="Times New Roman" w:cs="Times New Roman"/>
@@ -19178,94 +18385,73 @@
           <w:sz w:val="24"/>
           <w:szCs w:val="24"/>
         </w:rPr>
-        <w:t>Potamopyrgus</w:t>
-      </w:r>
-      <w:proofErr w:type="spellEnd"/>
-      <w:r>
-        <w:rPr>
-          <w:rFonts w:ascii="Times New Roman" w:eastAsia="Times New Roman" w:hAnsi="Times New Roman" w:cs="Times New Roman"/>
+        <w:t>Potamopyrgus antipodarum</w:t>
+      </w:r>
+      <w:r>
+        <w:rPr>
+          <w:rFonts w:ascii="Times New Roman" w:eastAsia="Times New Roman" w:hAnsi="Times New Roman" w:cs="Times New Roman"/>
+          <w:iCs/>
+          <w:sz w:val="24"/>
+          <w:szCs w:val="24"/>
+        </w:rPr>
+        <w:t>)</w:t>
+      </w:r>
+      <w:r>
+        <w:rPr>
+          <w:rFonts w:ascii="Times New Roman" w:eastAsia="Times New Roman" w:hAnsi="Times New Roman" w:cs="Times New Roman"/>
+          <w:iCs/>
+          <w:sz w:val="24"/>
+          <w:szCs w:val="24"/>
+        </w:rPr>
+        <w:t xml:space="preserve"> </w:t>
+      </w:r>
+      <w:r>
+        <w:rPr>
+          <w:rFonts w:ascii="Times New Roman" w:eastAsia="Times New Roman" w:hAnsi="Times New Roman" w:cs="Times New Roman"/>
+          <w:iCs/>
+          <w:sz w:val="24"/>
+          <w:szCs w:val="24"/>
+        </w:rPr>
+        <w:t xml:space="preserve">which had been compiled in Europe </w:t>
+      </w:r>
+      <w:r>
+        <w:rPr>
+          <w:rFonts w:ascii="Times New Roman" w:eastAsia="Times New Roman" w:hAnsi="Times New Roman" w:cs="Times New Roman"/>
+          <w:iCs/>
+          <w:sz w:val="24"/>
+          <w:szCs w:val="24"/>
+        </w:rPr>
+        <w:fldChar w:fldCharType="begin"/>
+      </w:r>
+      <w:r>
+        <w:rPr>
+          <w:rFonts w:ascii="Times New Roman" w:eastAsia="Times New Roman" w:hAnsi="Times New Roman" w:cs="Times New Roman"/>
+          <w:iCs/>
+          <w:sz w:val="24"/>
+          <w:szCs w:val="24"/>
+        </w:rPr>
+        <w:instrText xml:space="preserve"> ADDIN ZOTERO_ITEM CSL_CITATION {"citationID":"DFoe4TBG","properties":{"formattedCitation":"(Haubrock {\\i{}et al.} 2022)","plainCitation":"(Haubrock et al. 2022)","noteIndex":0},"citationItems":[{"id":90,"uris":["http://zotero.org/users/9972654/items/IPV6Z6PT"],"itemData":{"id":90,"type":"article-journal","abstract":"Globalization has led to the introduction of thousands of alien species worldwide. With growing impacts by invasive species, understanding the invasion process remains critical for predicting adverse effects and informing efficient management. Theoretically, invasion dynamics have been assumed to follow an “invasion curve” (S-­shaped curve of available area invaded over time), but this dynamic has lacked empirical testing using large-­scale data and neglects to consider invader abundances. We propose an “impact curve” describing the impacts generated by invasive species over time based on cumulative abundances. To test this curve's large-­scale applicability, we used the data-r­ ich New Zealand mud snail Potamopyrgus antipodarum, one of the most damaging freshwater invaders that has invaded almost all of Europe. Using long-­term (1979–­2020) abundance and environmental data collected across 306 European sites, we observed that P. antipodarum abundance generally increased through time, with slower population growth at higher latitudes and with lower runoff depth. Fifty-­nine percent of these populations followed the impact curve, characterized by first occurrence, exponential growth, then long-­term saturation. This behaviour is consistent with boom-­bust dynamics, as saturation occurs due to a rapid decline in abundance over time. Across sites, we estimated that impact peaked approximately two decades after first detection, but the rate of progression along the invasion process was influenced by local abiotic conditions. The S-­shaped impact curve may be common among many invasive species that undergo complex invasion dynamics. This provides a potentially unifying approach to advance understanding of large-­scale invasion dynamics and could inform timely management actions to mitigate impacts on ecosystems and economies.","container-title":"Global Change Biology","DOI":"10.1111/gcb.16207","ISSN":"1354-1013, 1365-2486","issue":"15","journalAbbreviation":"Global Change Biology","language":"en","page":"4620-4632","source":"DOI.org (Crossref)","title":"Invasion impacts and dynamics of a European‐wide introduced species","volume":"28","author":[{"family":"Haubrock","given":"Phillip J."},{"family":"Ahmed","given":"Danish A."},{"family":"Cuthbert","given":"Ross N."},{"family":"Stubbington","given":"Rachel"},{"family":"Domisch","given":"Sami"},{"family":"Marquez","given":"Jaime R. G."},{"family":"Beidas","given":"Ayah"},{"family":"Amatulli","given":"Giuseppe"},{"family":"Kiesel","given":"Jens"},{"family":"Shen","given":"Longzhu Q."},{"family":"Soto","given":"Ismael"},{"family":"Angeler","given":"David G."},{"family":"Bonada","given":"Núria"},{"family":"Cañedo‐Argüelles","given":"Miguel"},{"family":"Csabai","given":"Zoltán"},{"family":"Datry","given":"Thibault"},{"family":"Eyto","given":"Elvira","non-dropping-particle":"de"},{"family":"Dohet","given":"Alain"},{"family":"Drohan","given":"Emma"},{"family":"England","given":"Judy"},{"family":"Feio","given":"Maria J."},{"family":"Forio","given":"Marie A. E."},{"family":"Goethals","given":"Peter"},{"family":"Graf","given":"Wolfram"},{"family":"Heino","given":"Jani"},{"family":"Hudgins","given":"Emma J."},{"family":"Jähnig","given":"Sonja C."},{"family":"Johnson","given":"Richard K."},{"family":"Larrañaga","given":"Aitor"},{"family":"Leitner","given":"Patrick"},{"family":"L'Hoste","given":"Lionel"},{"family":"Lizee","given":"Marie‐Helene"},{"family":"Maire","given":"Anthony"},{"family":"Rasmussen","given":"Jes J."},{"family":"Schäfer","given":"Ralf B."},{"family":"Schmidt‐Kloiber","given":"Astrid"},{"family":"Vannevel","given":"Rudy"},{"family":"Várbíró","given":"Gábor"},{"family":"Wiberg‐Larsen","given":"Peter"},{"family":"Haase","given":"Peter"}],"issued":{"date-parts":[["2022",8]]}}}],"schema":"https://github.com/citation-style-language/schema/raw/master/csl-citation.json"} </w:instrText>
+      </w:r>
+      <w:r>
+        <w:rPr>
+          <w:rFonts w:ascii="Times New Roman" w:eastAsia="Times New Roman" w:hAnsi="Times New Roman" w:cs="Times New Roman"/>
+          <w:iCs/>
+          <w:sz w:val="24"/>
+          <w:szCs w:val="24"/>
+        </w:rPr>
+        <w:fldChar w:fldCharType="separate"/>
+      </w:r>
+      <w:r>
+        <w:rPr>
+          <w:rFonts w:ascii="Times New Roman" w:hAnsi="Times New Roman" w:cs="Times New Roman"/>
+          <w:sz w:val="24"/>
+        </w:rPr>
+        <w:t xml:space="preserve">(Haubrock </w:t>
+      </w:r>
+      <w:r>
+        <w:rPr>
+          <w:rFonts w:ascii="Times New Roman" w:hAnsi="Times New Roman" w:cs="Times New Roman"/>
           <w:i/>
-          <w:sz w:val="24"/>
-          <w:szCs w:val="24"/>
-        </w:rPr>
-        <w:t xml:space="preserve"> </w:t>
-      </w:r>
-      <w:proofErr w:type="spellStart"/>
-      <w:r>
-        <w:rPr>
-          <w:rFonts w:ascii="Times New Roman" w:eastAsia="Times New Roman" w:hAnsi="Times New Roman" w:cs="Times New Roman"/>
-          <w:i/>
-          <w:sz w:val="24"/>
-          <w:szCs w:val="24"/>
-        </w:rPr>
-        <w:t>antipodarum</w:t>
-      </w:r>
-      <w:proofErr w:type="spellEnd"/>
-      <w:r>
-        <w:rPr>
-          <w:rFonts w:ascii="Times New Roman" w:eastAsia="Times New Roman" w:hAnsi="Times New Roman" w:cs="Times New Roman"/>
-          <w:iCs/>
-          <w:sz w:val="24"/>
-          <w:szCs w:val="24"/>
-        </w:rPr>
-        <w:t>)</w:t>
-      </w:r>
-      <w:r>
-        <w:rPr>
-          <w:rFonts w:ascii="Times New Roman" w:eastAsia="Times New Roman" w:hAnsi="Times New Roman" w:cs="Times New Roman"/>
-          <w:iCs/>
-          <w:sz w:val="24"/>
-          <w:szCs w:val="24"/>
-        </w:rPr>
-        <w:t xml:space="preserve"> </w:t>
-      </w:r>
-      <w:r>
-        <w:rPr>
-          <w:rFonts w:ascii="Times New Roman" w:eastAsia="Times New Roman" w:hAnsi="Times New Roman" w:cs="Times New Roman"/>
-          <w:iCs/>
-          <w:sz w:val="24"/>
-          <w:szCs w:val="24"/>
-        </w:rPr>
-        <w:t xml:space="preserve">which had been compiled in Europe </w:t>
-      </w:r>
-      <w:r>
-        <w:rPr>
-          <w:rFonts w:ascii="Times New Roman" w:eastAsia="Times New Roman" w:hAnsi="Times New Roman" w:cs="Times New Roman"/>
-          <w:iCs/>
-          <w:sz w:val="24"/>
-          <w:szCs w:val="24"/>
-        </w:rPr>
-        <w:fldChar w:fldCharType="begin"/>
-      </w:r>
-      <w:r>
-        <w:rPr>
-          <w:rFonts w:ascii="Times New Roman" w:eastAsia="Times New Roman" w:hAnsi="Times New Roman" w:cs="Times New Roman"/>
-          <w:iCs/>
-          <w:sz w:val="24"/>
-          <w:szCs w:val="24"/>
-        </w:rPr>
-        <w:instrText xml:space="preserve"> ADDIN ZOTERO_ITEM CSL_CITATION {"citationID":"DFoe4TBG","properties":{"formattedCitation":"(Haubrock {\\i{}et al.} 2022)","plainCitation":"(Haubrock et al. 2022)","noteIndex":0},"citationItems":[{"id":90,"uris":["http://zotero.org/users/9972654/items/IPV6Z6PT"],"itemData":{"id":90,"type":"article-journal","abstract":"Globalization has led to the introduction of thousands of alien species worldwide. With growing impacts by invasive species, understanding the invasion process remains critical for predicting adverse effects and informing efficient management. Theoretically, invasion dynamics have been assumed to follow an “invasion curve” (S-­shaped curve of available area invaded over time), but this dynamic has lacked empirical testing using large-­scale data and neglects to consider invader abundances. We propose an “impact curve” describing the impacts generated by invasive species over time based on cumulative abundances. To test this curve's large-­scale applicability, we used the data-r­ ich New Zealand mud snail Potamopyrgus antipodarum, one of the most damaging freshwater invaders that has invaded almost all of Europe. Using long-­term (1979–­2020) abundance and environmental data collected across 306 European sites, we observed that P. antipodarum abundance generally increased through time, with slower population growth at higher latitudes and with lower runoff depth. Fifty-­nine percent of these populations followed the impact curve, characterized by first occurrence, exponential growth, then long-­term saturation. This behaviour is consistent with boom-­bust dynamics, as saturation occurs due to a rapid decline in abundance over time. Across sites, we estimated that impact peaked approximately two decades after first detection, but the rate of progression along the invasion process was influenced by local abiotic conditions. The S-­shaped impact curve may be common among many invasive species that undergo complex invasion dynamics. This provides a potentially unifying approach to advance understanding of large-­scale invasion dynamics and could inform timely management actions to mitigate impacts on ecosystems and economies.","container-title":"Global Change Biology","DOI":"10.1111/gcb.16207","ISSN":"1354-1013, 1365-2486","issue":"15","journalAbbreviation":"Global Change Biology","language":"en","page":"4620-4632","source":"DOI.org (Crossref)","title":"Invasion impacts and dynamics of a European‐wide introduced species","volume":"28","author":[{"family":"Haubrock","given":"Phillip J."},{"family":"Ahmed","given":"Danish A."},{"family":"Cuthbert","given":"Ross N."},{"family":"Stubbington","given":"Rachel"},{"family":"Domisch","given":"Sami"},{"family":"Marquez","given":"Jaime R. G."},{"family":"Beidas","given":"Ayah"},{"family":"Amatulli","given":"Giuseppe"},{"family":"Kiesel","given":"Jens"},{"family":"Shen","given":"Longzhu Q."},{"family":"Soto","given":"Ismael"},{"family":"Angeler","given":"David G."},{"family":"Bonada","given":"Núria"},{"family":"Cañedo‐Argüelles","given":"Miguel"},{"family":"Csabai","given":"Zoltán"},{"family":"Datry","given":"Thibault"},{"family":"Eyto","given":"Elvira","non-dropping-particle":"de"},{"family":"Dohet","given":"Alain"},{"family":"Drohan","given":"Emma"},{"family":"England","given":"Judy"},{"family":"Feio","given":"Maria J."},{"family":"Forio","given":"Marie A. E."},{"family":"Goethals","given":"Peter"},{"family":"Graf","given":"Wolfram"},{"family":"Heino","given":"Jani"},{"family":"Hudgins","given":"Emma J."},{"family":"Jähnig","given":"Sonja C."},{"family":"Johnson","given":"Richard K."},{"family":"Larrañaga","given":"Aitor"},{"family":"Leitner","given":"Patrick"},{"family":"L'Hoste","given":"Lionel"},{"family":"Lizee","given":"Marie‐Helene"},{"family":"Maire","given":"Anthony"},{"family":"Rasmussen","given":"Jes J."},{"family":"Schäfer","given":"Ralf B."},{"family":"Schmidt‐Kloiber","given":"Astrid"},{"family":"Vannevel","given":"Rudy"},{"family":"Várbíró","given":"Gábor"},{"family":"Wiberg‐Larsen","given":"Peter"},{"family":"Haase","given":"Peter"}],"issued":{"date-parts":[["2022",8]]}}}],"schema":"https://github.com/citation-style-language/schema/raw/master/csl-citation.json"} </w:instrText>
-      </w:r>
-      <w:r>
-        <w:rPr>
-          <w:rFonts w:ascii="Times New Roman" w:eastAsia="Times New Roman" w:hAnsi="Times New Roman" w:cs="Times New Roman"/>
-          <w:iCs/>
-          <w:sz w:val="24"/>
-          <w:szCs w:val="24"/>
-        </w:rPr>
-        <w:fldChar w:fldCharType="separate"/>
-      </w:r>
-      <w:r>
-        <w:rPr>
-          <w:rFonts w:ascii="Times New Roman" w:hAnsi="Times New Roman" w:cs="Times New Roman"/>
-          <w:sz w:val="24"/>
-        </w:rPr>
-        <w:t xml:space="preserve">(Haubrock </w:t>
-      </w:r>
-      <w:r>
-        <w:rPr>
-          <w:rFonts w:ascii="Times New Roman" w:hAnsi="Times New Roman" w:cs="Times New Roman"/>
-          <w:i/>
           <w:iCs/>
           <w:sz w:val="24"/>
         </w:rPr>
@@ -19321,27 +18507,7 @@
           <w:sz w:val="24"/>
           <w:szCs w:val="24"/>
         </w:rPr>
-        <w:t xml:space="preserve">categories that include New Zealand mud snails (i.e., Europe, Freshwater, </w:t>
-      </w:r>
-      <w:proofErr w:type="spellStart"/>
-      <w:r>
-        <w:rPr>
-          <w:rFonts w:ascii="Times New Roman" w:eastAsia="Times New Roman" w:hAnsi="Times New Roman" w:cs="Times New Roman"/>
-          <w:iCs/>
-          <w:sz w:val="24"/>
-          <w:szCs w:val="24"/>
-        </w:rPr>
-        <w:t>Gastropoda</w:t>
-      </w:r>
-      <w:proofErr w:type="spellEnd"/>
-      <w:r>
-        <w:rPr>
-          <w:rFonts w:ascii="Times New Roman" w:eastAsia="Times New Roman" w:hAnsi="Times New Roman" w:cs="Times New Roman"/>
-          <w:iCs/>
-          <w:sz w:val="24"/>
-          <w:szCs w:val="24"/>
-        </w:rPr>
-        <w:t xml:space="preserve">, and longevity &lt; 1 year) may be reflecting New Zealand mud snails rather than </w:t>
+        <w:t xml:space="preserve">categories that include New Zealand mud snails (i.e., Europe, Freshwater, Gastropoda, and longevity &lt; 1 year) may be reflecting New Zealand mud snails rather than </w:t>
       </w:r>
       <w:r>
         <w:rPr>
@@ -19750,7 +18916,7 @@
         </w:rPr>
         <w:t xml:space="preserve">When assessing </w:t>
       </w:r>
-      <w:commentRangeStart w:id="304"/>
+      <w:commentRangeStart w:id="302"/>
       <w:r>
         <w:rPr>
           <w:rFonts w:ascii="Times New Roman" w:eastAsia="Times New Roman" w:hAnsi="Times New Roman" w:cs="Times New Roman"/>
@@ -19778,7 +18944,7 @@
         </w:rPr>
         <w:t xml:space="preserve"> </w:t>
       </w:r>
-      <w:ins w:id="305" w:author="Nathan Dorn" w:date="2025-09-25T18:36:00Z" w16du:dateUtc="2025-09-25T22:36:00Z">
+      <w:ins w:id="303" w:author="Nathan Dorn" w:date="2025-09-25T18:36:00Z" w16du:dateUtc="2025-09-25T22:36:00Z">
         <w:r>
           <w:rPr>
             <w:rFonts w:ascii="Times New Roman" w:eastAsia="Times New Roman" w:hAnsi="Times New Roman" w:cs="Times New Roman"/>
@@ -19923,12 +19089,12 @@
         </w:rPr>
         <w:fldChar w:fldCharType="end"/>
       </w:r>
-      <w:commentRangeEnd w:id="304"/>
+      <w:commentRangeEnd w:id="302"/>
       <w:r>
         <w:rPr>
           <w:rStyle w:val="CommentReference"/>
         </w:rPr>
-        <w:commentReference w:id="304"/>
+        <w:commentReference w:id="302"/>
       </w:r>
       <w:r>
         <w:rPr>
@@ -20369,7 +19535,6 @@
         </w:rPr>
         <w:t>Rusty Crayfish (</w:t>
       </w:r>
-      <w:proofErr w:type="spellStart"/>
       <w:r>
         <w:rPr>
           <w:rFonts w:ascii="Times New Roman" w:eastAsia="Times New Roman" w:hAnsi="Times New Roman" w:cs="Times New Roman"/>
@@ -20386,19 +19551,121 @@
           <w:sz w:val="24"/>
           <w:szCs w:val="24"/>
         </w:rPr>
-        <w:t>axonius</w:t>
-      </w:r>
-      <w:proofErr w:type="spellEnd"/>
-      <w:r>
-        <w:rPr>
-          <w:rFonts w:ascii="Times New Roman" w:eastAsia="Times New Roman" w:hAnsi="Times New Roman" w:cs="Times New Roman"/>
+        <w:t>axonius rusticus</w:t>
+      </w:r>
+      <w:r>
+        <w:rPr>
+          <w:rFonts w:ascii="Times New Roman" w:eastAsia="Times New Roman" w:hAnsi="Times New Roman" w:cs="Times New Roman"/>
+          <w:iCs/>
+          <w:sz w:val="24"/>
+          <w:szCs w:val="24"/>
+        </w:rPr>
+        <w:t>) were shown to experienced declines in 47% of 17 lakes in Wisconsin, USA</w:t>
+      </w:r>
+      <w:r>
+        <w:rPr>
+          <w:rFonts w:ascii="Times New Roman" w:eastAsia="Times New Roman" w:hAnsi="Times New Roman" w:cs="Times New Roman"/>
+          <w:iCs/>
+          <w:sz w:val="24"/>
+          <w:szCs w:val="24"/>
+        </w:rPr>
+        <w:t xml:space="preserve"> </w:t>
+      </w:r>
+      <w:r>
+        <w:rPr>
+          <w:rFonts w:ascii="Times New Roman" w:eastAsia="Times New Roman" w:hAnsi="Times New Roman" w:cs="Times New Roman"/>
+          <w:iCs/>
+          <w:sz w:val="24"/>
+          <w:szCs w:val="24"/>
+        </w:rPr>
+        <w:fldChar w:fldCharType="begin"/>
+      </w:r>
+      <w:r>
+        <w:rPr>
+          <w:rFonts w:ascii="Times New Roman" w:eastAsia="Times New Roman" w:hAnsi="Times New Roman" w:cs="Times New Roman"/>
+          <w:iCs/>
+          <w:sz w:val="24"/>
+          <w:szCs w:val="24"/>
+        </w:rPr>
+        <w:instrText xml:space="preserve"> ADDIN ZOTERO_ITEM CSL_CITATION {"citationID":"KOuwsCEP","properties":{"formattedCitation":"(Larson {\\i{}et al.} 2019)","plainCitation":"(Larson et al. 2019)","noteIndex":0},"citationItems":[{"id":1311,"uris":["http://zotero.org/users/9972654/items/FJ4Y6MBA"],"itemData":{"id":1311,"type":"article-journal","abstract":"Invasive nonindigenous species are defined by their impacts: they substantially change native communities or ecosystems. Accordingly, invasive species might transform their habitats in ways that eventually become unfavorable to them, causing population declines or even extirpations. Here we use over 40 yr of systematically collected data on the abundance of the invasive rusty crayfish Faxonius rusticus from 17 lakes in northern Wisconsin, USA to explore whether population declines of this invader are related to the prevalence of rocky habitat, which shelters crayfish from predators and is unchanged by crayfish. We predicted that lakes with rock-dominated substrates would be resistant to F. rusticus population declines, whereas lakes lacking rock-dominated substrates would experience F. rusticus declines due to crayfish destruction of shelter-providing macrophytes. We found that in nearly one-half (47%) of the study lakes, F. rusticus experienced population declines over the study time period, and these lakes had significantly lower proportions of rock substrate than lakes that did not experience population declines. We recommend that more studies should investigate the potential for invasive species-mediated community or ecosystem feedbacks to eventually contribute to their own population declines.","container-title":"Ecology","DOI":"10.1002/ecy.2659","ISSN":"0012-9658, 1939-9170","issue":"5","journalAbbreviation":"Ecology","language":"en","page":"e02659","source":"DOI.org (Crossref)","title":"Habitat explains patterns of population decline for an invasive crayfish","volume":"100","author":[{"family":"Larson","given":"Eric R."},{"family":"Kreps","given":"Timothy A."},{"family":"Peters","given":"Brett"},{"family":"Peters","given":"Jody A."},{"family":"Lodge","given":"David M."}],"issued":{"date-parts":[["2019",5]]}}}],"schema":"https://github.com/citation-style-language/schema/raw/master/csl-citation.json"} </w:instrText>
+      </w:r>
+      <w:r>
+        <w:rPr>
+          <w:rFonts w:ascii="Times New Roman" w:eastAsia="Times New Roman" w:hAnsi="Times New Roman" w:cs="Times New Roman"/>
+          <w:iCs/>
+          <w:sz w:val="24"/>
+          <w:szCs w:val="24"/>
+        </w:rPr>
+        <w:fldChar w:fldCharType="separate"/>
+      </w:r>
+      <w:r>
+        <w:rPr>
+          <w:rFonts w:ascii="Times New Roman" w:hAnsi="Times New Roman" w:cs="Times New Roman"/>
+          <w:sz w:val="24"/>
+        </w:rPr>
+        <w:t xml:space="preserve">(Larson </w:t>
+      </w:r>
+      <w:r>
+        <w:rPr>
+          <w:rFonts w:ascii="Times New Roman" w:hAnsi="Times New Roman" w:cs="Times New Roman"/>
           <w:i/>
+          <w:iCs/>
+          <w:sz w:val="24"/>
+        </w:rPr>
+        <w:t>et al.</w:t>
+      </w:r>
+      <w:r>
+        <w:rPr>
+          <w:rFonts w:ascii="Times New Roman" w:hAnsi="Times New Roman" w:cs="Times New Roman"/>
+          <w:sz w:val="24"/>
+        </w:rPr>
+        <w:t xml:space="preserve"> 2019)</w:t>
+      </w:r>
+      <w:r>
+        <w:rPr>
+          <w:rFonts w:ascii="Times New Roman" w:eastAsia="Times New Roman" w:hAnsi="Times New Roman" w:cs="Times New Roman"/>
+          <w:iCs/>
+          <w:sz w:val="24"/>
+          <w:szCs w:val="24"/>
+        </w:rPr>
+        <w:fldChar w:fldCharType="end"/>
+      </w:r>
+      <w:r>
+        <w:rPr>
+          <w:rFonts w:ascii="Times New Roman" w:eastAsia="Times New Roman" w:hAnsi="Times New Roman" w:cs="Times New Roman"/>
+          <w:iCs/>
+          <w:sz w:val="24"/>
+          <w:szCs w:val="24"/>
+        </w:rPr>
+        <w:t xml:space="preserve">, </w:t>
+      </w:r>
+      <w:r>
+        <w:rPr>
+          <w:rFonts w:ascii="Times New Roman" w:eastAsia="Times New Roman" w:hAnsi="Times New Roman" w:cs="Times New Roman"/>
+          <w:iCs/>
+          <w:sz w:val="24"/>
+          <w:szCs w:val="24"/>
+        </w:rPr>
+        <w:t>Signal Crayfish</w:t>
+      </w:r>
+      <w:r>
+        <w:rPr>
+          <w:rFonts w:ascii="Times New Roman" w:eastAsia="Times New Roman" w:hAnsi="Times New Roman" w:cs="Times New Roman"/>
+          <w:iCs/>
           <w:sz w:val="24"/>
           <w:szCs w:val="24"/>
         </w:rPr>
         <w:t xml:space="preserve"> </w:t>
       </w:r>
-      <w:proofErr w:type="spellStart"/>
+      <w:r>
+        <w:rPr>
+          <w:rFonts w:ascii="Times New Roman" w:eastAsia="Times New Roman" w:hAnsi="Times New Roman" w:cs="Times New Roman"/>
+          <w:iCs/>
+          <w:sz w:val="24"/>
+          <w:szCs w:val="24"/>
+        </w:rPr>
+        <w:t>(</w:t>
+      </w:r>
       <w:r>
         <w:rPr>
           <w:rFonts w:ascii="Times New Roman" w:eastAsia="Times New Roman" w:hAnsi="Times New Roman" w:cs="Times New Roman"/>
@@ -20406,153 +19673,8 @@
           <w:sz w:val="24"/>
           <w:szCs w:val="24"/>
         </w:rPr>
-        <w:t>rusticus</w:t>
-      </w:r>
-      <w:proofErr w:type="spellEnd"/>
-      <w:r>
-        <w:rPr>
-          <w:rFonts w:ascii="Times New Roman" w:eastAsia="Times New Roman" w:hAnsi="Times New Roman" w:cs="Times New Roman"/>
-          <w:iCs/>
-          <w:sz w:val="24"/>
-          <w:szCs w:val="24"/>
-        </w:rPr>
-        <w:t>) were shown to experienced declines in 47% of 17 lakes in Wisconsin, USA</w:t>
-      </w:r>
-      <w:r>
-        <w:rPr>
-          <w:rFonts w:ascii="Times New Roman" w:eastAsia="Times New Roman" w:hAnsi="Times New Roman" w:cs="Times New Roman"/>
-          <w:iCs/>
-          <w:sz w:val="24"/>
-          <w:szCs w:val="24"/>
-        </w:rPr>
-        <w:t xml:space="preserve"> </w:t>
-      </w:r>
-      <w:r>
-        <w:rPr>
-          <w:rFonts w:ascii="Times New Roman" w:eastAsia="Times New Roman" w:hAnsi="Times New Roman" w:cs="Times New Roman"/>
-          <w:iCs/>
-          <w:sz w:val="24"/>
-          <w:szCs w:val="24"/>
-        </w:rPr>
-        <w:fldChar w:fldCharType="begin"/>
-      </w:r>
-      <w:r>
-        <w:rPr>
-          <w:rFonts w:ascii="Times New Roman" w:eastAsia="Times New Roman" w:hAnsi="Times New Roman" w:cs="Times New Roman"/>
-          <w:iCs/>
-          <w:sz w:val="24"/>
-          <w:szCs w:val="24"/>
-        </w:rPr>
-        <w:instrText xml:space="preserve"> ADDIN ZOTERO_ITEM CSL_CITATION {"citationID":"KOuwsCEP","properties":{"formattedCitation":"(Larson {\\i{}et al.} 2019)","plainCitation":"(Larson et al. 2019)","noteIndex":0},"citationItems":[{"id":1311,"uris":["http://zotero.org/users/9972654/items/FJ4Y6MBA"],"itemData":{"id":1311,"type":"article-journal","abstract":"Invasive nonindigenous species are defined by their impacts: they substantially change native communities or ecosystems. Accordingly, invasive species might transform their habitats in ways that eventually become unfavorable to them, causing population declines or even extirpations. Here we use over 40 yr of systematically collected data on the abundance of the invasive rusty crayfish Faxonius rusticus from 17 lakes in northern Wisconsin, USA to explore whether population declines of this invader are related to the prevalence of rocky habitat, which shelters crayfish from predators and is unchanged by crayfish. We predicted that lakes with rock-dominated substrates would be resistant to F. rusticus population declines, whereas lakes lacking rock-dominated substrates would experience F. rusticus declines due to crayfish destruction of shelter-providing macrophytes. We found that in nearly one-half (47%) of the study lakes, F. rusticus experienced population declines over the study time period, and these lakes had significantly lower proportions of rock substrate than lakes that did not experience population declines. We recommend that more studies should investigate the potential for invasive species-mediated community or ecosystem feedbacks to eventually contribute to their own population declines.","container-title":"Ecology","DOI":"10.1002/ecy.2659","ISSN":"0012-9658, 1939-9170","issue":"5","journalAbbreviation":"Ecology","language":"en","page":"e02659","source":"DOI.org (Crossref)","title":"Habitat explains patterns of population decline for an invasive crayfish","volume":"100","author":[{"family":"Larson","given":"Eric R."},{"family":"Kreps","given":"Timothy A."},{"family":"Peters","given":"Brett"},{"family":"Peters","given":"Jody A."},{"family":"Lodge","given":"David M."}],"issued":{"date-parts":[["2019",5]]}}}],"schema":"https://github.com/citation-style-language/schema/raw/master/csl-citation.json"} </w:instrText>
-      </w:r>
-      <w:r>
-        <w:rPr>
-          <w:rFonts w:ascii="Times New Roman" w:eastAsia="Times New Roman" w:hAnsi="Times New Roman" w:cs="Times New Roman"/>
-          <w:iCs/>
-          <w:sz w:val="24"/>
-          <w:szCs w:val="24"/>
-        </w:rPr>
-        <w:fldChar w:fldCharType="separate"/>
-      </w:r>
-      <w:r>
-        <w:rPr>
-          <w:rFonts w:ascii="Times New Roman" w:hAnsi="Times New Roman" w:cs="Times New Roman"/>
-          <w:sz w:val="24"/>
-        </w:rPr>
-        <w:t xml:space="preserve">(Larson </w:t>
-      </w:r>
-      <w:r>
-        <w:rPr>
-          <w:rFonts w:ascii="Times New Roman" w:hAnsi="Times New Roman" w:cs="Times New Roman"/>
-          <w:i/>
-          <w:iCs/>
-          <w:sz w:val="24"/>
-        </w:rPr>
-        <w:t>et al.</w:t>
-      </w:r>
-      <w:r>
-        <w:rPr>
-          <w:rFonts w:ascii="Times New Roman" w:hAnsi="Times New Roman" w:cs="Times New Roman"/>
-          <w:sz w:val="24"/>
-        </w:rPr>
-        <w:t xml:space="preserve"> 2019)</w:t>
-      </w:r>
-      <w:r>
-        <w:rPr>
-          <w:rFonts w:ascii="Times New Roman" w:eastAsia="Times New Roman" w:hAnsi="Times New Roman" w:cs="Times New Roman"/>
-          <w:iCs/>
-          <w:sz w:val="24"/>
-          <w:szCs w:val="24"/>
-        </w:rPr>
-        <w:fldChar w:fldCharType="end"/>
-      </w:r>
-      <w:r>
-        <w:rPr>
-          <w:rFonts w:ascii="Times New Roman" w:eastAsia="Times New Roman" w:hAnsi="Times New Roman" w:cs="Times New Roman"/>
-          <w:iCs/>
-          <w:sz w:val="24"/>
-          <w:szCs w:val="24"/>
-        </w:rPr>
-        <w:t xml:space="preserve">, </w:t>
-      </w:r>
-      <w:r>
-        <w:rPr>
-          <w:rFonts w:ascii="Times New Roman" w:eastAsia="Times New Roman" w:hAnsi="Times New Roman" w:cs="Times New Roman"/>
-          <w:iCs/>
-          <w:sz w:val="24"/>
-          <w:szCs w:val="24"/>
-        </w:rPr>
-        <w:t>Signal Crayfish</w:t>
-      </w:r>
-      <w:r>
-        <w:rPr>
-          <w:rFonts w:ascii="Times New Roman" w:eastAsia="Times New Roman" w:hAnsi="Times New Roman" w:cs="Times New Roman"/>
-          <w:iCs/>
-          <w:sz w:val="24"/>
-          <w:szCs w:val="24"/>
-        </w:rPr>
-        <w:t xml:space="preserve"> </w:t>
-      </w:r>
-      <w:r>
-        <w:rPr>
-          <w:rFonts w:ascii="Times New Roman" w:eastAsia="Times New Roman" w:hAnsi="Times New Roman" w:cs="Times New Roman"/>
-          <w:iCs/>
-          <w:sz w:val="24"/>
-          <w:szCs w:val="24"/>
-        </w:rPr>
-        <w:t>(</w:t>
-      </w:r>
-      <w:proofErr w:type="spellStart"/>
-      <w:r>
-        <w:rPr>
-          <w:rFonts w:ascii="Times New Roman" w:eastAsia="Times New Roman" w:hAnsi="Times New Roman" w:cs="Times New Roman"/>
-          <w:i/>
-          <w:sz w:val="24"/>
-          <w:szCs w:val="24"/>
-        </w:rPr>
-        <w:t>Pacifastacus</w:t>
-      </w:r>
-      <w:proofErr w:type="spellEnd"/>
-      <w:r>
-        <w:rPr>
-          <w:rFonts w:ascii="Times New Roman" w:eastAsia="Times New Roman" w:hAnsi="Times New Roman" w:cs="Times New Roman"/>
-          <w:i/>
-          <w:sz w:val="24"/>
-          <w:szCs w:val="24"/>
-        </w:rPr>
-        <w:t xml:space="preserve"> </w:t>
-      </w:r>
-      <w:proofErr w:type="spellStart"/>
-      <w:r>
-        <w:rPr>
-          <w:rFonts w:ascii="Times New Roman" w:eastAsia="Times New Roman" w:hAnsi="Times New Roman" w:cs="Times New Roman"/>
-          <w:i/>
-          <w:sz w:val="24"/>
-          <w:szCs w:val="24"/>
-        </w:rPr>
-        <w:t>leniusculus</w:t>
-      </w:r>
-      <w:proofErr w:type="spellEnd"/>
+        <w:t>Pacifastacus leniusculus</w:t>
+      </w:r>
       <w:r>
         <w:rPr>
           <w:rFonts w:ascii="Times New Roman" w:eastAsia="Times New Roman" w:hAnsi="Times New Roman" w:cs="Times New Roman"/>
@@ -21286,7 +20408,7 @@
         </w:rPr>
         <w:tab/>
       </w:r>
-      <w:commentRangeStart w:id="306"/>
+      <w:commentRangeStart w:id="304"/>
       <w:r>
         <w:rPr>
           <w:rFonts w:ascii="Times New Roman" w:eastAsia="Times New Roman" w:hAnsi="Times New Roman" w:cs="Times New Roman"/>
@@ -21359,7 +20481,7 @@
         </w:rPr>
         <w:t xml:space="preserve">declines across species is a compiled list of the time-series of the different non-native </w:t>
       </w:r>
-      <w:commentRangeStart w:id="307"/>
+      <w:commentRangeStart w:id="305"/>
       <w:r>
         <w:rPr>
           <w:rFonts w:ascii="Times New Roman" w:eastAsia="Times New Roman" w:hAnsi="Times New Roman" w:cs="Times New Roman"/>
@@ -21369,12 +20491,12 @@
         </w:rPr>
         <w:t>species</w:t>
       </w:r>
-      <w:commentRangeEnd w:id="307"/>
+      <w:commentRangeEnd w:id="305"/>
       <w:r>
         <w:rPr>
           <w:rStyle w:val="CommentReference"/>
         </w:rPr>
-        <w:commentReference w:id="307"/>
+        <w:commentReference w:id="305"/>
       </w:r>
       <w:r>
         <w:rPr>
@@ -22142,12 +21264,12 @@
         </w:rPr>
         <w:tab/>
       </w:r>
-      <w:commentRangeEnd w:id="306"/>
+      <w:commentRangeEnd w:id="304"/>
       <w:r>
         <w:rPr>
           <w:rStyle w:val="CommentReference"/>
         </w:rPr>
-        <w:commentReference w:id="306"/>
+        <w:commentReference w:id="304"/>
       </w:r>
     </w:p>
     <w:p>
@@ -22185,27 +21307,7 @@
           <w:sz w:val="24"/>
           <w:szCs w:val="24"/>
         </w:rPr>
-        <w:t>boom-</w:t>
-      </w:r>
-      <w:proofErr w:type="gramStart"/>
-      <w:r>
-        <w:rPr>
-          <w:rFonts w:ascii="Times New Roman" w:eastAsia="Times New Roman" w:hAnsi="Times New Roman" w:cs="Times New Roman"/>
-          <w:i/>
-          <w:sz w:val="24"/>
-          <w:szCs w:val="24"/>
-        </w:rPr>
-        <w:t>busts</w:t>
-      </w:r>
-      <w:proofErr w:type="gramEnd"/>
-      <w:r>
-        <w:rPr>
-          <w:rFonts w:ascii="Times New Roman" w:eastAsia="Times New Roman" w:hAnsi="Times New Roman" w:cs="Times New Roman"/>
-          <w:i/>
-          <w:sz w:val="24"/>
-          <w:szCs w:val="24"/>
-        </w:rPr>
-        <w:t>?</w:t>
+        <w:t>boom-busts?</w:t>
       </w:r>
     </w:p>
     <w:p>
@@ -22236,7 +21338,7 @@
         </w:rPr>
         <w:t xml:space="preserve">Perhaps because </w:t>
       </w:r>
-      <w:commentRangeStart w:id="308"/>
+      <w:commentRangeStart w:id="306"/>
       <w:r>
         <w:rPr>
           <w:rFonts w:ascii="Times New Roman" w:eastAsia="Times New Roman" w:hAnsi="Times New Roman" w:cs="Times New Roman"/>
@@ -22713,12 +21815,12 @@
         </w:rPr>
         <w:t xml:space="preserve"> Here</w:t>
       </w:r>
-      <w:commentRangeEnd w:id="308"/>
+      <w:commentRangeEnd w:id="306"/>
       <w:r>
         <w:rPr>
           <w:rStyle w:val="CommentReference"/>
         </w:rPr>
-        <w:commentReference w:id="308"/>
+        <w:commentReference w:id="306"/>
       </w:r>
       <w:r>
         <w:rPr>
@@ -22922,9 +22024,8 @@
           <w:sz w:val="24"/>
           <w:szCs w:val="24"/>
         </w:rPr>
-        <w:t xml:space="preserve">Can </w:t>
-      </w:r>
-      <w:proofErr w:type="gramStart"/>
+        <w:t>Can a population increase</w:t>
+      </w:r>
       <w:r>
         <w:rPr>
           <w:rFonts w:ascii="Times New Roman" w:eastAsia="Times New Roman" w:hAnsi="Times New Roman" w:cs="Times New Roman"/>
@@ -22932,9 +22033,8 @@
           <w:sz w:val="24"/>
           <w:szCs w:val="24"/>
         </w:rPr>
-        <w:t>a population</w:t>
-      </w:r>
-      <w:proofErr w:type="gramEnd"/>
+        <w:t xml:space="preserve"> </w:t>
+      </w:r>
       <w:r>
         <w:rPr>
           <w:rFonts w:ascii="Times New Roman" w:eastAsia="Times New Roman" w:hAnsi="Times New Roman" w:cs="Times New Roman"/>
@@ -22942,7 +22042,7 @@
           <w:sz w:val="24"/>
           <w:szCs w:val="24"/>
         </w:rPr>
-        <w:t xml:space="preserve"> increase</w:t>
+        <w:t xml:space="preserve">again </w:t>
       </w:r>
       <w:r>
         <w:rPr>
@@ -22951,6 +22051,24 @@
           <w:sz w:val="24"/>
           <w:szCs w:val="24"/>
         </w:rPr>
+        <w:t xml:space="preserve">after </w:t>
+      </w:r>
+      <w:r>
+        <w:rPr>
+          <w:rFonts w:ascii="Times New Roman" w:eastAsia="Times New Roman" w:hAnsi="Times New Roman" w:cs="Times New Roman"/>
+          <w:i/>
+          <w:sz w:val="24"/>
+          <w:szCs w:val="24"/>
+        </w:rPr>
+        <w:t>it</w:t>
+      </w:r>
+      <w:r>
+        <w:rPr>
+          <w:rFonts w:ascii="Times New Roman" w:eastAsia="Times New Roman" w:hAnsi="Times New Roman" w:cs="Times New Roman"/>
+          <w:i/>
+          <w:sz w:val="24"/>
+          <w:szCs w:val="24"/>
+        </w:rPr>
         <w:t xml:space="preserve"> </w:t>
       </w:r>
       <w:r>
@@ -22960,46 +22078,8 @@
           <w:sz w:val="24"/>
           <w:szCs w:val="24"/>
         </w:rPr>
-        <w:t xml:space="preserve">again </w:t>
-      </w:r>
-      <w:r>
-        <w:rPr>
-          <w:rFonts w:ascii="Times New Roman" w:eastAsia="Times New Roman" w:hAnsi="Times New Roman" w:cs="Times New Roman"/>
-          <w:i/>
-          <w:sz w:val="24"/>
-          <w:szCs w:val="24"/>
-        </w:rPr>
-        <w:t xml:space="preserve">after </w:t>
-      </w:r>
-      <w:r>
-        <w:rPr>
-          <w:rFonts w:ascii="Times New Roman" w:eastAsia="Times New Roman" w:hAnsi="Times New Roman" w:cs="Times New Roman"/>
-          <w:i/>
-          <w:sz w:val="24"/>
-          <w:szCs w:val="24"/>
-        </w:rPr>
-        <w:t>it</w:t>
-      </w:r>
-      <w:r>
-        <w:rPr>
-          <w:rFonts w:ascii="Times New Roman" w:eastAsia="Times New Roman" w:hAnsi="Times New Roman" w:cs="Times New Roman"/>
-          <w:i/>
-          <w:sz w:val="24"/>
-          <w:szCs w:val="24"/>
-        </w:rPr>
-        <w:t xml:space="preserve"> </w:t>
-      </w:r>
-      <w:proofErr w:type="gramStart"/>
-      <w:r>
-        <w:rPr>
-          <w:rFonts w:ascii="Times New Roman" w:eastAsia="Times New Roman" w:hAnsi="Times New Roman" w:cs="Times New Roman"/>
-          <w:i/>
-          <w:sz w:val="24"/>
-          <w:szCs w:val="24"/>
-        </w:rPr>
         <w:t>busts</w:t>
       </w:r>
-      <w:proofErr w:type="gramEnd"/>
       <w:r>
         <w:rPr>
           <w:rFonts w:ascii="Times New Roman" w:eastAsia="Times New Roman" w:hAnsi="Times New Roman" w:cs="Times New Roman"/>
@@ -23028,7 +22108,7 @@
         <w:lastRenderedPageBreak/>
         <w:tab/>
       </w:r>
-      <w:commentRangeStart w:id="309"/>
+      <w:commentRangeStart w:id="307"/>
       <w:r>
         <w:rPr>
           <w:rFonts w:ascii="Times New Roman" w:eastAsia="Times New Roman" w:hAnsi="Times New Roman" w:cs="Times New Roman"/>
@@ -23266,12 +22346,12 @@
         </w:rPr>
         <w:t>incor</w:t>
       </w:r>
-      <w:commentRangeEnd w:id="309"/>
+      <w:commentRangeEnd w:id="307"/>
       <w:r>
         <w:rPr>
           <w:rStyle w:val="CommentReference"/>
         </w:rPr>
-        <w:commentReference w:id="309"/>
+        <w:commentReference w:id="307"/>
       </w:r>
       <w:r>
         <w:rPr>
@@ -23645,25 +22725,7 @@
           <w:sz w:val="24"/>
           <w:szCs w:val="24"/>
         </w:rPr>
-        <w:t xml:space="preserve"> repeat at regular intervals rather than stochastically like population </w:t>
-      </w:r>
-      <w:proofErr w:type="gramStart"/>
-      <w:r>
-        <w:rPr>
-          <w:rFonts w:ascii="Times New Roman" w:eastAsia="Times New Roman" w:hAnsi="Times New Roman" w:cs="Times New Roman"/>
-          <w:sz w:val="24"/>
-          <w:szCs w:val="24"/>
-        </w:rPr>
-        <w:t>irruptions</w:t>
-      </w:r>
-      <w:proofErr w:type="gramEnd"/>
-      <w:r>
-        <w:rPr>
-          <w:rFonts w:ascii="Times New Roman" w:eastAsia="Times New Roman" w:hAnsi="Times New Roman" w:cs="Times New Roman"/>
-          <w:sz w:val="24"/>
-          <w:szCs w:val="24"/>
-        </w:rPr>
-        <w:t xml:space="preserve">.  In this case, </w:t>
+        <w:t xml:space="preserve"> repeat at regular intervals rather than stochastically like population irruptions.  In this case, </w:t>
       </w:r>
       <w:r>
         <w:rPr>
@@ -25967,7 +25029,7 @@
           <w:szCs w:val="24"/>
         </w:rPr>
       </w:pPr>
-      <w:commentRangeStart w:id="310"/>
+      <w:commentRangeStart w:id="308"/>
       <w:r>
         <w:rPr>
           <w:rFonts w:ascii="Times New Roman" w:eastAsia="Times New Roman" w:hAnsi="Times New Roman" w:cs="Times New Roman"/>
@@ -26002,9 +25064,9 @@
           <w:sz w:val="24"/>
           <w:szCs w:val="24"/>
         </w:rPr>
-        <w:t xml:space="preserve">summary of the mechanisms and grouped by their strength of evidence of boom-busts as presented by the papers that had </w:t>
-      </w:r>
-      <w:proofErr w:type="gramStart"/>
+        <w:t xml:space="preserve">summary of the mechanisms and grouped by their strength of evidence of boom-busts as presented by the papers that had timeseries documenting boom-busts. The strength of evidence was evaluated using a predefined rubric </w:t>
+      </w:r>
+      <w:commentRangeStart w:id="309"/>
       <w:r>
         <w:rPr>
           <w:rFonts w:ascii="Times New Roman" w:eastAsia="Times New Roman" w:hAnsi="Times New Roman" w:cs="Times New Roman"/>
@@ -26012,9 +25074,15 @@
           <w:sz w:val="24"/>
           <w:szCs w:val="24"/>
         </w:rPr>
-        <w:t>timeseries</w:t>
-      </w:r>
-      <w:proofErr w:type="gramEnd"/>
+        <w:t>(Appendix XX)</w:t>
+      </w:r>
+      <w:commentRangeEnd w:id="309"/>
+      <w:r>
+        <w:rPr>
+          <w:rStyle w:val="CommentReference"/>
+        </w:rPr>
+        <w:commentReference w:id="309"/>
+      </w:r>
       <w:r>
         <w:rPr>
           <w:rFonts w:ascii="Times New Roman" w:eastAsia="Times New Roman" w:hAnsi="Times New Roman" w:cs="Times New Roman"/>
@@ -26022,40 +25090,14 @@
           <w:sz w:val="24"/>
           <w:szCs w:val="24"/>
         </w:rPr>
-        <w:t xml:space="preserve"> documenting boom-busts. The strength of evidence was evaluated using a predefined rubric </w:t>
-      </w:r>
-      <w:commentRangeStart w:id="311"/>
-      <w:r>
-        <w:rPr>
-          <w:rFonts w:ascii="Times New Roman" w:eastAsia="Times New Roman" w:hAnsi="Times New Roman" w:cs="Times New Roman"/>
-          <w:bCs/>
-          <w:sz w:val="24"/>
-          <w:szCs w:val="24"/>
-        </w:rPr>
-        <w:t>(Appendix XX)</w:t>
-      </w:r>
-      <w:commentRangeEnd w:id="311"/>
+        <w:t>.</w:t>
+      </w:r>
+      <w:commentRangeEnd w:id="308"/>
       <w:r>
         <w:rPr>
           <w:rStyle w:val="CommentReference"/>
         </w:rPr>
-        <w:commentReference w:id="311"/>
-      </w:r>
-      <w:r>
-        <w:rPr>
-          <w:rFonts w:ascii="Times New Roman" w:eastAsia="Times New Roman" w:hAnsi="Times New Roman" w:cs="Times New Roman"/>
-          <w:bCs/>
-          <w:sz w:val="24"/>
-          <w:szCs w:val="24"/>
-        </w:rPr>
-        <w:t>.</w:t>
-      </w:r>
-      <w:commentRangeEnd w:id="310"/>
-      <w:r>
-        <w:rPr>
-          <w:rStyle w:val="CommentReference"/>
-        </w:rPr>
-        <w:commentReference w:id="310"/>
+        <w:commentReference w:id="308"/>
       </w:r>
     </w:p>
     <w:tbl>
@@ -27739,7 +26781,7 @@
                 <w:lang w:val="en-US"/>
               </w:rPr>
             </w:pPr>
-            <w:commentRangeStart w:id="312"/>
+            <w:commentRangeStart w:id="310"/>
             <w:r>
               <w:rPr>
                 <w:rFonts w:ascii="Aptos Narrow" w:eastAsia="Times New Roman" w:hAnsi="Aptos Narrow" w:cs="Times New Roman"/>
@@ -27748,12 +26790,12 @@
               </w:rPr>
               <w:t>Environmental Thresholds</w:t>
             </w:r>
-            <w:commentRangeEnd w:id="312"/>
+            <w:commentRangeEnd w:id="310"/>
             <w:r>
               <w:rPr>
                 <w:rStyle w:val="CommentReference"/>
               </w:rPr>
-              <w:commentReference w:id="312"/>
+              <w:commentReference w:id="310"/>
             </w:r>
           </w:p>
         </w:tc>
@@ -28376,7 +27418,7 @@
           <w:szCs w:val="24"/>
         </w:rPr>
       </w:pPr>
-      <w:commentRangeStart w:id="313"/>
+      <w:commentRangeStart w:id="311"/>
       <w:r>
         <w:rPr>
           <w:rFonts w:ascii="Times New Roman" w:eastAsia="Times New Roman" w:hAnsi="Times New Roman" w:cs="Times New Roman"/>
@@ -28427,12 +27469,12 @@
           </wp:inline>
         </w:drawing>
       </w:r>
-      <w:commentRangeEnd w:id="313"/>
+      <w:commentRangeEnd w:id="311"/>
       <w:r>
         <w:rPr>
           <w:rStyle w:val="CommentReference"/>
         </w:rPr>
-        <w:commentReference w:id="313"/>
+        <w:commentReference w:id="311"/>
       </w:r>
     </w:p>
     <w:p>
@@ -28488,7 +27530,7 @@
         </w:rPr>
         <w:t>t and the classificaiton of boom-</w:t>
       </w:r>
-      <w:commentRangeStart w:id="314"/>
+      <w:commentRangeStart w:id="312"/>
       <w:r>
         <w:rPr>
           <w:rFonts w:ascii="Times New Roman" w:hAnsi="Times New Roman" w:cs="Times New Roman"/>
@@ -28498,12 +27540,12 @@
         </w:rPr>
         <w:t>bust, overshoot, and establishment</w:t>
       </w:r>
-      <w:commentRangeEnd w:id="314"/>
+      <w:commentRangeEnd w:id="312"/>
       <w:r>
         <w:rPr>
           <w:rStyle w:val="CommentReference"/>
         </w:rPr>
-        <w:commentReference w:id="314"/>
+        <w:commentReference w:id="312"/>
       </w:r>
       <w:r>
         <w:rPr>
@@ -28563,8 +27605,8 @@
           <w:szCs w:val="24"/>
         </w:rPr>
       </w:pPr>
-      <w:commentRangeStart w:id="315"/>
-      <w:commentRangeStart w:id="316"/>
+      <w:commentRangeStart w:id="313"/>
+      <w:commentRangeStart w:id="314"/>
       <w:r>
         <w:rPr>
           <w:rFonts w:ascii="Times New Roman" w:eastAsia="Times New Roman" w:hAnsi="Times New Roman" w:cs="Times New Roman"/>
@@ -28575,7 +27617,7 @@
         </w:rPr>
         <w:lastRenderedPageBreak/>
         <w:drawing>
-          <wp:inline distT="0" distB="0" distL="0" distR="0" wp14:anchorId="69932217" wp14:editId="3BA31714">
+          <wp:inline distT="0" distB="0" distL="0" distR="0" wp14:anchorId="69932217" wp14:editId="050FE07A">
             <wp:extent cx="3959319" cy="5066225"/>
             <wp:effectExtent l="0" t="0" r="0" b="1270"/>
             <wp:docPr id="1234861862" name="Picture 1" descr="A screenshot of a computer screen&#10;&#10;AI-generated content may be incorrect."/>
@@ -28616,19 +27658,19 @@
           </wp:inline>
         </w:drawing>
       </w:r>
-      <w:commentRangeEnd w:id="315"/>
-      <w:commentRangeEnd w:id="316"/>
+      <w:commentRangeEnd w:id="313"/>
+      <w:commentRangeEnd w:id="314"/>
       <w:r>
         <w:rPr>
           <w:rStyle w:val="CommentReference"/>
         </w:rPr>
-        <w:commentReference w:id="315"/>
+        <w:commentReference w:id="313"/>
       </w:r>
       <w:r>
         <w:rPr>
           <w:rStyle w:val="CommentReference"/>
         </w:rPr>
-        <w:commentReference w:id="316"/>
+        <w:commentReference w:id="314"/>
       </w:r>
     </w:p>
     <w:p>
@@ -28642,7 +27684,7 @@
           <w:szCs w:val="24"/>
         </w:rPr>
       </w:pPr>
-      <w:commentRangeStart w:id="317"/>
+      <w:commentRangeStart w:id="315"/>
       <w:r>
         <w:rPr>
           <w:rFonts w:ascii="Times New Roman" w:eastAsia="Times New Roman" w:hAnsi="Times New Roman" w:cs="Times New Roman"/>
@@ -28673,7 +27715,7 @@
         </w:rPr>
         <w:t xml:space="preserve"> 2: </w:t>
       </w:r>
-      <w:ins w:id="318" w:author="Nathan Dorn" w:date="2025-09-17T15:48:00Z" w16du:dateUtc="2025-09-17T19:48:00Z">
+      <w:ins w:id="316" w:author="Nathan Dorn" w:date="2025-09-17T15:48:00Z" w16du:dateUtc="2025-09-17T19:48:00Z">
         <w:r>
           <w:rPr>
             <w:rFonts w:ascii="Times New Roman" w:eastAsia="Times New Roman" w:hAnsi="Times New Roman" w:cs="Times New Roman"/>
@@ -28685,7 +27727,7 @@
           <w:t>F</w:t>
         </w:r>
       </w:ins>
-      <w:del w:id="319" w:author="Nathan Dorn" w:date="2025-09-17T15:48:00Z" w16du:dateUtc="2025-09-17T19:48:00Z">
+      <w:del w:id="317" w:author="Nathan Dorn" w:date="2025-09-17T15:48:00Z" w16du:dateUtc="2025-09-17T19:48:00Z">
         <w:r>
           <w:rPr>
             <w:rFonts w:ascii="Times New Roman" w:eastAsia="Times New Roman" w:hAnsi="Times New Roman" w:cs="Times New Roman"/>
@@ -29047,12 +28089,12 @@
         </w:rPr>
         <w:t>.</w:t>
       </w:r>
-      <w:commentRangeEnd w:id="317"/>
+      <w:commentRangeEnd w:id="315"/>
       <w:r>
         <w:rPr>
           <w:rStyle w:val="CommentReference"/>
         </w:rPr>
-        <w:commentReference w:id="317"/>
+        <w:commentReference w:id="315"/>
       </w:r>
     </w:p>
     <w:p>
@@ -29101,7 +28143,7 @@
           <w:docGrid w:linePitch="299"/>
         </w:sectPr>
       </w:pPr>
-      <w:commentRangeStart w:id="320"/>
+      <w:commentRangeStart w:id="318"/>
       <w:r>
         <w:rPr>
           <w:rFonts w:ascii="Times New Roman" w:eastAsia="Times New Roman" w:hAnsi="Times New Roman" w:cs="Times New Roman"/>
@@ -29153,12 +28195,12 @@
           </wp:inline>
         </w:drawing>
       </w:r>
-      <w:commentRangeEnd w:id="320"/>
+      <w:commentRangeEnd w:id="318"/>
       <w:r>
         <w:rPr>
           <w:rStyle w:val="CommentReference"/>
         </w:rPr>
-        <w:commentReference w:id="320"/>
+        <w:commentReference w:id="318"/>
       </w:r>
     </w:p>
     <w:p>
@@ -29215,23 +28257,13 @@
         </w:rPr>
         <w:t xml:space="preserve"> of the counts of time series that had </w:t>
       </w:r>
-      <w:proofErr w:type="gramStart"/>
-      <w:r>
-        <w:rPr>
-          <w:rFonts w:ascii="Times New Roman" w:eastAsia="Times New Roman" w:hAnsi="Times New Roman" w:cs="Times New Roman"/>
-          <w:sz w:val="24"/>
-          <w:szCs w:val="24"/>
-        </w:rPr>
-        <w:t>declines ≥</w:t>
-      </w:r>
-      <w:proofErr w:type="gramEnd"/>
-      <w:r>
-        <w:rPr>
-          <w:rFonts w:ascii="Times New Roman" w:eastAsia="Times New Roman" w:hAnsi="Times New Roman" w:cs="Times New Roman"/>
-          <w:sz w:val="24"/>
-          <w:szCs w:val="24"/>
-        </w:rPr>
-        <w:t xml:space="preserve"> 90%</w:t>
+      <w:r>
+        <w:rPr>
+          <w:rFonts w:ascii="Times New Roman" w:eastAsia="Times New Roman" w:hAnsi="Times New Roman" w:cs="Times New Roman"/>
+          <w:sz w:val="24"/>
+          <w:szCs w:val="24"/>
+        </w:rPr>
+        <w:t>declines ≥ 90%</w:t>
       </w:r>
       <w:r>
         <w:rPr>
@@ -30550,7 +29582,7 @@
         </w:rPr>
         <w:t xml:space="preserve"> </w:t>
       </w:r>
-      <w:del w:id="321" w:author="Nathan Dorn" w:date="2025-09-17T15:40:00Z" w16du:dateUtc="2025-09-17T19:40:00Z">
+      <w:del w:id="319" w:author="Nathan Dorn" w:date="2025-09-17T15:40:00Z" w16du:dateUtc="2025-09-17T19:40:00Z">
         <w:r>
           <w:rPr>
             <w:rFonts w:ascii="Times New Roman" w:eastAsia="Times New Roman" w:hAnsi="Times New Roman" w:cs="Times New Roman"/>
@@ -30560,7 +29592,7 @@
           <w:delText>suggest adopting</w:delText>
         </w:r>
       </w:del>
-      <w:ins w:id="322" w:author="Nathan Dorn" w:date="2025-09-17T15:40:00Z" w16du:dateUtc="2025-09-17T19:40:00Z">
+      <w:ins w:id="320" w:author="Nathan Dorn" w:date="2025-09-17T15:40:00Z" w16du:dateUtc="2025-09-17T19:40:00Z">
         <w:r>
           <w:rPr>
             <w:rFonts w:ascii="Times New Roman" w:eastAsia="Times New Roman" w:hAnsi="Times New Roman" w:cs="Times New Roman"/>
@@ -30826,7 +29858,7 @@
         </w:rPr>
         <w:t>.</w:t>
       </w:r>
-      <w:del w:id="323" w:author="Nathan Dorn" w:date="2025-09-17T15:41:00Z" w16du:dateUtc="2025-09-17T19:41:00Z">
+      <w:del w:id="321" w:author="Nathan Dorn" w:date="2025-09-17T15:41:00Z" w16du:dateUtc="2025-09-17T19:41:00Z">
         <w:r>
           <w:rPr>
             <w:rFonts w:ascii="Times New Roman" w:eastAsia="Times New Roman" w:hAnsi="Times New Roman" w:cs="Times New Roman"/>
@@ -30995,7 +30027,7 @@
         </w:rPr>
         <w:t xml:space="preserve"> </w:t>
       </w:r>
-      <w:commentRangeStart w:id="324"/>
+      <w:commentRangeStart w:id="322"/>
       <w:r>
         <w:rPr>
           <w:rFonts w:ascii="Times New Roman" w:eastAsia="Times New Roman" w:hAnsi="Times New Roman" w:cs="Times New Roman"/>
@@ -31068,12 +30100,12 @@
         </w:rPr>
         <w:t xml:space="preserve">. </w:t>
       </w:r>
-      <w:commentRangeEnd w:id="324"/>
+      <w:commentRangeEnd w:id="322"/>
       <w:r>
         <w:rPr>
           <w:rStyle w:val="CommentReference"/>
         </w:rPr>
-        <w:commentReference w:id="324"/>
+        <w:commentReference w:id="322"/>
       </w:r>
     </w:p>
     <w:p>
@@ -31094,7 +30126,7 @@
         <w:tab/>
         <w:t xml:space="preserve">Combining these </w:t>
       </w:r>
-      <w:commentRangeStart w:id="325"/>
+      <w:commentRangeStart w:id="323"/>
       <w:r>
         <w:rPr>
           <w:rFonts w:ascii="Times New Roman" w:eastAsia="Times New Roman" w:hAnsi="Times New Roman" w:cs="Times New Roman"/>
@@ -31103,7 +30135,7 @@
         </w:rPr>
         <w:t>criteri</w:t>
       </w:r>
-      <w:ins w:id="326" w:author="Nathan Dorn" w:date="2025-09-17T15:42:00Z" w16du:dateUtc="2025-09-17T19:42:00Z">
+      <w:ins w:id="324" w:author="Nathan Dorn" w:date="2025-09-17T15:42:00Z" w16du:dateUtc="2025-09-17T19:42:00Z">
         <w:r>
           <w:rPr>
             <w:rFonts w:ascii="Times New Roman" w:eastAsia="Times New Roman" w:hAnsi="Times New Roman" w:cs="Times New Roman"/>
@@ -31112,15 +30144,15 @@
           </w:rPr>
           <w:t>a</w:t>
         </w:r>
-        <w:commentRangeEnd w:id="325"/>
+        <w:commentRangeEnd w:id="323"/>
         <w:r>
           <w:rPr>
             <w:rStyle w:val="CommentReference"/>
           </w:rPr>
-          <w:commentReference w:id="325"/>
+          <w:commentReference w:id="323"/>
         </w:r>
       </w:ins>
-      <w:del w:id="327" w:author="Nathan Dorn" w:date="2025-09-17T15:42:00Z" w16du:dateUtc="2025-09-17T19:42:00Z">
+      <w:del w:id="325" w:author="Nathan Dorn" w:date="2025-09-17T15:42:00Z" w16du:dateUtc="2025-09-17T19:42:00Z">
         <w:r>
           <w:rPr>
             <w:rFonts w:ascii="Times New Roman" w:eastAsia="Times New Roman" w:hAnsi="Times New Roman" w:cs="Times New Roman"/>
@@ -31146,7 +30178,7 @@
         </w:rPr>
         <w:t>oom-bust</w:t>
       </w:r>
-      <w:del w:id="328" w:author="Nathan Dorn" w:date="2025-09-17T15:42:00Z" w16du:dateUtc="2025-09-17T19:42:00Z">
+      <w:del w:id="326" w:author="Nathan Dorn" w:date="2025-09-17T15:42:00Z" w16du:dateUtc="2025-09-17T19:42:00Z">
         <w:r>
           <w:rPr>
             <w:rFonts w:ascii="Times New Roman" w:eastAsia="Times New Roman" w:hAnsi="Times New Roman" w:cs="Times New Roman"/>
@@ -31228,7 +30260,7 @@
         </w:rPr>
         <w:t xml:space="preserve">phase (Figure 1) where the </w:t>
       </w:r>
-      <w:del w:id="329" w:author="Nathan Dorn" w:date="2025-09-17T15:45:00Z" w16du:dateUtc="2025-09-17T19:45:00Z">
+      <w:del w:id="327" w:author="Nathan Dorn" w:date="2025-09-17T15:45:00Z" w16du:dateUtc="2025-09-17T19:45:00Z">
         <w:r>
           <w:rPr>
             <w:rFonts w:ascii="Times New Roman" w:eastAsia="Times New Roman" w:hAnsi="Times New Roman" w:cs="Times New Roman"/>
@@ -31238,26 +30270,15 @@
           <w:delText xml:space="preserve">transition between </w:delText>
         </w:r>
       </w:del>
-      <w:proofErr w:type="spellStart"/>
-      <w:r>
-        <w:rPr>
-          <w:rFonts w:ascii="Times New Roman" w:eastAsia="Times New Roman" w:hAnsi="Times New Roman" w:cs="Times New Roman"/>
-          <w:sz w:val="24"/>
-          <w:szCs w:val="24"/>
-        </w:rPr>
-        <w:t>the</w:t>
-      </w:r>
-      <w:proofErr w:type="spellEnd"/>
-      <w:r>
-        <w:rPr>
-          <w:rFonts w:ascii="Times New Roman" w:eastAsia="Times New Roman" w:hAnsi="Times New Roman" w:cs="Times New Roman"/>
-          <w:sz w:val="24"/>
-          <w:szCs w:val="24"/>
-        </w:rPr>
-        <w:t xml:space="preserve"> growth </w:t>
-      </w:r>
-      <w:proofErr w:type="spellStart"/>
-      <w:ins w:id="330" w:author="Nathan Dorn" w:date="2025-09-17T15:45:00Z" w16du:dateUtc="2025-09-17T19:45:00Z">
+      <w:r>
+        <w:rPr>
+          <w:rFonts w:ascii="Times New Roman" w:eastAsia="Times New Roman" w:hAnsi="Times New Roman" w:cs="Times New Roman"/>
+          <w:sz w:val="24"/>
+          <w:szCs w:val="24"/>
+        </w:rPr>
+        <w:t xml:space="preserve">the growth </w:t>
+      </w:r>
+      <w:ins w:id="328" w:author="Nathan Dorn" w:date="2025-09-17T15:45:00Z" w16du:dateUtc="2025-09-17T19:45:00Z">
         <w:r>
           <w:rPr>
             <w:rFonts w:ascii="Times New Roman" w:eastAsia="Times New Roman" w:hAnsi="Times New Roman" w:cs="Times New Roman"/>
@@ -31267,7 +30288,7 @@
           <w:t>rate</w:t>
         </w:r>
       </w:ins>
-      <w:del w:id="331" w:author="Nathan Dorn" w:date="2025-09-17T15:45:00Z" w16du:dateUtc="2025-09-17T19:45:00Z">
+      <w:del w:id="329" w:author="Nathan Dorn" w:date="2025-09-17T15:45:00Z" w16du:dateUtc="2025-09-17T19:45:00Z">
         <w:r>
           <w:rPr>
             <w:rFonts w:ascii="Times New Roman" w:eastAsia="Times New Roman" w:hAnsi="Times New Roman" w:cs="Times New Roman"/>
@@ -31277,23 +30298,14 @@
           <w:delText xml:space="preserve">and </w:delText>
         </w:r>
       </w:del>
-      <w:ins w:id="332" w:author="Nathan Dorn" w:date="2025-09-17T15:45:00Z" w16du:dateUtc="2025-09-17T19:45:00Z">
+      <w:ins w:id="330" w:author="Nathan Dorn" w:date="2025-09-17T15:45:00Z" w16du:dateUtc="2025-09-17T19:45:00Z">
         <w:r>
           <w:rPr>
             <w:rFonts w:ascii="Times New Roman" w:eastAsia="Times New Roman" w:hAnsi="Times New Roman" w:cs="Times New Roman"/>
             <w:sz w:val="24"/>
             <w:szCs w:val="24"/>
           </w:rPr>
-          <w:t>to</w:t>
-        </w:r>
-        <w:proofErr w:type="spellEnd"/>
-        <w:r>
-          <w:rPr>
-            <w:rFonts w:ascii="Times New Roman" w:eastAsia="Times New Roman" w:hAnsi="Times New Roman" w:cs="Times New Roman"/>
-            <w:sz w:val="24"/>
-            <w:szCs w:val="24"/>
-          </w:rPr>
-          <w:t xml:space="preserve"> the</w:t>
+          <w:t>to the</w:t>
         </w:r>
         <w:r>
           <w:rPr>
@@ -31312,7 +30324,7 @@
         </w:rPr>
         <w:t>high abundance</w:t>
       </w:r>
-      <w:ins w:id="333" w:author="Nathan Dorn" w:date="2025-09-17T15:46:00Z" w16du:dateUtc="2025-09-17T19:46:00Z">
+      <w:ins w:id="331" w:author="Nathan Dorn" w:date="2025-09-17T15:46:00Z" w16du:dateUtc="2025-09-17T19:46:00Z">
         <w:r>
           <w:rPr>
             <w:rFonts w:ascii="Times New Roman" w:eastAsia="Times New Roman" w:hAnsi="Times New Roman" w:cs="Times New Roman"/>
@@ -31322,7 +30334,7 @@
           <w:t xml:space="preserve"> period</w:t>
         </w:r>
       </w:ins>
-      <w:del w:id="334" w:author="Nathan Dorn" w:date="2025-09-17T15:46:00Z" w16du:dateUtc="2025-09-17T19:46:00Z">
+      <w:del w:id="332" w:author="Nathan Dorn" w:date="2025-09-17T15:46:00Z" w16du:dateUtc="2025-09-17T19:46:00Z">
         <w:r>
           <w:rPr>
             <w:rFonts w:ascii="Times New Roman" w:eastAsia="Times New Roman" w:hAnsi="Times New Roman" w:cs="Times New Roman"/>
@@ -31372,7 +30384,7 @@
         </w:rPr>
         <w:t xml:space="preserve">), and the </w:t>
       </w:r>
-      <w:del w:id="335" w:author="Nathan Dorn" w:date="2025-09-17T15:45:00Z" w16du:dateUtc="2025-09-17T19:45:00Z">
+      <w:del w:id="333" w:author="Nathan Dorn" w:date="2025-09-17T15:45:00Z" w16du:dateUtc="2025-09-17T19:45:00Z">
         <w:r>
           <w:rPr>
             <w:rFonts w:ascii="Times New Roman" w:eastAsia="Times New Roman" w:hAnsi="Times New Roman" w:cs="Times New Roman"/>
@@ -31398,24 +30410,14 @@
           <w:delText xml:space="preserve"> to </w:delText>
         </w:r>
       </w:del>
-      <w:commentRangeStart w:id="336"/>
-      <w:proofErr w:type="spellStart"/>
-      <w:r>
-        <w:rPr>
-          <w:rFonts w:ascii="Times New Roman" w:eastAsia="Times New Roman" w:hAnsi="Times New Roman" w:cs="Times New Roman"/>
-          <w:sz w:val="24"/>
-          <w:szCs w:val="24"/>
-        </w:rPr>
-        <w:t>the</w:t>
-      </w:r>
-      <w:proofErr w:type="spellEnd"/>
-      <w:r>
-        <w:rPr>
-          <w:rFonts w:ascii="Times New Roman" w:eastAsia="Times New Roman" w:hAnsi="Times New Roman" w:cs="Times New Roman"/>
-          <w:sz w:val="24"/>
-          <w:szCs w:val="24"/>
-        </w:rPr>
-        <w:t xml:space="preserve"> </w:t>
+      <w:commentRangeStart w:id="334"/>
+      <w:r>
+        <w:rPr>
+          <w:rFonts w:ascii="Times New Roman" w:eastAsia="Times New Roman" w:hAnsi="Times New Roman" w:cs="Times New Roman"/>
+          <w:sz w:val="24"/>
+          <w:szCs w:val="24"/>
+        </w:rPr>
+        <w:t xml:space="preserve">the </w:t>
       </w:r>
       <w:r>
         <w:rPr>
@@ -31425,7 +30427,7 @@
         </w:rPr>
         <w:t>decline</w:t>
       </w:r>
-      <w:ins w:id="337" w:author="Nathan Dorn" w:date="2025-09-17T15:46:00Z" w16du:dateUtc="2025-09-17T19:46:00Z">
+      <w:ins w:id="335" w:author="Nathan Dorn" w:date="2025-09-17T15:46:00Z" w16du:dateUtc="2025-09-17T19:46:00Z">
         <w:r>
           <w:rPr>
             <w:rFonts w:ascii="Times New Roman" w:eastAsia="Times New Roman" w:hAnsi="Times New Roman" w:cs="Times New Roman"/>
@@ -31435,7 +30437,7 @@
           <w:t xml:space="preserve"> rate</w:t>
         </w:r>
       </w:ins>
-      <w:del w:id="338" w:author="Nathan Dorn" w:date="2025-09-17T15:46:00Z" w16du:dateUtc="2025-09-17T19:46:00Z">
+      <w:del w:id="336" w:author="Nathan Dorn" w:date="2025-09-17T15:46:00Z" w16du:dateUtc="2025-09-17T19:46:00Z">
         <w:r>
           <w:rPr>
             <w:rFonts w:ascii="Times New Roman" w:eastAsia="Times New Roman" w:hAnsi="Times New Roman" w:cs="Times New Roman"/>
@@ -31453,12 +30455,12 @@
         </w:rPr>
         <w:t xml:space="preserve"> </w:t>
       </w:r>
-      <w:commentRangeEnd w:id="336"/>
+      <w:commentRangeEnd w:id="334"/>
       <w:r>
         <w:rPr>
           <w:rStyle w:val="CommentReference"/>
         </w:rPr>
-        <w:commentReference w:id="336"/>
+        <w:commentReference w:id="334"/>
       </w:r>
       <w:r>
         <w:rPr>
@@ -31500,7 +30502,7 @@
         </w:rPr>
         <w:t xml:space="preserve">), </w:t>
       </w:r>
-      <w:ins w:id="339" w:author="Nathan Dorn" w:date="2025-09-17T15:46:00Z" w16du:dateUtc="2025-09-17T19:46:00Z">
+      <w:ins w:id="337" w:author="Nathan Dorn" w:date="2025-09-17T15:46:00Z" w16du:dateUtc="2025-09-17T19:46:00Z">
         <w:r>
           <w:rPr>
             <w:rFonts w:ascii="Times New Roman" w:eastAsia="Gungsuh" w:hAnsi="Times New Roman" w:cs="Times New Roman"/>
@@ -31510,7 +30512,7 @@
           <w:t>produce large</w:t>
         </w:r>
       </w:ins>
-      <w:del w:id="340" w:author="Nathan Dorn" w:date="2025-09-17T15:46:00Z" w16du:dateUtc="2025-09-17T19:46:00Z">
+      <w:del w:id="338" w:author="Nathan Dorn" w:date="2025-09-17T15:46:00Z" w16du:dateUtc="2025-09-17T19:46:00Z">
         <w:r>
           <w:rPr>
             <w:rFonts w:ascii="Times New Roman" w:eastAsia="Gungsuh" w:hAnsi="Times New Roman" w:cs="Times New Roman"/>
@@ -31520,7 +30522,7 @@
           <w:delText>severe</w:delText>
         </w:r>
       </w:del>
-      <w:ins w:id="341" w:author="Nathan Dorn" w:date="2025-09-17T15:46:00Z" w16du:dateUtc="2025-09-17T19:46:00Z">
+      <w:ins w:id="339" w:author="Nathan Dorn" w:date="2025-09-17T15:46:00Z" w16du:dateUtc="2025-09-17T19:46:00Z">
         <w:r>
           <w:rPr>
             <w:rFonts w:ascii="Times New Roman" w:eastAsia="Gungsuh" w:hAnsi="Times New Roman" w:cs="Times New Roman"/>
@@ -31538,7 +30540,7 @@
         </w:rPr>
         <w:t xml:space="preserve"> (≥ 90%), </w:t>
       </w:r>
-      <w:ins w:id="342" w:author="Nathan Dorn" w:date="2025-09-17T15:46:00Z" w16du:dateUtc="2025-09-17T19:46:00Z">
+      <w:ins w:id="340" w:author="Nathan Dorn" w:date="2025-09-17T15:46:00Z" w16du:dateUtc="2025-09-17T19:46:00Z">
         <w:r>
           <w:rPr>
             <w:rFonts w:ascii="Times New Roman" w:eastAsia="Gungsuh" w:hAnsi="Times New Roman" w:cs="Times New Roman"/>
@@ -31548,7 +30550,7 @@
           <w:t>that are</w:t>
         </w:r>
       </w:ins>
-      <w:del w:id="343" w:author="Nathan Dorn" w:date="2025-09-17T15:46:00Z" w16du:dateUtc="2025-09-17T19:46:00Z">
+      <w:del w:id="341" w:author="Nathan Dorn" w:date="2025-09-17T15:46:00Z" w16du:dateUtc="2025-09-17T19:46:00Z">
         <w:r>
           <w:rPr>
             <w:rFonts w:ascii="Times New Roman" w:eastAsia="Gungsuh" w:hAnsi="Times New Roman" w:cs="Times New Roman"/>
@@ -32134,18 +31136,8 @@
           <w:sz w:val="24"/>
           <w:szCs w:val="24"/>
         </w:rPr>
-        <w:t xml:space="preserve">high </w:t>
-      </w:r>
-      <w:proofErr w:type="spellStart"/>
-      <w:r>
-        <w:rPr>
-          <w:rFonts w:ascii="Times New Roman" w:eastAsia="Times New Roman" w:hAnsi="Times New Roman" w:cs="Times New Roman"/>
-          <w:sz w:val="24"/>
-          <w:szCs w:val="24"/>
-        </w:rPr>
-        <w:t>abundacne</w:t>
-      </w:r>
-      <w:proofErr w:type="spellEnd"/>
+        <w:t>high abundacne</w:t>
+      </w:r>
       <w:r>
         <w:rPr>
           <w:rFonts w:ascii="Times New Roman" w:eastAsia="Times New Roman" w:hAnsi="Times New Roman" w:cs="Times New Roman"/>
@@ -33481,7 +32473,7 @@
       </w:r>
     </w:p>
   </w:comment>
-  <w:comment w:id="284" w:author="Nathan Dorn" w:date="2025-09-25T18:13:00Z" w:initials="ND">
+  <w:comment w:id="282" w:author="Nathan Dorn" w:date="2025-09-25T18:13:00Z" w:initials="ND">
     <w:p>
       <w:pPr>
         <w:pStyle w:val="CommentText"/>
@@ -33497,7 +32489,7 @@
       </w:r>
     </w:p>
   </w:comment>
-  <w:comment w:id="285" w:author="Nathan Dorn" w:date="2025-09-25T18:14:00Z" w:initials="ND">
+  <w:comment w:id="283" w:author="Nathan Dorn" w:date="2025-09-25T18:14:00Z" w:initials="ND">
     <w:p>
       <w:pPr>
         <w:pStyle w:val="CommentText"/>
@@ -33513,7 +32505,7 @@
       </w:r>
     </w:p>
   </w:comment>
-  <w:comment w:id="290" w:author="Nathan Dorn" w:date="2025-09-25T18:17:00Z" w:initials="ND">
+  <w:comment w:id="288" w:author="Nathan Dorn" w:date="2025-09-25T18:17:00Z" w:initials="ND">
     <w:p>
       <w:pPr>
         <w:pStyle w:val="CommentText"/>
@@ -33529,7 +32521,7 @@
       </w:r>
     </w:p>
   </w:comment>
-  <w:comment w:id="286" w:author="Nathan Dorn" w:date="2025-09-25T18:18:00Z" w:initials="ND">
+  <w:comment w:id="284" w:author="Nathan Dorn" w:date="2025-09-25T18:18:00Z" w:initials="ND">
     <w:p>
       <w:pPr>
         <w:pStyle w:val="CommentText"/>
@@ -33545,7 +32537,7 @@
       </w:r>
     </w:p>
   </w:comment>
-  <w:comment w:id="292" w:author="Nathan Dorn" w:date="2025-09-25T18:19:00Z" w:initials="ND">
+  <w:comment w:id="290" w:author="Nathan Dorn" w:date="2025-09-25T18:19:00Z" w:initials="ND">
     <w:p>
       <w:pPr>
         <w:pStyle w:val="CommentText"/>
@@ -33561,7 +32553,7 @@
       </w:r>
     </w:p>
   </w:comment>
-  <w:comment w:id="291" w:author="Nathan Dorn" w:date="2025-09-25T18:21:00Z" w:initials="ND">
+  <w:comment w:id="289" w:author="Nathan Dorn" w:date="2025-09-25T18:21:00Z" w:initials="ND">
     <w:p>
       <w:pPr>
         <w:pStyle w:val="CommentText"/>
@@ -33577,7 +32569,7 @@
       </w:r>
     </w:p>
   </w:comment>
-  <w:comment w:id="293" w:author="Nathan Dorn" w:date="2025-09-25T18:22:00Z" w:initials="ND">
+  <w:comment w:id="291" w:author="Nathan Dorn" w:date="2025-09-25T18:22:00Z" w:initials="ND">
     <w:p>
       <w:pPr>
         <w:pStyle w:val="CommentText"/>
@@ -33593,7 +32585,7 @@
       </w:r>
     </w:p>
   </w:comment>
-  <w:comment w:id="295" w:author="Nathan Dorn" w:date="2025-09-25T18:26:00Z" w:initials="ND">
+  <w:comment w:id="293" w:author="Nathan Dorn" w:date="2025-09-25T18:26:00Z" w:initials="ND">
     <w:p>
       <w:pPr>
         <w:pStyle w:val="CommentText"/>
@@ -33609,7 +32601,7 @@
       </w:r>
     </w:p>
   </w:comment>
-  <w:comment w:id="297" w:author="Nathan Dorn" w:date="2025-09-25T18:27:00Z" w:initials="ND">
+  <w:comment w:id="295" w:author="Nathan Dorn" w:date="2025-09-25T18:27:00Z" w:initials="ND">
     <w:p>
       <w:pPr>
         <w:pStyle w:val="CommentText"/>
@@ -33638,7 +32630,7 @@
       </w:r>
     </w:p>
   </w:comment>
-  <w:comment w:id="300" w:author="Nathan Dorn" w:date="2025-09-25T18:39:00Z" w:initials="ND">
+  <w:comment w:id="298" w:author="Nathan Dorn" w:date="2025-09-25T18:39:00Z" w:initials="ND">
     <w:p>
       <w:pPr>
         <w:pStyle w:val="CommentText"/>
@@ -33699,7 +32691,7 @@
       </w:r>
     </w:p>
   </w:comment>
-  <w:comment w:id="301" w:author="Nathan Dorn" w:date="2025-09-25T18:33:00Z" w:initials="ND">
+  <w:comment w:id="299" w:author="Nathan Dorn" w:date="2025-09-25T18:33:00Z" w:initials="ND">
     <w:p>
       <w:pPr>
         <w:pStyle w:val="CommentText"/>
@@ -33728,6 +32720,38 @@
       </w:r>
     </w:p>
   </w:comment>
+  <w:comment w:id="302" w:author="Nathan Dorn" w:date="2025-09-25T18:37:00Z" w:initials="ND">
+    <w:p>
+      <w:pPr>
+        <w:pStyle w:val="CommentText"/>
+      </w:pPr>
+      <w:r>
+        <w:rPr>
+          <w:rStyle w:val="CommentReference"/>
+        </w:rPr>
+        <w:annotationRef/>
+      </w:r>
+      <w:r>
+        <w:t>Not busts… but declines?</w:t>
+      </w:r>
+    </w:p>
+  </w:comment>
+  <w:comment w:id="305" w:author="Nathan Dorn" w:date="2025-09-25T18:38:00Z" w:initials="ND">
+    <w:p>
+      <w:pPr>
+        <w:pStyle w:val="CommentText"/>
+      </w:pPr>
+      <w:r>
+        <w:rPr>
+          <w:rStyle w:val="CommentReference"/>
+        </w:rPr>
+        <w:annotationRef/>
+      </w:r>
+      <w:r>
+        <w:t xml:space="preserve">Is this mostly a reiteration of things said by Strayer? </w:t>
+      </w:r>
+    </w:p>
+  </w:comment>
   <w:comment w:id="304" w:author="Nathan Dorn" w:date="2025-09-25T18:37:00Z" w:initials="ND">
     <w:p>
       <w:pPr>
@@ -33740,11 +32764,11 @@
         <w:annotationRef/>
       </w:r>
       <w:r>
-        <w:t>Not busts… but declines?</w:t>
+        <w:t>Declines, not busts…?</w:t>
       </w:r>
     </w:p>
   </w:comment>
-  <w:comment w:id="307" w:author="Nathan Dorn" w:date="2025-09-25T18:38:00Z" w:initials="ND">
+  <w:comment w:id="306" w:author="Nathan Dorn" w:date="2025-09-25T18:40:00Z" w:initials="ND">
     <w:p>
       <w:pPr>
         <w:pStyle w:val="CommentText"/>
@@ -33756,11 +32780,11 @@
         <w:annotationRef/>
       </w:r>
       <w:r>
-        <w:t xml:space="preserve">Is this mostly a reiteration of things said by Strayer? </w:t>
+        <w:t>important</w:t>
       </w:r>
     </w:p>
   </w:comment>
-  <w:comment w:id="306" w:author="Nathan Dorn" w:date="2025-09-25T18:37:00Z" w:initials="ND">
+  <w:comment w:id="307" w:author="Nathan Dorn" w:date="2025-09-25T18:41:00Z" w:initials="ND">
     <w:p>
       <w:pPr>
         <w:pStyle w:val="CommentText"/>
@@ -33772,11 +32796,11 @@
         <w:annotationRef/>
       </w:r>
       <w:r>
-        <w:t>Declines, not busts…?</w:t>
+        <w:t xml:space="preserve">Important, but probably needs to dovetail with mechanisms.  If mechanisms are environmental then can the environment change to produce another boom-bust?  </w:t>
       </w:r>
     </w:p>
   </w:comment>
-  <w:comment w:id="308" w:author="Nathan Dorn" w:date="2025-09-25T18:40:00Z" w:initials="ND">
+  <w:comment w:id="309" w:author="Nathan Barrus" w:date="2025-08-29T13:51:00Z" w:initials="NB">
     <w:p>
       <w:pPr>
         <w:pStyle w:val="CommentText"/>
@@ -33788,11 +32812,11 @@
         <w:annotationRef/>
       </w:r>
       <w:r>
-        <w:t>important</w:t>
+        <w:t>Compile and reference this appendix.</w:t>
       </w:r>
     </w:p>
   </w:comment>
-  <w:comment w:id="309" w:author="Nathan Dorn" w:date="2025-09-25T18:41:00Z" w:initials="ND">
+  <w:comment w:id="308" w:author="Nathan Dorn" w:date="2025-09-17T15:57:00Z" w:initials="ND">
     <w:p>
       <w:pPr>
         <w:pStyle w:val="CommentText"/>
@@ -33804,11 +32828,11 @@
         <w:annotationRef/>
       </w:r>
       <w:r>
-        <w:t xml:space="preserve">Important, but probably needs to dovetail with mechanisms.  If mechanisms are environmental then can the environment change to produce another boom-bust?  </w:t>
+        <w:t xml:space="preserve">I wonder if you should just list hypotheses for the 33 studies if they have them and then whether or not they tested anything related to the hypothesis and then whether or not they had strong evidence for the hypothesized mechanism.   So in the end the reader has the best studies of boom-bust listed and the hypothesized mechanisms vs. the tested mechanisms. </w:t>
       </w:r>
     </w:p>
   </w:comment>
-  <w:comment w:id="311" w:author="Nathan Barrus" w:date="2025-08-29T13:51:00Z" w:initials="NB">
+  <w:comment w:id="310" w:author="Nathan Dorn" w:date="2025-09-25T17:41:00Z" w:initials="ND">
     <w:p>
       <w:pPr>
         <w:pStyle w:val="CommentText"/>
@@ -33820,11 +32844,11 @@
         <w:annotationRef/>
       </w:r>
       <w:r>
-        <w:t>Compile and reference this appendix.</w:t>
+        <w:t xml:space="preserve">What does this one mean?  I think there’s room to spell it out a bit in the table. </w:t>
       </w:r>
     </w:p>
   </w:comment>
-  <w:comment w:id="310" w:author="Nathan Dorn" w:date="2025-09-17T15:57:00Z" w:initials="ND">
+  <w:comment w:id="311" w:author="Nathan Dorn" w:date="2025-09-17T15:53:00Z" w:initials="ND">
     <w:p>
       <w:pPr>
         <w:pStyle w:val="CommentText"/>
@@ -33836,11 +32860,11 @@
         <w:annotationRef/>
       </w:r>
       <w:r>
-        <w:t xml:space="preserve">I wonder if you should just list hypotheses for the 33 studies if they have them and then whether or not they tested anything related to the hypothesis and then whether or not they had strong evidence for the hypothesized mechanism.   So in the end the reader has the best studies of boom-bust listed and the hypothesized mechanisms vs. the tested mechanisms. </w:t>
+        <w:t xml:space="preserve">Everything in A makes sense. Not much makes sense in B. It’s unclear what all the different lines are there for and why they are necessary. What are they adding to this paper?  You don’t seem to refer to 1B in the paper so it’s entirely confusing why those panels are included. You mostly want people to look at 1A.  So I’d suggest you drop 1B unless it’s important to use it. </w:t>
       </w:r>
     </w:p>
   </w:comment>
-  <w:comment w:id="312" w:author="Nathan Dorn" w:date="2025-09-25T17:41:00Z" w:initials="ND">
+  <w:comment w:id="312" w:author="Nathan Dorn" w:date="2025-09-17T15:39:00Z" w:initials="ND">
     <w:p>
       <w:pPr>
         <w:pStyle w:val="CommentText"/>
@@ -33852,11 +32876,11 @@
         <w:annotationRef/>
       </w:r>
       <w:r>
-        <w:t xml:space="preserve">What does this one mean?  I think there’s room to spell it out a bit in the table. </w:t>
+        <w:t>I suppose for some people the overshoot could be considered a bust dynamic if the species is no longer considered a pest (is this a point of Strayers?)  I think that should probably be a separate issue (essentially this is equilibrium at 10-80% of peak density?).  I would guess these are still quite noticeable and their effects may still be strong even if not as obnoxious?</w:t>
       </w:r>
     </w:p>
   </w:comment>
-  <w:comment w:id="313" w:author="Nathan Dorn" w:date="2025-09-17T15:53:00Z" w:initials="ND">
+  <w:comment w:id="313" w:author="Nathan Dorn" w:date="2025-09-25T17:38:00Z" w:initials="ND">
     <w:p>
       <w:pPr>
         <w:pStyle w:val="CommentText"/>
@@ -33868,11 +32892,11 @@
         <w:annotationRef/>
       </w:r>
       <w:r>
-        <w:t xml:space="preserve">Everything in A makes sense. Not much makes sense in B. It’s unclear what all the different lines are there for and why they are necessary. What are they adding to this paper?  You don’t seem to refer to 1B in the paper so it’s entirely confusing why those panels are included. You mostly want people to look at 1A.  So I’d suggest you drop 1B unless it’s important to use it. </w:t>
+        <w:t xml:space="preserve">I’m not sure how you get to the 87 sust &gt;90% decline but then split some out as “15 boom and bust sust unk” ?  Aren’t those already all sustained declines? </w:t>
       </w:r>
     </w:p>
   </w:comment>
-  <w:comment w:id="314" w:author="Nathan Dorn" w:date="2025-09-17T15:39:00Z" w:initials="ND">
+  <w:comment w:id="314" w:author="Nathan Dorn" w:date="2025-09-17T15:49:00Z" w:initials="ND">
     <w:p>
       <w:pPr>
         <w:pStyle w:val="CommentText"/>
@@ -33884,11 +32908,11 @@
         <w:annotationRef/>
       </w:r>
       <w:r>
-        <w:t>I suppose for some people the overshoot could be considered a bust dynamic if the species is no longer considered a pest (is this a point of Strayers?)  I think that should probably be a separate issue (essentially this is equilibrium at 10-80% of peak density?).  I would guess these are still quite noticeable and their effects may still be strong even if not as obnoxious?</w:t>
+        <w:t xml:space="preserve">81 is a fast bust rate? Fast vs. Slow rate has an unclear meaning. </w:t>
       </w:r>
     </w:p>
   </w:comment>
-  <w:comment w:id="315" w:author="Nathan Dorn" w:date="2025-09-25T17:38:00Z" w:initials="ND">
+  <w:comment w:id="315" w:author="Nathan Dorn" w:date="2025-09-17T15:51:00Z" w:initials="ND">
     <w:p>
       <w:pPr>
         <w:pStyle w:val="CommentText"/>
@@ -33900,11 +32924,11 @@
         <w:annotationRef/>
       </w:r>
       <w:r>
-        <w:t xml:space="preserve">I’m not sure how you get to the 87 sust &gt;90% decline but then split some out as “15 boom and bust sust unk” ?  Aren’t those already all sustained declines? </w:t>
+        <w:t xml:space="preserve">This is a nice flow chart of the results but I think it will need to be cleaned up a bit and I don’t know if the colors are necessary.  I do think somewhere here it would be nice to show a few real time series examples in a 3-4 panel diagram (different species analyzed the same way).  </w:t>
       </w:r>
     </w:p>
   </w:comment>
-  <w:comment w:id="316" w:author="Nathan Dorn" w:date="2025-09-17T15:49:00Z" w:initials="ND">
+  <w:comment w:id="318" w:author="Nathan Dorn" w:date="2025-09-25T17:40:00Z" w:initials="ND">
     <w:p>
       <w:pPr>
         <w:pStyle w:val="CommentText"/>
@@ -33916,11 +32940,11 @@
         <w:annotationRef/>
       </w:r>
       <w:r>
-        <w:t xml:space="preserve">81 is a fast bust rate? Fast vs. Slow rate has an unclear meaning. </w:t>
+        <w:t>These counts are interesting.  Are the proportions of all boom-bust studies (195 inclusion studies = freshwater, marine, terrestrial)… or animals, plants, classes?</w:t>
       </w:r>
     </w:p>
   </w:comment>
-  <w:comment w:id="317" w:author="Nathan Dorn" w:date="2025-09-17T15:51:00Z" w:initials="ND">
+  <w:comment w:id="322" w:author="Nathan Dorn" w:date="2025-09-17T15:42:00Z" w:initials="ND">
     <w:p>
       <w:pPr>
         <w:pStyle w:val="CommentText"/>
@@ -33932,11 +32956,11 @@
         <w:annotationRef/>
       </w:r>
       <w:r>
-        <w:t xml:space="preserve">This is a nice flow chart of the results but I think it will need to be cleaned up a bit and I don’t know if the colors are necessary.  I do think somewhere here it would be nice to show a few real time series examples in a 3-4 panel diagram (different species analyzed the same way).  </w:t>
+        <w:t>In all cases?  Would the lynx hare cycle be cyclical boom and bust if the low were 3 years?</w:t>
       </w:r>
     </w:p>
   </w:comment>
-  <w:comment w:id="320" w:author="Nathan Dorn" w:date="2025-09-25T17:40:00Z" w:initials="ND">
+  <w:comment w:id="323" w:author="Nathan Dorn" w:date="2025-09-17T15:42:00Z" w:initials="ND">
     <w:p>
       <w:pPr>
         <w:pStyle w:val="CommentText"/>
@@ -33948,43 +32972,11 @@
         <w:annotationRef/>
       </w:r>
       <w:r>
-        <w:t>These counts are interesting.  Are the proportions of all boom-bust studies (195 inclusion studies = freshwater, marine, terrestrial)… or animals, plants, classes?</w:t>
+        <w:t>plural</w:t>
       </w:r>
     </w:p>
   </w:comment>
-  <w:comment w:id="324" w:author="Nathan Dorn" w:date="2025-09-17T15:42:00Z" w:initials="ND">
-    <w:p>
-      <w:pPr>
-        <w:pStyle w:val="CommentText"/>
-      </w:pPr>
-      <w:r>
-        <w:rPr>
-          <w:rStyle w:val="CommentReference"/>
-        </w:rPr>
-        <w:annotationRef/>
-      </w:r>
-      <w:r>
-        <w:t>In all cases?  Would the lynx hare cycle be cyclical boom and bust if the low were 3 years?</w:t>
-      </w:r>
-    </w:p>
-  </w:comment>
-  <w:comment w:id="325" w:author="Nathan Dorn" w:date="2025-09-17T15:42:00Z" w:initials="ND">
-    <w:p>
-      <w:pPr>
-        <w:pStyle w:val="CommentText"/>
-      </w:pPr>
-      <w:r>
-        <w:rPr>
-          <w:rStyle w:val="CommentReference"/>
-        </w:rPr>
-        <w:annotationRef/>
-      </w:r>
-      <w:r>
-        <w:t>plural</w:t>
-      </w:r>
-    </w:p>
-  </w:comment>
-  <w:comment w:id="336" w:author="Nathan Dorn" w:date="2025-09-17T15:47:00Z" w:initials="ND">
+  <w:comment w:id="334" w:author="Nathan Dorn" w:date="2025-09-17T15:47:00Z" w:initials="ND">
     <w:p>
       <w:pPr>
         <w:pStyle w:val="CommentText"/>
